--- a/cienciaDados/atv2/relatorio_final.docx
+++ b/cienciaDados/atv2/relatorio_final.docx
@@ -1965,7 +1965,15 @@
       </w:r>
       <w:proofErr w:type="spellEnd"/>
       <w:r>
-        <w:t xml:space="preserve"> (42, 123, 456). O relatório apresenta media e desvio padrão.</w:t>
+        <w:t xml:space="preserve"> (42, 123, 456). O relatório apresenta </w:t>
+      </w:r>
+      <w:proofErr w:type="gramStart"/>
+      <w:r>
+        <w:t>media</w:t>
+      </w:r>
+      <w:proofErr w:type="gramEnd"/>
+      <w:r>
+        <w:t xml:space="preserve"> e desvio padrão.</w:t>
       </w:r>
     </w:p>
     <w:p>
@@ -2478,7 +2486,25 @@
           <w:sz w:val="18"/>
           <w:szCs w:val="18"/>
         </w:rPr>
-        <w:t>Tabela 2: Acurácia media por mecanismo (</w:t>
+        <w:t xml:space="preserve">Tabela 2: Acurácia </w:t>
+      </w:r>
+      <w:r>
+        <w:rPr>
+          <w:i/>
+          <w:iCs/>
+          <w:sz w:val="18"/>
+          <w:szCs w:val="18"/>
+        </w:rPr>
+        <w:t>média</w:t>
+      </w:r>
+      <w:r>
+        <w:rPr>
+          <w:i/>
+          <w:iCs/>
+          <w:sz w:val="18"/>
+          <w:szCs w:val="18"/>
+        </w:rPr>
+        <w:t xml:space="preserve"> por mecanismo (</w:t>
       </w:r>
       <w:proofErr w:type="spellStart"/>
       <w:r>
@@ -3050,7 +3076,27 @@
           <w:sz w:val="18"/>
           <w:szCs w:val="18"/>
         </w:rPr>
-        <w:t>, media dos imputadores).</w:t>
+        <w:t xml:space="preserve">, </w:t>
+      </w:r>
+      <w:proofErr w:type="gramStart"/>
+      <w:r>
+        <w:rPr>
+          <w:i/>
+          <w:iCs/>
+          <w:sz w:val="18"/>
+          <w:szCs w:val="18"/>
+        </w:rPr>
+        <w:t>media</w:t>
+      </w:r>
+      <w:proofErr w:type="gramEnd"/>
+      <w:r>
+        <w:rPr>
+          <w:i/>
+          <w:iCs/>
+          <w:sz w:val="18"/>
+          <w:szCs w:val="18"/>
+        </w:rPr>
+        <w:t xml:space="preserve"> dos imputadores).</w:t>
       </w:r>
     </w:p>
     <w:p>
@@ -3099,11 +3145,9 @@
         <w:lastRenderedPageBreak/>
         <w:t xml:space="preserve">valores mais extremos distorce fundamentalmente a </w:t>
       </w:r>
-      <w:proofErr w:type="spellStart"/>
-      <w:r>
-        <w:t>distribuicao</w:t>
-      </w:r>
-      <w:proofErr w:type="spellEnd"/>
+      <w:r>
+        <w:t>distribuição</w:t>
+      </w:r>
       <w:r>
         <w:t xml:space="preserve"> do </w:t>
       </w:r>
@@ -3123,11 +3167,9 @@
       <w:r>
         <w:t xml:space="preserve"> apresenta comportamento </w:t>
       </w:r>
-      <w:proofErr w:type="spellStart"/>
-      <w:r>
-        <w:t>estavel</w:t>
-      </w:r>
-      <w:proofErr w:type="spellEnd"/>
+      <w:r>
+        <w:t>estável</w:t>
+      </w:r>
       <w:r>
         <w:t xml:space="preserve"> em todos os mecanismos.</w:t>
       </w:r>
@@ -3170,46 +3212,6 @@
         <w:spacing w:before="80" w:after="80"/>
         <w:jc w:val="both"/>
       </w:pPr>
-      <w:r>
-        <w:rPr>
-          <w:noProof/>
-        </w:rPr>
-        <w:drawing>
-          <wp:inline distT="0" distB="0" distL="0" distR="0" wp14:anchorId="0E9BC4FF" wp14:editId="7BAAADBA">
-            <wp:extent cx="5731510" cy="4061460"/>
-            <wp:effectExtent l="0" t="0" r="2540" b="0"/>
-            <wp:docPr id="718513149" name="Imagem 1"/>
-            <wp:cNvGraphicFramePr>
-              <a:graphicFrameLocks xmlns:a="http://schemas.openxmlformats.org/drawingml/2006/main" noChangeAspect="1"/>
-            </wp:cNvGraphicFramePr>
-            <a:graphic xmlns:a="http://schemas.openxmlformats.org/drawingml/2006/main">
-              <a:graphicData uri="http://schemas.openxmlformats.org/drawingml/2006/picture">
-                <pic:pic xmlns:pic="http://schemas.openxmlformats.org/drawingml/2006/picture">
-                  <pic:nvPicPr>
-                    <pic:cNvPr id="718513149" name=""/>
-                    <pic:cNvPicPr/>
-                  </pic:nvPicPr>
-                  <pic:blipFill>
-                    <a:blip r:embed="rId6"/>
-                    <a:stretch>
-                      <a:fillRect/>
-                    </a:stretch>
-                  </pic:blipFill>
-                  <pic:spPr>
-                    <a:xfrm>
-                      <a:off x="0" y="0"/>
-                      <a:ext cx="5731510" cy="4061460"/>
-                    </a:xfrm>
-                    <a:prstGeom prst="rect">
-                      <a:avLst/>
-                    </a:prstGeom>
-                  </pic:spPr>
-                </pic:pic>
-              </a:graphicData>
-            </a:graphic>
-          </wp:inline>
-        </w:drawing>
-      </w:r>
     </w:p>
     <w:p>
       <w:pPr>
@@ -3233,7 +3235,13 @@
       </w:r>
       <w:proofErr w:type="spellEnd"/>
       <w:r>
-        <w:t>, media de mecanismos e imputadores):</w:t>
+        <w:t xml:space="preserve">, </w:t>
+      </w:r>
+      <w:r>
+        <w:t>média</w:t>
+      </w:r>
+      <w:r>
+        <w:t xml:space="preserve"> de mecanismos e imputadores):</w:t>
       </w:r>
     </w:p>
     <w:tbl>
@@ -4540,7 +4548,7 @@
                     </pic:cNvPicPr>
                   </pic:nvPicPr>
                   <pic:blipFill>
-                    <a:blip r:embed="rId7"/>
+                    <a:blip r:embed="rId6"/>
                     <a:stretch>
                       <a:fillRect/>
                     </a:stretch>
@@ -4624,11 +4632,9 @@
       <w:r>
         <w:t xml:space="preserve">Esta figura mostra como cada imputador se comporta com o aumento da taxa de </w:t>
       </w:r>
-      <w:proofErr w:type="spellStart"/>
-      <w:r>
-        <w:t>ausencia</w:t>
-      </w:r>
-      <w:proofErr w:type="spellEnd"/>
+      <w:r>
+        <w:t>ausência</w:t>
+      </w:r>
       <w:r>
         <w:t xml:space="preserve"> sob MCAR. No </w:t>
       </w:r>
@@ -4640,35 +4646,27 @@
       <w:r>
         <w:t xml:space="preserve">, todos os </w:t>
       </w:r>
-      <w:proofErr w:type="spellStart"/>
-      <w:r>
-        <w:t>metodos</w:t>
-      </w:r>
-      <w:proofErr w:type="spellEnd"/>
+      <w:r>
+        <w:t>métodos</w:t>
+      </w:r>
       <w:r>
         <w:t xml:space="preserve"> de </w:t>
       </w:r>
-      <w:proofErr w:type="spellStart"/>
-      <w:r>
-        <w:t>imputacao</w:t>
-      </w:r>
-      <w:proofErr w:type="spellEnd"/>
+      <w:r>
+        <w:t>imputação</w:t>
+      </w:r>
       <w:r>
         <w:t xml:space="preserve"> mantêm desempenho </w:t>
       </w:r>
-      <w:proofErr w:type="spellStart"/>
-      <w:r>
-        <w:t>proximo</w:t>
-      </w:r>
-      <w:proofErr w:type="spellEnd"/>
+      <w:r>
+        <w:t>próximo</w:t>
+      </w:r>
       <w:r>
         <w:t xml:space="preserve"> entre si, com </w:t>
       </w:r>
-      <w:proofErr w:type="spellStart"/>
-      <w:r>
-        <w:t>excecao</w:t>
-      </w:r>
-      <w:proofErr w:type="spellEnd"/>
+      <w:r>
+        <w:t>exceção</w:t>
+      </w:r>
       <w:r>
         <w:t xml:space="preserve"> do </w:t>
       </w:r>
@@ -4696,11 +4694,9 @@
       <w:r>
         <w:t xml:space="preserve"> injetado colapsa para R2 negativo (inferior a -3) a 25% de </w:t>
       </w:r>
-      <w:proofErr w:type="spellStart"/>
-      <w:r>
-        <w:t>ausencia</w:t>
-      </w:r>
-      <w:proofErr w:type="spellEnd"/>
+      <w:r>
+        <w:t>ausência</w:t>
+      </w:r>
       <w:r>
         <w:t xml:space="preserve">, enquanto todos os imputadores mantêm R2 acima de 0.95. No </w:t>
       </w:r>
@@ -4712,19 +4708,15 @@
       <w:r>
         <w:t xml:space="preserve">, o comportamento e mais </w:t>
       </w:r>
-      <w:proofErr w:type="spellStart"/>
-      <w:r>
-        <w:t>estavel</w:t>
-      </w:r>
-      <w:proofErr w:type="spellEnd"/>
+      <w:r>
+        <w:t>estável</w:t>
+      </w:r>
       <w:r>
         <w:t xml:space="preserve">, sem </w:t>
       </w:r>
-      <w:proofErr w:type="spellStart"/>
-      <w:r>
-        <w:t>diferenca</w:t>
-      </w:r>
-      <w:proofErr w:type="spellEnd"/>
+      <w:r>
+        <w:t>diferença</w:t>
+      </w:r>
       <w:r>
         <w:t xml:space="preserve"> expressiva entre os imputadores.</w:t>
       </w:r>
@@ -4734,47 +4726,6 @@
         <w:spacing w:before="80" w:after="80"/>
         <w:jc w:val="both"/>
       </w:pPr>
-      <w:r>
-        <w:rPr>
-          <w:noProof/>
-        </w:rPr>
-        <w:lastRenderedPageBreak/>
-        <w:drawing>
-          <wp:inline distT="0" distB="0" distL="0" distR="0" wp14:anchorId="0B65B469" wp14:editId="4217035A">
-            <wp:extent cx="5731510" cy="4555490"/>
-            <wp:effectExtent l="0" t="0" r="2540" b="0"/>
-            <wp:docPr id="1958320775" name="Imagem 1"/>
-            <wp:cNvGraphicFramePr>
-              <a:graphicFrameLocks xmlns:a="http://schemas.openxmlformats.org/drawingml/2006/main" noChangeAspect="1"/>
-            </wp:cNvGraphicFramePr>
-            <a:graphic xmlns:a="http://schemas.openxmlformats.org/drawingml/2006/main">
-              <a:graphicData uri="http://schemas.openxmlformats.org/drawingml/2006/picture">
-                <pic:pic xmlns:pic="http://schemas.openxmlformats.org/drawingml/2006/picture">
-                  <pic:nvPicPr>
-                    <pic:cNvPr id="1958320775" name=""/>
-                    <pic:cNvPicPr/>
-                  </pic:nvPicPr>
-                  <pic:blipFill>
-                    <a:blip r:embed="rId8"/>
-                    <a:stretch>
-                      <a:fillRect/>
-                    </a:stretch>
-                  </pic:blipFill>
-                  <pic:spPr>
-                    <a:xfrm>
-                      <a:off x="0" y="0"/>
-                      <a:ext cx="5731510" cy="4555490"/>
-                    </a:xfrm>
-                    <a:prstGeom prst="rect">
-                      <a:avLst/>
-                    </a:prstGeom>
-                  </pic:spPr>
-                </pic:pic>
-              </a:graphicData>
-            </a:graphic>
-          </wp:inline>
-        </w:drawing>
-      </w:r>
     </w:p>
     <w:p>
       <w:pPr>
@@ -5816,6 +5767,7 @@
                 <w:sz w:val="20"/>
                 <w:szCs w:val="20"/>
               </w:rPr>
+              <w:lastRenderedPageBreak/>
               <w:t>simple_const</w:t>
             </w:r>
             <w:proofErr w:type="spellEnd"/>
@@ -6142,6 +6094,12 @@
     <w:p>
       <w:pPr>
         <w:spacing w:before="80" w:after="160"/>
+        <w:rPr>
+          <w:i/>
+          <w:iCs/>
+          <w:sz w:val="18"/>
+          <w:szCs w:val="18"/>
+        </w:rPr>
       </w:pPr>
       <w:r>
         <w:rPr>
@@ -6192,6 +6150,22 @@
         </w:rPr>
         <w:t>).</w:t>
       </w:r>
+    </w:p>
+    <w:p>
+      <w:pPr>
+        <w:spacing w:before="80" w:after="160"/>
+        <w:rPr>
+          <w:i/>
+          <w:iCs/>
+          <w:sz w:val="18"/>
+          <w:szCs w:val="18"/>
+        </w:rPr>
+      </w:pPr>
+    </w:p>
+    <w:p>
+      <w:pPr>
+        <w:spacing w:before="80" w:after="160"/>
+      </w:pPr>
     </w:p>
     <w:p>
       <w:pPr>
@@ -6372,7 +6346,6 @@
                 <w:sz w:val="20"/>
                 <w:szCs w:val="20"/>
               </w:rPr>
-              <w:lastRenderedPageBreak/>
               <w:t>simple_mean</w:t>
             </w:r>
             <w:proofErr w:type="spellEnd"/>
@@ -7027,7 +7000,7 @@
                     </pic:cNvPicPr>
                   </pic:nvPicPr>
                   <pic:blipFill>
-                    <a:blip r:embed="rId9"/>
+                    <a:blip r:embed="rId7"/>
                     <a:stretch>
                       <a:fillRect/>
                     </a:stretch>
@@ -7100,7 +7073,27 @@
           <w:sz w:val="18"/>
           <w:szCs w:val="18"/>
         </w:rPr>
-        <w:t>, media por tarefa).</w:t>
+        <w:t xml:space="preserve">, </w:t>
+      </w:r>
+      <w:proofErr w:type="gramStart"/>
+      <w:r>
+        <w:rPr>
+          <w:i/>
+          <w:iCs/>
+          <w:sz w:val="18"/>
+          <w:szCs w:val="18"/>
+        </w:rPr>
+        <w:t>media</w:t>
+      </w:r>
+      <w:proofErr w:type="gramEnd"/>
+      <w:r>
+        <w:rPr>
+          <w:i/>
+          <w:iCs/>
+          <w:sz w:val="18"/>
+          <w:szCs w:val="18"/>
+        </w:rPr>
+        <w:t xml:space="preserve"> por tarefa).</w:t>
       </w:r>
     </w:p>
     <w:p>
@@ -7119,11 +7112,9 @@
       <w:r>
         <w:t xml:space="preserve"> confirma a superioridade dos </w:t>
       </w:r>
-      <w:proofErr w:type="spellStart"/>
-      <w:r>
-        <w:t>metodos</w:t>
-      </w:r>
-      <w:proofErr w:type="spellEnd"/>
+      <w:r>
+        <w:t>métodos</w:t>
+      </w:r>
       <w:r>
         <w:t xml:space="preserve"> simples sobre o </w:t>
       </w:r>
@@ -7135,11 +7126,9 @@
       <w:r>
         <w:t xml:space="preserve"> em todos os mecanismos. Em </w:t>
       </w:r>
-      <w:proofErr w:type="spellStart"/>
-      <w:r>
-        <w:t>classificacao</w:t>
-      </w:r>
-      <w:proofErr w:type="spellEnd"/>
+      <w:r>
+        <w:t>classificação</w:t>
+      </w:r>
       <w:r>
         <w:t xml:space="preserve">, </w:t>
       </w:r>
@@ -7191,11 +7180,9 @@
       <w:r>
         <w:t xml:space="preserve"> fica em 0.834. Em </w:t>
       </w:r>
-      <w:proofErr w:type="spellStart"/>
-      <w:r>
-        <w:t>regressao</w:t>
-      </w:r>
-      <w:proofErr w:type="spellEnd"/>
+      <w:r>
+        <w:t>regressão</w:t>
+      </w:r>
       <w:r>
         <w:t xml:space="preserve">, o </w:t>
       </w:r>
@@ -7207,35 +7194,27 @@
       <w:r>
         <w:t xml:space="preserve"> com MNAR colapsa para R2=-3.087, evidenciando o risco de </w:t>
       </w:r>
-      <w:proofErr w:type="spellStart"/>
-      <w:r>
-        <w:t>remocao</w:t>
-      </w:r>
-      <w:proofErr w:type="spellEnd"/>
+      <w:r>
+        <w:t>remoção</w:t>
+      </w:r>
       <w:r>
         <w:t xml:space="preserve"> de linhas sob </w:t>
       </w:r>
-      <w:proofErr w:type="spellStart"/>
-      <w:r>
-        <w:t>ausencia</w:t>
-      </w:r>
-      <w:proofErr w:type="spellEnd"/>
+      <w:r>
+        <w:t>ausência</w:t>
+      </w:r>
       <w:r>
         <w:t xml:space="preserve"> </w:t>
       </w:r>
-      <w:proofErr w:type="spellStart"/>
-      <w:r>
-        <w:t>nao</w:t>
-      </w:r>
-      <w:proofErr w:type="spellEnd"/>
+      <w:r>
+        <w:t>não</w:t>
+      </w:r>
       <w:r>
         <w:t xml:space="preserve"> </w:t>
       </w:r>
-      <w:proofErr w:type="spellStart"/>
-      <w:r>
-        <w:t>aleatoria</w:t>
-      </w:r>
-      <w:proofErr w:type="spellEnd"/>
+      <w:r>
+        <w:t>aleatória</w:t>
+      </w:r>
       <w:r>
         <w:t xml:space="preserve">. O </w:t>
       </w:r>
@@ -7269,6 +7248,703 @@
                 <pic:pic xmlns:pic="http://schemas.openxmlformats.org/drawingml/2006/picture">
                   <pic:nvPicPr>
                     <pic:cNvPr id="5" name="fig5"/>
+                    <pic:cNvPicPr>
+                      <a:picLocks noChangeAspect="1"/>
+                    </pic:cNvPicPr>
+                  </pic:nvPicPr>
+                  <pic:blipFill>
+                    <a:blip r:embed="rId8"/>
+                    <a:stretch>
+                      <a:fillRect/>
+                    </a:stretch>
+                  </pic:blipFill>
+                  <pic:spPr>
+                    <a:xfrm>
+                      <a:off x="0" y="0"/>
+                      <a:ext cx="5700000" cy="4033970"/>
+                    </a:xfrm>
+                    <a:prstGeom prst="rect">
+                      <a:avLst/>
+                    </a:prstGeom>
+                  </pic:spPr>
+                </pic:pic>
+              </a:graphicData>
+            </a:graphic>
+          </wp:inline>
+        </w:drawing>
+      </w:r>
+    </w:p>
+    <w:p>
+      <w:pPr>
+        <w:spacing w:before="40" w:after="200"/>
+        <w:jc w:val="center"/>
+      </w:pPr>
+      <w:r>
+        <w:rPr>
+          <w:i/>
+          <w:iCs/>
+          <w:sz w:val="18"/>
+          <w:szCs w:val="18"/>
+        </w:rPr>
+        <w:t xml:space="preserve">Figura 5: Ganho sobre </w:t>
+      </w:r>
+      <w:proofErr w:type="spellStart"/>
+      <w:r>
+        <w:rPr>
+          <w:i/>
+          <w:iCs/>
+          <w:sz w:val="18"/>
+          <w:szCs w:val="18"/>
+        </w:rPr>
+        <w:t>SimpleImputer</w:t>
+      </w:r>
+      <w:proofErr w:type="spellEnd"/>
+      <w:r>
+        <w:rPr>
+          <w:i/>
+          <w:iCs/>
+          <w:sz w:val="18"/>
+          <w:szCs w:val="18"/>
+        </w:rPr>
+        <w:t xml:space="preserve"> (</w:t>
+      </w:r>
+      <w:proofErr w:type="spellStart"/>
+      <w:r>
+        <w:rPr>
+          <w:i/>
+          <w:iCs/>
+          <w:sz w:val="18"/>
+          <w:szCs w:val="18"/>
+        </w:rPr>
+        <w:t>mean</w:t>
+      </w:r>
+      <w:proofErr w:type="spellEnd"/>
+      <w:r>
+        <w:rPr>
+          <w:i/>
+          <w:iCs/>
+          <w:sz w:val="18"/>
+          <w:szCs w:val="18"/>
+        </w:rPr>
+        <w:t xml:space="preserve">) — </w:t>
+      </w:r>
+      <w:proofErr w:type="spellStart"/>
+      <w:r>
+        <w:rPr>
+          <w:i/>
+          <w:iCs/>
+          <w:sz w:val="18"/>
+          <w:szCs w:val="18"/>
+        </w:rPr>
+        <w:t>metodos</w:t>
+      </w:r>
+      <w:proofErr w:type="spellEnd"/>
+      <w:r>
+        <w:rPr>
+          <w:i/>
+          <w:iCs/>
+          <w:sz w:val="18"/>
+          <w:szCs w:val="18"/>
+        </w:rPr>
+        <w:t xml:space="preserve"> robustos </w:t>
+      </w:r>
+      <w:proofErr w:type="spellStart"/>
+      <w:r>
+        <w:rPr>
+          <w:i/>
+          <w:iCs/>
+          <w:sz w:val="18"/>
+          <w:szCs w:val="18"/>
+        </w:rPr>
+        <w:t>vs</w:t>
+      </w:r>
+      <w:proofErr w:type="spellEnd"/>
+      <w:r>
+        <w:rPr>
+          <w:i/>
+          <w:iCs/>
+          <w:sz w:val="18"/>
+          <w:szCs w:val="18"/>
+        </w:rPr>
+        <w:t xml:space="preserve"> simples (</w:t>
+      </w:r>
+      <w:proofErr w:type="spellStart"/>
+      <w:r>
+        <w:rPr>
+          <w:i/>
+          <w:iCs/>
+          <w:sz w:val="18"/>
+          <w:szCs w:val="18"/>
+        </w:rPr>
+        <w:t>LightGBM</w:t>
+      </w:r>
+      <w:proofErr w:type="spellEnd"/>
+      <w:r>
+        <w:rPr>
+          <w:i/>
+          <w:iCs/>
+          <w:sz w:val="18"/>
+          <w:szCs w:val="18"/>
+        </w:rPr>
+        <w:t>).</w:t>
+      </w:r>
+    </w:p>
+    <w:p>
+      <w:pPr>
+        <w:spacing w:before="80" w:after="80"/>
+        <w:jc w:val="both"/>
+      </w:pPr>
+      <w:r>
+        <w:t xml:space="preserve">Esta figura mostra o ganho diferencial de KNN k=5, </w:t>
+      </w:r>
+      <w:proofErr w:type="spellStart"/>
+      <w:r>
+        <w:t>IterativeImputer</w:t>
+      </w:r>
+      <w:proofErr w:type="spellEnd"/>
+      <w:r>
+        <w:t xml:space="preserve"> e </w:t>
+      </w:r>
+      <w:proofErr w:type="spellStart"/>
+      <w:r>
+        <w:t>MICEforest</w:t>
+      </w:r>
+      <w:proofErr w:type="spellEnd"/>
+      <w:r>
+        <w:t xml:space="preserve"> em </w:t>
+      </w:r>
+      <w:r>
+        <w:t>relação</w:t>
+      </w:r>
+      <w:r>
+        <w:t xml:space="preserve"> ao </w:t>
+      </w:r>
+      <w:proofErr w:type="spellStart"/>
+      <w:r>
+        <w:t>SimpleImputer</w:t>
+      </w:r>
+      <w:proofErr w:type="spellEnd"/>
+      <w:r>
+        <w:t xml:space="preserve"> (</w:t>
+      </w:r>
+      <w:proofErr w:type="spellStart"/>
+      <w:r>
+        <w:t>mean</w:t>
+      </w:r>
+      <w:proofErr w:type="spellEnd"/>
+      <w:r>
+        <w:t xml:space="preserve">). </w:t>
+      </w:r>
+      <w:proofErr w:type="gramStart"/>
+      <w:r>
+        <w:t xml:space="preserve">O </w:t>
+      </w:r>
+      <w:proofErr w:type="spellStart"/>
+      <w:r>
+        <w:t>IterativeImputer</w:t>
+      </w:r>
+      <w:proofErr w:type="spellEnd"/>
+      <w:r>
+        <w:t xml:space="preserve"> mantem-se</w:t>
+      </w:r>
+      <w:proofErr w:type="gramEnd"/>
+      <w:r>
+        <w:t xml:space="preserve"> </w:t>
+      </w:r>
+      <w:r>
+        <w:t>próximo</w:t>
+      </w:r>
+      <w:r>
+        <w:t xml:space="preserve"> a zero em todos os </w:t>
+      </w:r>
+      <w:proofErr w:type="spellStart"/>
+      <w:r>
+        <w:t>datasets</w:t>
+      </w:r>
+      <w:proofErr w:type="spellEnd"/>
+      <w:r>
+        <w:t xml:space="preserve">, com pequeno ganho no </w:t>
+      </w:r>
+      <w:proofErr w:type="spellStart"/>
+      <w:r>
+        <w:t>communities_crime</w:t>
+      </w:r>
+      <w:proofErr w:type="spellEnd"/>
+      <w:r>
+        <w:t xml:space="preserve"> (</w:t>
+      </w:r>
+      <w:r>
+        <w:t>até</w:t>
+      </w:r>
+      <w:r>
+        <w:t xml:space="preserve"> +0.02 de R2). O KNN k=5 </w:t>
+      </w:r>
+      <w:r>
+        <w:t>também</w:t>
+      </w:r>
+      <w:r>
+        <w:t xml:space="preserve"> e </w:t>
+      </w:r>
+      <w:r>
+        <w:t>próximo</w:t>
+      </w:r>
+      <w:r>
+        <w:t xml:space="preserve"> ao baseline simples. O </w:t>
+      </w:r>
+      <w:proofErr w:type="spellStart"/>
+      <w:r>
+        <w:t>miceforest</w:t>
+      </w:r>
+      <w:proofErr w:type="spellEnd"/>
+      <w:r>
+        <w:t xml:space="preserve"> e consistentemente negativo em todos os </w:t>
+      </w:r>
+      <w:proofErr w:type="spellStart"/>
+      <w:r>
+        <w:t>datasets</w:t>
+      </w:r>
+      <w:proofErr w:type="spellEnd"/>
+      <w:r>
+        <w:t xml:space="preserve"> e taxas, chegando a -0.30 de R2 no </w:t>
+      </w:r>
+      <w:proofErr w:type="spellStart"/>
+      <w:r>
+        <w:t>air_quality_uci</w:t>
+      </w:r>
+      <w:proofErr w:type="spellEnd"/>
+      <w:r>
+        <w:t xml:space="preserve"> com 15% de </w:t>
+      </w:r>
+      <w:r>
+        <w:t>ausência</w:t>
+      </w:r>
+      <w:r>
+        <w:t>.</w:t>
+      </w:r>
+    </w:p>
+    <w:p>
+      <w:pPr>
+        <w:spacing w:before="80" w:after="160"/>
+        <w:rPr>
+          <w:u w:val="single"/>
+        </w:rPr>
+      </w:pPr>
+    </w:p>
+    <w:p>
+      <w:pPr>
+        <w:spacing w:before="80" w:after="160"/>
+        <w:rPr>
+          <w:u w:val="single"/>
+        </w:rPr>
+      </w:pPr>
+    </w:p>
+    <w:p>
+      <w:pPr>
+        <w:pStyle w:val="Ttulo2"/>
+      </w:pPr>
+      <w:r>
+        <w:t>5.4 Qualidade da imputação</w:t>
+      </w:r>
+    </w:p>
+    <w:p>
+      <w:pPr>
+        <w:spacing w:before="80" w:after="80"/>
+        <w:jc w:val="both"/>
+      </w:pPr>
+      <w:r>
+        <w:t xml:space="preserve">A qualidade da imputação numérica (MAE nas posições removidas, </w:t>
+      </w:r>
+      <w:proofErr w:type="spellStart"/>
+      <w:r>
+        <w:t>dataset</w:t>
+      </w:r>
+      <w:proofErr w:type="spellEnd"/>
+      <w:r>
+        <w:t xml:space="preserve"> </w:t>
+      </w:r>
+      <w:proofErr w:type="spellStart"/>
+      <w:r>
+        <w:t>adult</w:t>
+      </w:r>
+      <w:proofErr w:type="spellEnd"/>
+      <w:r>
+        <w:t xml:space="preserve">) revelou resultado contraintuitivo: o </w:t>
+      </w:r>
+      <w:proofErr w:type="spellStart"/>
+      <w:r>
+        <w:t>simple_median</w:t>
+      </w:r>
+      <w:proofErr w:type="spellEnd"/>
+      <w:r>
+        <w:t xml:space="preserve"> obteve o menor MAE de imputação (12.740), seguido pelo </w:t>
+      </w:r>
+      <w:proofErr w:type="spellStart"/>
+      <w:r>
+        <w:t>simple_mean</w:t>
+      </w:r>
+      <w:proofErr w:type="spellEnd"/>
+      <w:r>
+        <w:t xml:space="preserve"> (12.944) e pelo </w:t>
+      </w:r>
+      <w:proofErr w:type="spellStart"/>
+      <w:r>
+        <w:t>iterative</w:t>
+      </w:r>
+      <w:proofErr w:type="spellEnd"/>
+      <w:r>
+        <w:t xml:space="preserve"> (12.995). O </w:t>
+      </w:r>
+      <w:proofErr w:type="spellStart"/>
+      <w:r>
+        <w:t>miceforest</w:t>
+      </w:r>
+      <w:proofErr w:type="spellEnd"/>
+      <w:r>
+        <w:t xml:space="preserve">, apesar de ser o método mais sofisticado, obteve MAE de imputação de 18.560 - o pior entre os métodos com imputação efetiva. O </w:t>
+      </w:r>
+      <w:proofErr w:type="spellStart"/>
+      <w:r>
+        <w:t>simple_const</w:t>
+      </w:r>
+      <w:proofErr w:type="spellEnd"/>
+      <w:r>
+        <w:t xml:space="preserve"> obteve o pior resultado geral (30.941).</w:t>
+      </w:r>
+    </w:p>
+    <w:p>
+      <w:pPr>
+        <w:spacing w:before="200" w:after="80"/>
+        <w:jc w:val="center"/>
+      </w:pPr>
+      <w:r>
+        <w:rPr>
+          <w:noProof/>
+        </w:rPr>
+        <w:lastRenderedPageBreak/>
+        <w:drawing>
+          <wp:inline distT="0" distB="0" distL="0" distR="0" wp14:anchorId="053AD4B7" wp14:editId="3CFF14BF">
+            <wp:extent cx="5700000" cy="2715578"/>
+            <wp:effectExtent l="0" t="0" r="0" b="0"/>
+            <wp:docPr id="4" name="fig4"/>
+            <wp:cNvGraphicFramePr/>
+            <a:graphic xmlns:a="http://schemas.openxmlformats.org/drawingml/2006/main">
+              <a:graphicData uri="http://schemas.openxmlformats.org/drawingml/2006/picture">
+                <pic:pic xmlns:pic="http://schemas.openxmlformats.org/drawingml/2006/picture">
+                  <pic:nvPicPr>
+                    <pic:cNvPr id="4" name="fig4"/>
+                    <pic:cNvPicPr>
+                      <a:picLocks noChangeAspect="1"/>
+                    </pic:cNvPicPr>
+                  </pic:nvPicPr>
+                  <pic:blipFill>
+                    <a:blip r:embed="rId9"/>
+                    <a:stretch>
+                      <a:fillRect/>
+                    </a:stretch>
+                  </pic:blipFill>
+                  <pic:spPr>
+                    <a:xfrm>
+                      <a:off x="0" y="0"/>
+                      <a:ext cx="5700000" cy="2715578"/>
+                    </a:xfrm>
+                    <a:prstGeom prst="rect">
+                      <a:avLst/>
+                    </a:prstGeom>
+                  </pic:spPr>
+                </pic:pic>
+              </a:graphicData>
+            </a:graphic>
+          </wp:inline>
+        </w:drawing>
+      </w:r>
+    </w:p>
+    <w:p>
+      <w:pPr>
+        <w:spacing w:before="40" w:after="200"/>
+        <w:jc w:val="center"/>
+      </w:pPr>
+      <w:r>
+        <w:rPr>
+          <w:i/>
+          <w:iCs/>
+          <w:sz w:val="18"/>
+          <w:szCs w:val="18"/>
+        </w:rPr>
+        <w:t xml:space="preserve">Figura 4: Qualidade da </w:t>
+      </w:r>
+      <w:proofErr w:type="spellStart"/>
+      <w:r>
+        <w:rPr>
+          <w:i/>
+          <w:iCs/>
+          <w:sz w:val="18"/>
+          <w:szCs w:val="18"/>
+        </w:rPr>
+        <w:t>imputacao</w:t>
+      </w:r>
+      <w:proofErr w:type="spellEnd"/>
+      <w:r>
+        <w:rPr>
+          <w:i/>
+          <w:iCs/>
+          <w:sz w:val="18"/>
+          <w:szCs w:val="18"/>
+        </w:rPr>
+        <w:t xml:space="preserve"> </w:t>
+      </w:r>
+      <w:proofErr w:type="spellStart"/>
+      <w:r>
+        <w:rPr>
+          <w:i/>
+          <w:iCs/>
+          <w:sz w:val="18"/>
+          <w:szCs w:val="18"/>
+        </w:rPr>
+        <w:t>vs</w:t>
+      </w:r>
+      <w:proofErr w:type="spellEnd"/>
+      <w:r>
+        <w:rPr>
+          <w:i/>
+          <w:iCs/>
+          <w:sz w:val="18"/>
+          <w:szCs w:val="18"/>
+        </w:rPr>
+        <w:t xml:space="preserve"> desempenho preditivo (</w:t>
+      </w:r>
+      <w:proofErr w:type="spellStart"/>
+      <w:r>
+        <w:rPr>
+          <w:i/>
+          <w:iCs/>
+          <w:sz w:val="18"/>
+          <w:szCs w:val="18"/>
+        </w:rPr>
+        <w:t>LightGBM</w:t>
+      </w:r>
+      <w:proofErr w:type="spellEnd"/>
+      <w:r>
+        <w:rPr>
+          <w:i/>
+          <w:iCs/>
+          <w:sz w:val="18"/>
+          <w:szCs w:val="18"/>
+        </w:rPr>
+        <w:t>).</w:t>
+      </w:r>
+    </w:p>
+    <w:p>
+      <w:pPr>
+        <w:spacing w:before="80" w:after="80"/>
+        <w:jc w:val="both"/>
+      </w:pPr>
+      <w:r>
+        <w:t xml:space="preserve">Esta figura mostra a </w:t>
+      </w:r>
+      <w:r>
+        <w:t>relação</w:t>
+      </w:r>
+      <w:r>
+        <w:t xml:space="preserve"> entre a qualidade da </w:t>
+      </w:r>
+      <w:r>
+        <w:t>imputação</w:t>
+      </w:r>
+      <w:r>
+        <w:t xml:space="preserve"> (eixo X) e o desempenho preditivo (eixo Y). Em </w:t>
+      </w:r>
+      <w:r>
+        <w:t>classificação</w:t>
+      </w:r>
+      <w:r>
+        <w:t xml:space="preserve">, </w:t>
+      </w:r>
+      <w:r>
+        <w:t>não</w:t>
+      </w:r>
+      <w:r>
+        <w:t xml:space="preserve"> </w:t>
+      </w:r>
+      <w:r>
+        <w:t>há</w:t>
+      </w:r>
+      <w:r>
+        <w:t xml:space="preserve"> </w:t>
+      </w:r>
+      <w:r>
+        <w:t>correlação</w:t>
+      </w:r>
+      <w:r>
+        <w:t xml:space="preserve"> clara entre melhor </w:t>
+      </w:r>
+      <w:r>
+        <w:t>acurácia</w:t>
+      </w:r>
+      <w:r>
+        <w:t xml:space="preserve"> de </w:t>
+      </w:r>
+      <w:r>
+        <w:t>imputação</w:t>
+      </w:r>
+      <w:r>
+        <w:t xml:space="preserve"> e melhor </w:t>
+      </w:r>
+      <w:proofErr w:type="spellStart"/>
+      <w:r>
+        <w:t>Weighted</w:t>
+      </w:r>
+      <w:proofErr w:type="spellEnd"/>
+      <w:r>
+        <w:t xml:space="preserve"> F1 — os pontos se distribuem horizontalmente sem </w:t>
+      </w:r>
+      <w:r>
+        <w:t>padrão</w:t>
+      </w:r>
+      <w:r>
+        <w:t xml:space="preserve"> definido. Em </w:t>
+      </w:r>
+      <w:r>
+        <w:t>regressão</w:t>
+      </w:r>
+      <w:r>
+        <w:t xml:space="preserve">, observa-se que o </w:t>
+      </w:r>
+      <w:proofErr w:type="spellStart"/>
+      <w:r>
+        <w:t>miceforest</w:t>
+      </w:r>
+      <w:proofErr w:type="spellEnd"/>
+      <w:r>
+        <w:t xml:space="preserve"> (pontos marrons) concentra-se em </w:t>
+      </w:r>
+      <w:r>
+        <w:t>regiões</w:t>
+      </w:r>
+      <w:r>
+        <w:t xml:space="preserve"> de MAE alto e R2 </w:t>
+      </w:r>
+      <w:r>
+        <w:t>variável</w:t>
+      </w:r>
+      <w:r>
+        <w:t xml:space="preserve">, enquanto os </w:t>
+      </w:r>
+      <w:r>
+        <w:t>métodos</w:t>
+      </w:r>
+      <w:r>
+        <w:t xml:space="preserve"> simples atingem R2 </w:t>
+      </w:r>
+      <w:r>
+        <w:t>próximo</w:t>
+      </w:r>
+      <w:r>
+        <w:t xml:space="preserve"> a 1.0 com MAE baixo. Isso confirma que qualidade de </w:t>
+      </w:r>
+      <w:r>
+        <w:t>imputação</w:t>
+      </w:r>
+      <w:r>
+        <w:t xml:space="preserve"> </w:t>
+      </w:r>
+      <w:r>
+        <w:t>não</w:t>
+      </w:r>
+      <w:r>
+        <w:t xml:space="preserve"> prediz necessariamente desempenho preditivo.</w:t>
+      </w:r>
+    </w:p>
+    <w:p>
+      <w:pPr>
+        <w:spacing w:before="80" w:after="80"/>
+        <w:jc w:val="both"/>
+      </w:pPr>
+    </w:p>
+    <w:p>
+      <w:pPr>
+        <w:pStyle w:val="Ttulo2"/>
+      </w:pPr>
+      <w:r>
+        <w:t>5.5 Comparação entre modelos</w:t>
+      </w:r>
+    </w:p>
+    <w:p>
+      <w:pPr>
+        <w:spacing w:before="80" w:after="80"/>
+        <w:jc w:val="both"/>
+      </w:pPr>
+      <w:r>
+        <w:t xml:space="preserve">Para classificação, o </w:t>
+      </w:r>
+      <w:proofErr w:type="spellStart"/>
+      <w:r>
+        <w:t>LightGBM</w:t>
+      </w:r>
+      <w:proofErr w:type="spellEnd"/>
+      <w:r>
+        <w:t xml:space="preserve"> obteve a melhor acurácia </w:t>
+      </w:r>
+      <w:r>
+        <w:t>média</w:t>
+      </w:r>
+      <w:r>
+        <w:t xml:space="preserve"> (0.828), seguido pelo Random Forest (0.809) e Regressão Logística (0.806). Para regressão, o Random Forest obteve o melhor R2 médio (0.787), seguido pela Ridge </w:t>
+      </w:r>
+      <w:proofErr w:type="spellStart"/>
+      <w:r>
+        <w:t>Regression</w:t>
+      </w:r>
+      <w:proofErr w:type="spellEnd"/>
+      <w:r>
+        <w:t xml:space="preserve"> (0.740) e pelo </w:t>
+      </w:r>
+      <w:proofErr w:type="spellStart"/>
+      <w:r>
+        <w:t>LightGBM</w:t>
+      </w:r>
+      <w:proofErr w:type="spellEnd"/>
+      <w:r>
+        <w:t xml:space="preserve"> (0.707). O resultado inesperado do </w:t>
+      </w:r>
+      <w:proofErr w:type="spellStart"/>
+      <w:r>
+        <w:t>LightGBM</w:t>
+      </w:r>
+      <w:proofErr w:type="spellEnd"/>
+      <w:r>
+        <w:t xml:space="preserve"> em regressão deve-se ao forte impacto do MNAR no </w:t>
+      </w:r>
+      <w:proofErr w:type="spellStart"/>
+      <w:r>
+        <w:t>air_quality_uci</w:t>
+      </w:r>
+      <w:proofErr w:type="spellEnd"/>
+      <w:r>
+        <w:t>, que distorce a média.</w:t>
+      </w:r>
+    </w:p>
+    <w:p/>
+    <w:p>
+      <w:pPr>
+        <w:spacing w:before="200" w:after="80"/>
+        <w:jc w:val="center"/>
+      </w:pPr>
+      <w:r>
+        <w:rPr>
+          <w:noProof/>
+        </w:rPr>
+        <w:lastRenderedPageBreak/>
+        <w:drawing>
+          <wp:inline distT="0" distB="0" distL="0" distR="0" wp14:anchorId="20CBB9EE" wp14:editId="42A8B16F">
+            <wp:extent cx="5700000" cy="4033970"/>
+            <wp:effectExtent l="0" t="0" r="0" b="0"/>
+            <wp:docPr id="6" name="fig6"/>
+            <wp:cNvGraphicFramePr/>
+            <a:graphic xmlns:a="http://schemas.openxmlformats.org/drawingml/2006/main">
+              <a:graphicData uri="http://schemas.openxmlformats.org/drawingml/2006/picture">
+                <pic:pic xmlns:pic="http://schemas.openxmlformats.org/drawingml/2006/picture">
+                  <pic:nvPicPr>
+                    <pic:cNvPr id="6" name="fig6"/>
                     <pic:cNvPicPr>
                       <a:picLocks noChangeAspect="1"/>
                     </pic:cNvPicPr>
@@ -7307,9 +7983,8 @@
           <w:sz w:val="18"/>
           <w:szCs w:val="18"/>
         </w:rPr>
-        <w:t xml:space="preserve">Figura 5: Ganho sobre </w:t>
-      </w:r>
-      <w:proofErr w:type="spellStart"/>
+        <w:t xml:space="preserve">Figura 6: Comparativo de modelos por percentual de nulos (MCAR, </w:t>
+      </w:r>
       <w:r>
         <w:rPr>
           <w:i/>
@@ -7317,9 +7992,8 @@
           <w:sz w:val="18"/>
           <w:szCs w:val="18"/>
         </w:rPr>
-        <w:t>SimpleImputer</w:t>
-      </w:r>
-      <w:proofErr w:type="spellEnd"/>
+        <w:t>média</w:t>
+      </w:r>
       <w:r>
         <w:rPr>
           <w:i/>
@@ -7327,87 +8001,7 @@
           <w:sz w:val="18"/>
           <w:szCs w:val="18"/>
         </w:rPr>
-        <w:t xml:space="preserve"> (</w:t>
-      </w:r>
-      <w:proofErr w:type="spellStart"/>
-      <w:r>
-        <w:rPr>
-          <w:i/>
-          <w:iCs/>
-          <w:sz w:val="18"/>
-          <w:szCs w:val="18"/>
-        </w:rPr>
-        <w:t>mean</w:t>
-      </w:r>
-      <w:proofErr w:type="spellEnd"/>
-      <w:r>
-        <w:rPr>
-          <w:i/>
-          <w:iCs/>
-          <w:sz w:val="18"/>
-          <w:szCs w:val="18"/>
-        </w:rPr>
-        <w:t xml:space="preserve">) — </w:t>
-      </w:r>
-      <w:proofErr w:type="spellStart"/>
-      <w:r>
-        <w:rPr>
-          <w:i/>
-          <w:iCs/>
-          <w:sz w:val="18"/>
-          <w:szCs w:val="18"/>
-        </w:rPr>
-        <w:t>metodos</w:t>
-      </w:r>
-      <w:proofErr w:type="spellEnd"/>
-      <w:r>
-        <w:rPr>
-          <w:i/>
-          <w:iCs/>
-          <w:sz w:val="18"/>
-          <w:szCs w:val="18"/>
-        </w:rPr>
-        <w:t xml:space="preserve"> robustos </w:t>
-      </w:r>
-      <w:proofErr w:type="spellStart"/>
-      <w:r>
-        <w:rPr>
-          <w:i/>
-          <w:iCs/>
-          <w:sz w:val="18"/>
-          <w:szCs w:val="18"/>
-        </w:rPr>
-        <w:t>vs</w:t>
-      </w:r>
-      <w:proofErr w:type="spellEnd"/>
-      <w:r>
-        <w:rPr>
-          <w:i/>
-          <w:iCs/>
-          <w:sz w:val="18"/>
-          <w:szCs w:val="18"/>
-        </w:rPr>
-        <w:t xml:space="preserve"> simples (</w:t>
-      </w:r>
-      <w:proofErr w:type="spellStart"/>
-      <w:r>
-        <w:rPr>
-          <w:i/>
-          <w:iCs/>
-          <w:sz w:val="18"/>
-          <w:szCs w:val="18"/>
-        </w:rPr>
-        <w:t>LightGBM</w:t>
-      </w:r>
-      <w:proofErr w:type="spellEnd"/>
-      <w:r>
-        <w:rPr>
-          <w:i/>
-          <w:iCs/>
-          <w:sz w:val="18"/>
-          <w:szCs w:val="18"/>
-        </w:rPr>
-        <w:t>).</w:t>
+        <w:t xml:space="preserve"> dos imputadores).</w:t>
       </w:r>
     </w:p>
     <w:p>
@@ -7416,11 +8010,37 @@
         <w:jc w:val="both"/>
       </w:pPr>
       <w:r>
-        <w:t xml:space="preserve">Esta figura mostra o ganho diferencial de KNN k=5, </w:t>
-      </w:r>
-      <w:proofErr w:type="spellStart"/>
-      <w:r>
-        <w:t>IterativeImputer</w:t>
+        <w:t xml:space="preserve">Esta figura compara o desempenho dos </w:t>
+      </w:r>
+      <w:r>
+        <w:t>três</w:t>
+      </w:r>
+      <w:r>
+        <w:t xml:space="preserve"> modelos por percentual de </w:t>
+      </w:r>
+      <w:r>
+        <w:t>ausência</w:t>
+      </w:r>
+      <w:r>
+        <w:t xml:space="preserve"> sob MCAR. O </w:t>
+      </w:r>
+      <w:proofErr w:type="spellStart"/>
+      <w:r>
+        <w:t>LightGBM</w:t>
+      </w:r>
+      <w:proofErr w:type="spellEnd"/>
+      <w:r>
+        <w:t xml:space="preserve"> domina em </w:t>
+      </w:r>
+      <w:r>
+        <w:t>classificação</w:t>
+      </w:r>
+      <w:r>
+        <w:t xml:space="preserve"> (</w:t>
+      </w:r>
+      <w:proofErr w:type="spellStart"/>
+      <w:r>
+        <w:t>adult</w:t>
       </w:r>
       <w:proofErr w:type="spellEnd"/>
       <w:r>
@@ -7428,59 +8048,59 @@
       </w:r>
       <w:proofErr w:type="spellStart"/>
       <w:r>
-        <w:t>MICEforest</w:t>
-      </w:r>
-      <w:proofErr w:type="spellEnd"/>
-      <w:r>
-        <w:t xml:space="preserve"> em </w:t>
-      </w:r>
-      <w:proofErr w:type="spellStart"/>
-      <w:r>
-        <w:t>relacao</w:t>
-      </w:r>
-      <w:proofErr w:type="spellEnd"/>
-      <w:r>
-        <w:t xml:space="preserve"> ao </w:t>
-      </w:r>
-      <w:proofErr w:type="spellStart"/>
-      <w:r>
-        <w:t>SimpleImputer</w:t>
-      </w:r>
-      <w:proofErr w:type="spellEnd"/>
-      <w:r>
-        <w:t xml:space="preserve"> (</w:t>
-      </w:r>
-      <w:proofErr w:type="spellStart"/>
-      <w:r>
-        <w:t>mean</w:t>
-      </w:r>
-      <w:proofErr w:type="spellEnd"/>
-      <w:r>
-        <w:t xml:space="preserve">). O </w:t>
-      </w:r>
-      <w:proofErr w:type="spellStart"/>
-      <w:r>
-        <w:t>IterativeImputer</w:t>
-      </w:r>
-      <w:proofErr w:type="spellEnd"/>
-      <w:r>
-        <w:t xml:space="preserve"> mantem-se </w:t>
-      </w:r>
-      <w:proofErr w:type="spellStart"/>
-      <w:r>
-        <w:t>proximo</w:t>
-      </w:r>
-      <w:proofErr w:type="spellEnd"/>
-      <w:r>
-        <w:t xml:space="preserve"> a zero em todos os </w:t>
-      </w:r>
-      <w:proofErr w:type="spellStart"/>
-      <w:r>
-        <w:t>datasets</w:t>
-      </w:r>
-      <w:proofErr w:type="spellEnd"/>
-      <w:r>
-        <w:t xml:space="preserve">, com pequeno ganho no </w:t>
+        <w:t>bank_marketing</w:t>
+      </w:r>
+      <w:proofErr w:type="spellEnd"/>
+      <w:r>
+        <w:t xml:space="preserve">) em todos os </w:t>
+      </w:r>
+      <w:r>
+        <w:t>níveis</w:t>
+      </w:r>
+      <w:r>
+        <w:t xml:space="preserve">. Em </w:t>
+      </w:r>
+      <w:r>
+        <w:t>regressão</w:t>
+      </w:r>
+      <w:r>
+        <w:t xml:space="preserve">, o Random Forest e mais </w:t>
+      </w:r>
+      <w:r>
+        <w:t>estável</w:t>
+      </w:r>
+      <w:r>
+        <w:t xml:space="preserve"> que o </w:t>
+      </w:r>
+      <w:proofErr w:type="spellStart"/>
+      <w:r>
+        <w:t>LightGBM</w:t>
+      </w:r>
+      <w:proofErr w:type="spellEnd"/>
+      <w:r>
+        <w:t xml:space="preserve"> no </w:t>
+      </w:r>
+      <w:proofErr w:type="spellStart"/>
+      <w:r>
+        <w:t>air_quality_uci</w:t>
+      </w:r>
+      <w:proofErr w:type="spellEnd"/>
+      <w:r>
+        <w:t xml:space="preserve">, onde o </w:t>
+      </w:r>
+      <w:proofErr w:type="spellStart"/>
+      <w:r>
+        <w:t>LightGBM</w:t>
+      </w:r>
+      <w:proofErr w:type="spellEnd"/>
+      <w:r>
+        <w:t xml:space="preserve"> sofre queda abrupta de R2 a partir de 25% de </w:t>
+      </w:r>
+      <w:r>
+        <w:t>ausência</w:t>
+      </w:r>
+      <w:r>
+        <w:t xml:space="preserve">. O </w:t>
       </w:r>
       <w:proofErr w:type="spellStart"/>
       <w:r>
@@ -7488,153 +8108,23 @@
       </w:r>
       <w:proofErr w:type="spellEnd"/>
       <w:r>
-        <w:t xml:space="preserve"> (</w:t>
-      </w:r>
-      <w:proofErr w:type="spellStart"/>
-      <w:r>
-        <w:t>ate</w:t>
-      </w:r>
-      <w:proofErr w:type="spellEnd"/>
-      <w:r>
-        <w:t xml:space="preserve"> +0.02 de R2). O KNN k=5 </w:t>
-      </w:r>
-      <w:proofErr w:type="spellStart"/>
-      <w:r>
-        <w:t>tambem</w:t>
-      </w:r>
-      <w:proofErr w:type="spellEnd"/>
-      <w:r>
-        <w:t xml:space="preserve"> e proximal ao baseline simples. O </w:t>
-      </w:r>
-      <w:proofErr w:type="spellStart"/>
-      <w:r>
-        <w:t>miceforest</w:t>
-      </w:r>
-      <w:proofErr w:type="spellEnd"/>
-      <w:r>
-        <w:t xml:space="preserve"> e consistentemente negativo em todos os </w:t>
-      </w:r>
-      <w:proofErr w:type="spellStart"/>
-      <w:r>
-        <w:t>datasets</w:t>
-      </w:r>
-      <w:proofErr w:type="spellEnd"/>
-      <w:r>
-        <w:t xml:space="preserve"> e taxas, chegando a -0.30 de R2 no </w:t>
-      </w:r>
-      <w:proofErr w:type="spellStart"/>
-      <w:r>
-        <w:t>air_quality_uci</w:t>
-      </w:r>
-      <w:proofErr w:type="spellEnd"/>
-      <w:r>
-        <w:t xml:space="preserve"> com 15% de </w:t>
-      </w:r>
-      <w:proofErr w:type="spellStart"/>
-      <w:r>
-        <w:t>ausencia</w:t>
-      </w:r>
-      <w:proofErr w:type="spellEnd"/>
-      <w:r>
-        <w:t>.</w:t>
-      </w:r>
-    </w:p>
-    <w:p>
-      <w:pPr>
-        <w:spacing w:before="80" w:after="160"/>
-        <w:rPr>
-          <w:u w:val="single"/>
-        </w:rPr>
-      </w:pPr>
-      <w:r>
-        <w:rPr>
-          <w:noProof/>
-        </w:rPr>
-        <w:drawing>
-          <wp:inline distT="0" distB="0" distL="0" distR="0" wp14:anchorId="3F2FE51D" wp14:editId="34BB5025">
-            <wp:extent cx="5731510" cy="2499995"/>
-            <wp:effectExtent l="0" t="0" r="2540" b="0"/>
-            <wp:docPr id="1994803388" name="Imagem 1"/>
-            <wp:cNvGraphicFramePr>
-              <a:graphicFrameLocks xmlns:a="http://schemas.openxmlformats.org/drawingml/2006/main" noChangeAspect="1"/>
-            </wp:cNvGraphicFramePr>
-            <a:graphic xmlns:a="http://schemas.openxmlformats.org/drawingml/2006/main">
-              <a:graphicData uri="http://schemas.openxmlformats.org/drawingml/2006/picture">
-                <pic:pic xmlns:pic="http://schemas.openxmlformats.org/drawingml/2006/picture">
-                  <pic:nvPicPr>
-                    <pic:cNvPr id="1994803388" name=""/>
-                    <pic:cNvPicPr/>
-                  </pic:nvPicPr>
-                  <pic:blipFill>
-                    <a:blip r:embed="rId11"/>
-                    <a:stretch>
-                      <a:fillRect/>
-                    </a:stretch>
-                  </pic:blipFill>
-                  <pic:spPr>
-                    <a:xfrm>
-                      <a:off x="0" y="0"/>
-                      <a:ext cx="5731510" cy="2499995"/>
-                    </a:xfrm>
-                    <a:prstGeom prst="rect">
-                      <a:avLst/>
-                    </a:prstGeom>
-                  </pic:spPr>
-                </pic:pic>
-              </a:graphicData>
-            </a:graphic>
-          </wp:inline>
-        </w:drawing>
-      </w:r>
-    </w:p>
-    <w:p>
-      <w:pPr>
-        <w:spacing w:before="80" w:after="160"/>
-        <w:rPr>
-          <w:u w:val="single"/>
-        </w:rPr>
-      </w:pPr>
-      <w:r>
-        <w:rPr>
-          <w:noProof/>
-          <w:u w:val="single"/>
-        </w:rPr>
-        <w:lastRenderedPageBreak/>
-        <w:drawing>
-          <wp:inline distT="0" distB="0" distL="0" distR="0" wp14:anchorId="64D277FC" wp14:editId="6B4BF299">
-            <wp:extent cx="5731510" cy="4064635"/>
-            <wp:effectExtent l="0" t="0" r="2540" b="0"/>
-            <wp:docPr id="199960061" name="Imagem 1"/>
-            <wp:cNvGraphicFramePr>
-              <a:graphicFrameLocks xmlns:a="http://schemas.openxmlformats.org/drawingml/2006/main" noChangeAspect="1"/>
-            </wp:cNvGraphicFramePr>
-            <a:graphic xmlns:a="http://schemas.openxmlformats.org/drawingml/2006/main">
-              <a:graphicData uri="http://schemas.openxmlformats.org/drawingml/2006/picture">
-                <pic:pic xmlns:pic="http://schemas.openxmlformats.org/drawingml/2006/picture">
-                  <pic:nvPicPr>
-                    <pic:cNvPr id="199960061" name=""/>
-                    <pic:cNvPicPr/>
-                  </pic:nvPicPr>
-                  <pic:blipFill>
-                    <a:blip r:embed="rId12"/>
-                    <a:stretch>
-                      <a:fillRect/>
-                    </a:stretch>
-                  </pic:blipFill>
-                  <pic:spPr>
-                    <a:xfrm>
-                      <a:off x="0" y="0"/>
-                      <a:ext cx="5731510" cy="4064635"/>
-                    </a:xfrm>
-                    <a:prstGeom prst="rect">
-                      <a:avLst/>
-                    </a:prstGeom>
-                  </pic:spPr>
-                </pic:pic>
-              </a:graphicData>
-            </a:graphic>
-          </wp:inline>
-        </w:drawing>
+        <w:t xml:space="preserve"> apresenta comportamento similar entre os modelos, com ligeira vantagem do </w:t>
+      </w:r>
+      <w:proofErr w:type="spellStart"/>
+      <w:r>
+        <w:t>LightGBM</w:t>
+      </w:r>
+      <w:proofErr w:type="spellEnd"/>
+      <w:r>
+        <w:t xml:space="preserve"> nas taxas mais baixas.</w:t>
+      </w:r>
+    </w:p>
+    <w:p>
+      <w:pPr>
+        <w:pStyle w:val="Ttulo1"/>
+      </w:pPr>
+      <w:r>
+        <w:t>6. Discussão</w:t>
       </w:r>
     </w:p>
     <w:p>
@@ -7642,7 +8132,7 @@
         <w:pStyle w:val="Ttulo2"/>
       </w:pPr>
       <w:r>
-        <w:t>5.4 Qualidade da imputação</w:t>
+        <w:t>Pergunta 1: O desempenho cai de forma semelhante em MCAR, MAR e MNAR?</w:t>
       </w:r>
     </w:p>
     <w:p>
@@ -7651,7 +8141,7 @@
         <w:jc w:val="both"/>
       </w:pPr>
       <w:r>
-        <w:t xml:space="preserve">A qualidade da imputação numérica (MAE nas posições removidas, </w:t>
+        <w:t xml:space="preserve">Não. O comportamento varia significativamente por </w:t>
       </w:r>
       <w:proofErr w:type="spellStart"/>
       <w:r>
@@ -7659,7 +8149,7 @@
       </w:r>
       <w:proofErr w:type="spellEnd"/>
       <w:r>
-        <w:t xml:space="preserve"> </w:t>
+        <w:t xml:space="preserve">. No </w:t>
       </w:r>
       <w:proofErr w:type="spellStart"/>
       <w:r>
@@ -7667,168 +8157,55 @@
       </w:r>
       <w:proofErr w:type="spellEnd"/>
       <w:r>
-        <w:t xml:space="preserve">) revelou resultado contraintuitivo: o </w:t>
-      </w:r>
-      <w:proofErr w:type="spellStart"/>
-      <w:r>
-        <w:t>simple_median</w:t>
-      </w:r>
-      <w:proofErr w:type="spellEnd"/>
-      <w:r>
-        <w:t xml:space="preserve"> obteve o menor MAE de imputação (12.740), seguido pelo </w:t>
-      </w:r>
-      <w:proofErr w:type="spellStart"/>
-      <w:r>
-        <w:t>simple_mean</w:t>
-      </w:r>
-      <w:proofErr w:type="spellEnd"/>
-      <w:r>
-        <w:t xml:space="preserve"> (12.944) e pelo </w:t>
-      </w:r>
-      <w:proofErr w:type="spellStart"/>
-      <w:r>
-        <w:t>iterative</w:t>
-      </w:r>
-      <w:proofErr w:type="spellEnd"/>
-      <w:r>
-        <w:t xml:space="preserve"> (12.995). O </w:t>
-      </w:r>
-      <w:proofErr w:type="spellStart"/>
-      <w:r>
-        <w:t>miceforest</w:t>
-      </w:r>
-      <w:proofErr w:type="spellEnd"/>
-      <w:r>
-        <w:t xml:space="preserve">, apesar de ser o método mais sofisticado, obteve MAE de imputação de 18.560 - o pior entre os métodos com imputação efetiva. O </w:t>
-      </w:r>
-      <w:proofErr w:type="spellStart"/>
-      <w:r>
-        <w:t>simple_const</w:t>
-      </w:r>
-      <w:proofErr w:type="spellEnd"/>
-      <w:r>
-        <w:t xml:space="preserve"> obteve o pior resultado geral (30.941).</w:t>
-      </w:r>
-    </w:p>
-    <w:p>
-      <w:pPr>
-        <w:spacing w:before="200" w:after="80"/>
-        <w:jc w:val="center"/>
-      </w:pPr>
-      <w:r>
-        <w:rPr>
-          <w:noProof/>
-        </w:rPr>
-        <w:drawing>
-          <wp:inline distT="0" distB="0" distL="0" distR="0" wp14:anchorId="053AD4B7" wp14:editId="3CFF14BF">
-            <wp:extent cx="5700000" cy="2715578"/>
-            <wp:effectExtent l="0" t="0" r="0" b="0"/>
-            <wp:docPr id="4" name="fig4"/>
-            <wp:cNvGraphicFramePr/>
-            <a:graphic xmlns:a="http://schemas.openxmlformats.org/drawingml/2006/main">
-              <a:graphicData uri="http://schemas.openxmlformats.org/drawingml/2006/picture">
-                <pic:pic xmlns:pic="http://schemas.openxmlformats.org/drawingml/2006/picture">
-                  <pic:nvPicPr>
-                    <pic:cNvPr id="4" name="fig4"/>
-                    <pic:cNvPicPr>
-                      <a:picLocks noChangeAspect="1"/>
-                    </pic:cNvPicPr>
-                  </pic:nvPicPr>
-                  <pic:blipFill>
-                    <a:blip r:embed="rId13"/>
-                    <a:stretch>
-                      <a:fillRect/>
-                    </a:stretch>
-                  </pic:blipFill>
-                  <pic:spPr>
-                    <a:xfrm>
-                      <a:off x="0" y="0"/>
-                      <a:ext cx="5700000" cy="2715578"/>
-                    </a:xfrm>
-                    <a:prstGeom prst="rect">
-                      <a:avLst/>
-                    </a:prstGeom>
-                  </pic:spPr>
-                </pic:pic>
-              </a:graphicData>
-            </a:graphic>
-          </wp:inline>
-        </w:drawing>
-      </w:r>
-    </w:p>
-    <w:p>
-      <w:pPr>
-        <w:spacing w:before="40" w:after="200"/>
-        <w:jc w:val="center"/>
-      </w:pPr>
-      <w:r>
-        <w:rPr>
-          <w:i/>
-          <w:iCs/>
-          <w:sz w:val="18"/>
-          <w:szCs w:val="18"/>
-        </w:rPr>
-        <w:t xml:space="preserve">Figura 4: Qualidade da </w:t>
-      </w:r>
-      <w:proofErr w:type="spellStart"/>
-      <w:r>
-        <w:rPr>
-          <w:i/>
-          <w:iCs/>
-          <w:sz w:val="18"/>
-          <w:szCs w:val="18"/>
-        </w:rPr>
-        <w:t>imputacao</w:t>
-      </w:r>
-      <w:proofErr w:type="spellEnd"/>
-      <w:r>
-        <w:rPr>
-          <w:i/>
-          <w:iCs/>
-          <w:sz w:val="18"/>
-          <w:szCs w:val="18"/>
-        </w:rPr>
-        <w:t xml:space="preserve"> </w:t>
-      </w:r>
-      <w:proofErr w:type="spellStart"/>
-      <w:r>
-        <w:rPr>
-          <w:i/>
-          <w:iCs/>
-          <w:sz w:val="18"/>
-          <w:szCs w:val="18"/>
-        </w:rPr>
+        <w:t xml:space="preserve"> e </w:t>
+      </w:r>
+      <w:proofErr w:type="spellStart"/>
+      <w:r>
+        <w:t>bank_marketing</w:t>
+      </w:r>
+      <w:proofErr w:type="spellEnd"/>
+      <w:r>
+        <w:t xml:space="preserve">, as diferenças entre mecanismos foram pequenas (menos de 2 pontos de acurácia). Já no </w:t>
+      </w:r>
+      <w:proofErr w:type="spellStart"/>
+      <w:r>
+        <w:t>air_quality_uci</w:t>
+      </w:r>
+      <w:proofErr w:type="spellEnd"/>
+      <w:r>
+        <w:t xml:space="preserve">, o MNAR causou uma queda drástica no R2 (0.538 </w:t>
+      </w:r>
+      <w:proofErr w:type="spellStart"/>
+      <w:r>
         <w:t>vs</w:t>
       </w:r>
       <w:proofErr w:type="spellEnd"/>
       <w:r>
-        <w:rPr>
-          <w:i/>
-          <w:iCs/>
-          <w:sz w:val="18"/>
-          <w:szCs w:val="18"/>
-        </w:rPr>
-        <w:t xml:space="preserve"> desempenho preditivo (</w:t>
-      </w:r>
-      <w:proofErr w:type="spellStart"/>
-      <w:r>
-        <w:rPr>
-          <w:i/>
-          <w:iCs/>
-          <w:sz w:val="18"/>
-          <w:szCs w:val="18"/>
-        </w:rPr>
-        <w:t>LightGBM</w:t>
-      </w:r>
-      <w:proofErr w:type="spellEnd"/>
-      <w:r>
-        <w:rPr>
-          <w:i/>
-          <w:iCs/>
-          <w:sz w:val="18"/>
-          <w:szCs w:val="18"/>
-        </w:rPr>
-        <w:t>).</w:t>
+        <w:t xml:space="preserve"> 0.901 no MCAR), demonstrando que o mecanismo mais prejudicial depende fortemente das características do </w:t>
+      </w:r>
+      <w:proofErr w:type="spellStart"/>
+      <w:r>
+        <w:t>dataset</w:t>
+      </w:r>
+      <w:proofErr w:type="spellEnd"/>
+      <w:r>
+        <w:t>.</w:t>
+      </w:r>
+    </w:p>
+    <w:p>
+      <w:pPr>
+        <w:pStyle w:val="Ttulo2"/>
+      </w:pPr>
+      <w:r>
+        <w:t xml:space="preserve">Pergunta 2: Quais </w:t>
+      </w:r>
+      <w:proofErr w:type="spellStart"/>
+      <w:r>
+        <w:t>datasets</w:t>
+      </w:r>
+      <w:proofErr w:type="spellEnd"/>
+      <w:r>
+        <w:t xml:space="preserve"> foram mais sensíveis ao aumento do percentual de nulos?</w:t>
       </w:r>
     </w:p>
     <w:p>
@@ -7837,144 +8214,55 @@
         <w:jc w:val="both"/>
       </w:pPr>
       <w:r>
-        <w:t xml:space="preserve">Esta figura mostra a </w:t>
-      </w:r>
-      <w:proofErr w:type="spellStart"/>
-      <w:r>
-        <w:t>relacao</w:t>
-      </w:r>
-      <w:proofErr w:type="spellEnd"/>
-      <w:r>
-        <w:t xml:space="preserve"> entre a qualidade da </w:t>
-      </w:r>
-      <w:proofErr w:type="spellStart"/>
-      <w:r>
-        <w:t>imputacao</w:t>
-      </w:r>
-      <w:proofErr w:type="spellEnd"/>
-      <w:r>
-        <w:t xml:space="preserve"> (eixo X) e o desempenho preditivo (eixo Y). Em </w:t>
-      </w:r>
-      <w:proofErr w:type="spellStart"/>
-      <w:r>
-        <w:t>classificacao</w:t>
-      </w:r>
-      <w:proofErr w:type="spellEnd"/>
-      <w:r>
-        <w:t xml:space="preserve">, </w:t>
-      </w:r>
-      <w:proofErr w:type="spellStart"/>
-      <w:r>
-        <w:t>nao</w:t>
-      </w:r>
-      <w:proofErr w:type="spellEnd"/>
-      <w:r>
-        <w:t xml:space="preserve"> ha </w:t>
-      </w:r>
-      <w:proofErr w:type="spellStart"/>
-      <w:r>
-        <w:t>correlacao</w:t>
-      </w:r>
-      <w:proofErr w:type="spellEnd"/>
-      <w:r>
-        <w:t xml:space="preserve"> clara entre melhor </w:t>
-      </w:r>
-      <w:proofErr w:type="spellStart"/>
-      <w:r>
-        <w:t>acuracia</w:t>
-      </w:r>
-      <w:proofErr w:type="spellEnd"/>
-      <w:r>
-        <w:t xml:space="preserve"> de </w:t>
-      </w:r>
-      <w:proofErr w:type="spellStart"/>
-      <w:r>
-        <w:lastRenderedPageBreak/>
-        <w:t>imputacao</w:t>
-      </w:r>
-      <w:proofErr w:type="spellEnd"/>
-      <w:r>
-        <w:t xml:space="preserve"> e melhor </w:t>
-      </w:r>
-      <w:proofErr w:type="spellStart"/>
-      <w:r>
-        <w:t>Weighted</w:t>
-      </w:r>
-      <w:proofErr w:type="spellEnd"/>
-      <w:r>
-        <w:t xml:space="preserve"> F1 — os pontos se distribuem horizontalmente sem </w:t>
-      </w:r>
-      <w:proofErr w:type="spellStart"/>
-      <w:r>
-        <w:t>padrao</w:t>
-      </w:r>
-      <w:proofErr w:type="spellEnd"/>
-      <w:r>
-        <w:t xml:space="preserve"> definido. Em </w:t>
-      </w:r>
-      <w:proofErr w:type="spellStart"/>
-      <w:r>
-        <w:t>regressao</w:t>
-      </w:r>
-      <w:proofErr w:type="spellEnd"/>
-      <w:r>
-        <w:t xml:space="preserve">, observa-se que o </w:t>
-      </w:r>
-      <w:proofErr w:type="spellStart"/>
-      <w:r>
-        <w:t>miceforest</w:t>
-      </w:r>
-      <w:proofErr w:type="spellEnd"/>
-      <w:r>
-        <w:t xml:space="preserve"> (pontos marrons) concentra-se em </w:t>
-      </w:r>
-      <w:proofErr w:type="spellStart"/>
-      <w:r>
-        <w:t>regioes</w:t>
-      </w:r>
-      <w:proofErr w:type="spellEnd"/>
-      <w:r>
-        <w:t xml:space="preserve"> de MAE alto e R2 </w:t>
-      </w:r>
-      <w:proofErr w:type="spellStart"/>
-      <w:r>
-        <w:t>variavel</w:t>
-      </w:r>
-      <w:proofErr w:type="spellEnd"/>
-      <w:r>
-        <w:t xml:space="preserve">, enquanto os </w:t>
-      </w:r>
-      <w:proofErr w:type="spellStart"/>
-      <w:r>
-        <w:t>metodos</w:t>
-      </w:r>
-      <w:proofErr w:type="spellEnd"/>
-      <w:r>
-        <w:t xml:space="preserve"> simples atingem R2 </w:t>
-      </w:r>
-      <w:proofErr w:type="spellStart"/>
-      <w:r>
-        <w:t>proximo</w:t>
-      </w:r>
-      <w:proofErr w:type="spellEnd"/>
-      <w:r>
-        <w:t xml:space="preserve"> a 1.0 com MAE baixo. Isso confirma que qualidade de </w:t>
-      </w:r>
-      <w:proofErr w:type="spellStart"/>
-      <w:r>
-        <w:t>imputacao</w:t>
-      </w:r>
-      <w:proofErr w:type="spellEnd"/>
-      <w:r>
-        <w:t xml:space="preserve"> </w:t>
-      </w:r>
-      <w:proofErr w:type="spellStart"/>
-      <w:r>
-        <w:t>nao</w:t>
-      </w:r>
-      <w:proofErr w:type="spellEnd"/>
-      <w:r>
-        <w:t xml:space="preserve"> prediz necessariamente desempenho preditivo.</w:t>
+        <w:t xml:space="preserve">O </w:t>
+      </w:r>
+      <w:proofErr w:type="spellStart"/>
+      <w:r>
+        <w:t>air_quality_uci</w:t>
+      </w:r>
+      <w:proofErr w:type="spellEnd"/>
+      <w:r>
+        <w:t xml:space="preserve"> foi de longe o mais sensível: queda de R2 de 0.996 para -0.108 entre 1% e 30%, uma variação de 1.104 pontos. O </w:t>
+      </w:r>
+      <w:proofErr w:type="spellStart"/>
+      <w:r>
+        <w:t>communities_crime</w:t>
+      </w:r>
+      <w:proofErr w:type="spellEnd"/>
+      <w:r>
+        <w:t xml:space="preserve"> foi o mais estável (variação de apenas 0.013). Os </w:t>
+      </w:r>
+      <w:proofErr w:type="spellStart"/>
+      <w:r>
+        <w:t>datasets</w:t>
+      </w:r>
+      <w:proofErr w:type="spellEnd"/>
+      <w:r>
+        <w:t xml:space="preserve"> de classificação apresentaram degradação moderada: </w:t>
+      </w:r>
+      <w:proofErr w:type="spellStart"/>
+      <w:r>
+        <w:t>adult</w:t>
+      </w:r>
+      <w:proofErr w:type="spellEnd"/>
+      <w:r>
+        <w:t xml:space="preserve"> perdeu 0.048 pontos de acurácia e </w:t>
+      </w:r>
+      <w:proofErr w:type="spellStart"/>
+      <w:r>
+        <w:t>bank_marketing</w:t>
+      </w:r>
+      <w:proofErr w:type="spellEnd"/>
+      <w:r>
+        <w:t xml:space="preserve"> apenas 0.026.</w:t>
+      </w:r>
+    </w:p>
+    <w:p>
+      <w:pPr>
+        <w:pStyle w:val="Ttulo2"/>
+      </w:pPr>
+      <w:r>
+        <w:t>Pergunta 3: Métodos simples foram competitivos em algum cenário?</w:t>
       </w:r>
     </w:p>
     <w:p>
@@ -7983,44 +8271,54 @@
         <w:jc w:val="both"/>
       </w:pPr>
       <w:r>
-        <w:rPr>
-          <w:noProof/>
-        </w:rPr>
-        <w:drawing>
-          <wp:inline distT="0" distB="0" distL="0" distR="0" wp14:anchorId="680B7628" wp14:editId="5EAA2AB0">
-            <wp:extent cx="5731510" cy="2731770"/>
-            <wp:effectExtent l="0" t="0" r="2540" b="0"/>
-            <wp:docPr id="1146709519" name="Imagem 1"/>
-            <wp:cNvGraphicFramePr>
-              <a:graphicFrameLocks xmlns:a="http://schemas.openxmlformats.org/drawingml/2006/main" noChangeAspect="1"/>
-            </wp:cNvGraphicFramePr>
-            <a:graphic xmlns:a="http://schemas.openxmlformats.org/drawingml/2006/main">
-              <a:graphicData uri="http://schemas.openxmlformats.org/drawingml/2006/picture">
-                <pic:pic xmlns:pic="http://schemas.openxmlformats.org/drawingml/2006/picture">
-                  <pic:nvPicPr>
-                    <pic:cNvPr id="1146709519" name=""/>
-                    <pic:cNvPicPr/>
-                  </pic:nvPicPr>
-                  <pic:blipFill>
-                    <a:blip r:embed="rId14"/>
-                    <a:stretch>
-                      <a:fillRect/>
-                    </a:stretch>
-                  </pic:blipFill>
-                  <pic:spPr>
-                    <a:xfrm>
-                      <a:off x="0" y="0"/>
-                      <a:ext cx="5731510" cy="2731770"/>
-                    </a:xfrm>
-                    <a:prstGeom prst="rect">
-                      <a:avLst/>
-                    </a:prstGeom>
-                  </pic:spPr>
-                </pic:pic>
-              </a:graphicData>
-            </a:graphic>
-          </wp:inline>
-        </w:drawing>
+        <w:lastRenderedPageBreak/>
+        <w:t xml:space="preserve">Sim, e de forma surpreendente os métodos simples foram os mais competitivos em geral. O </w:t>
+      </w:r>
+      <w:proofErr w:type="spellStart"/>
+      <w:r>
+        <w:t>simple_mean</w:t>
+      </w:r>
+      <w:proofErr w:type="spellEnd"/>
+      <w:r>
+        <w:t xml:space="preserve"> obteve o melhor desempenho médio em classificação (0.822 no </w:t>
+      </w:r>
+      <w:proofErr w:type="spellStart"/>
+      <w:r>
+        <w:t>adult</w:t>
+      </w:r>
+      <w:proofErr w:type="spellEnd"/>
+      <w:r>
+        <w:t xml:space="preserve">, 0.848 no </w:t>
+      </w:r>
+      <w:proofErr w:type="spellStart"/>
+      <w:r>
+        <w:t>bank_marketing</w:t>
+      </w:r>
+      <w:proofErr w:type="spellEnd"/>
+      <w:r>
+        <w:t xml:space="preserve">) e o segundo melhor em regressão (R2=0.991 no </w:t>
+      </w:r>
+      <w:proofErr w:type="spellStart"/>
+      <w:r>
+        <w:t>air_quality_uci</w:t>
+      </w:r>
+      <w:proofErr w:type="spellEnd"/>
+      <w:r>
+        <w:t xml:space="preserve">). Métodos simples são especialmente eficazes em </w:t>
+      </w:r>
+      <w:proofErr w:type="spellStart"/>
+      <w:r>
+        <w:t>datasets</w:t>
+      </w:r>
+      <w:proofErr w:type="spellEnd"/>
+      <w:r>
+        <w:t xml:space="preserve"> grandes onde a </w:t>
+      </w:r>
+      <w:r>
+        <w:t>média</w:t>
+      </w:r>
+      <w:r>
+        <w:t>/mediana e um estimador estável.</w:t>
       </w:r>
     </w:p>
     <w:p>
@@ -8028,7 +8326,23 @@
         <w:pStyle w:val="Ttulo2"/>
       </w:pPr>
       <w:r>
-        <w:t>5.5 Comparação entre modelos</w:t>
+        <w:t xml:space="preserve">Pergunta 4: Quando </w:t>
+      </w:r>
+      <w:proofErr w:type="spellStart"/>
+      <w:r>
+        <w:t>KNNImputer</w:t>
+      </w:r>
+      <w:proofErr w:type="spellEnd"/>
+      <w:r>
+        <w:t xml:space="preserve"> ou </w:t>
+      </w:r>
+      <w:proofErr w:type="spellStart"/>
+      <w:r>
+        <w:t>IterativeImputer</w:t>
+      </w:r>
+      <w:proofErr w:type="spellEnd"/>
+      <w:r>
+        <w:t xml:space="preserve"> superaram os métodos simples?</w:t>
       </w:r>
     </w:p>
     <w:p>
@@ -8037,151 +8351,87 @@
         <w:jc w:val="both"/>
       </w:pPr>
       <w:r>
-        <w:t xml:space="preserve">Para classificação, o </w:t>
-      </w:r>
-      <w:proofErr w:type="spellStart"/>
-      <w:r>
-        <w:t>LightGBM</w:t>
-      </w:r>
-      <w:proofErr w:type="spellEnd"/>
-      <w:r>
-        <w:t xml:space="preserve"> obteve a melhor acurácia media (0.828), seguido pelo Random Forest (0.809) e Regressão Logística (0.806). Para regressão, o Random Forest obteve o melhor R2 médio (0.787), seguido pela Ridge </w:t>
-      </w:r>
-      <w:proofErr w:type="spellStart"/>
-      <w:r>
-        <w:t>Regression</w:t>
-      </w:r>
-      <w:proofErr w:type="spellEnd"/>
-      <w:r>
-        <w:t xml:space="preserve"> (0.740) e pelo </w:t>
-      </w:r>
-      <w:proofErr w:type="spellStart"/>
-      <w:r>
-        <w:t>LightGBM</w:t>
-      </w:r>
-      <w:proofErr w:type="spellEnd"/>
-      <w:r>
-        <w:t xml:space="preserve"> (0.707). O resultado inesperado do </w:t>
-      </w:r>
-      <w:proofErr w:type="spellStart"/>
-      <w:r>
-        <w:t>LightGBM</w:t>
-      </w:r>
-      <w:proofErr w:type="spellEnd"/>
-      <w:r>
-        <w:t xml:space="preserve"> em regressão deve-se ao forte impacto do MNAR no </w:t>
-      </w:r>
-      <w:proofErr w:type="spellStart"/>
-      <w:r>
-        <w:t>air_quality_uci</w:t>
-      </w:r>
-      <w:proofErr w:type="spellEnd"/>
-      <w:r>
-        <w:t>, que distorce a média.</w:t>
-      </w:r>
-    </w:p>
-    <w:p>
-      <w:r>
-        <w:rPr>
-          <w:noProof/>
-        </w:rPr>
-        <w:lastRenderedPageBreak/>
-        <w:drawing>
-          <wp:inline distT="0" distB="0" distL="0" distR="0" wp14:anchorId="3B46E6DB" wp14:editId="1DEAFB79">
-            <wp:extent cx="5731510" cy="4064635"/>
-            <wp:effectExtent l="0" t="0" r="2540" b="0"/>
-            <wp:docPr id="1344155800" name="Imagem 1"/>
-            <wp:cNvGraphicFramePr>
-              <a:graphicFrameLocks xmlns:a="http://schemas.openxmlformats.org/drawingml/2006/main" noChangeAspect="1"/>
-            </wp:cNvGraphicFramePr>
-            <a:graphic xmlns:a="http://schemas.openxmlformats.org/drawingml/2006/main">
-              <a:graphicData uri="http://schemas.openxmlformats.org/drawingml/2006/picture">
-                <pic:pic xmlns:pic="http://schemas.openxmlformats.org/drawingml/2006/picture">
-                  <pic:nvPicPr>
-                    <pic:cNvPr id="1344155800" name=""/>
-                    <pic:cNvPicPr/>
-                  </pic:nvPicPr>
-                  <pic:blipFill>
-                    <a:blip r:embed="rId15"/>
-                    <a:stretch>
-                      <a:fillRect/>
-                    </a:stretch>
-                  </pic:blipFill>
-                  <pic:spPr>
-                    <a:xfrm>
-                      <a:off x="0" y="0"/>
-                      <a:ext cx="5731510" cy="4064635"/>
-                    </a:xfrm>
-                    <a:prstGeom prst="rect">
-                      <a:avLst/>
-                    </a:prstGeom>
-                  </pic:spPr>
-                </pic:pic>
-              </a:graphicData>
-            </a:graphic>
-          </wp:inline>
-        </w:drawing>
-      </w:r>
-    </w:p>
-    <w:p>
-      <w:pPr>
-        <w:spacing w:before="200" w:after="80"/>
-        <w:jc w:val="center"/>
-      </w:pPr>
-      <w:r>
-        <w:rPr>
-          <w:noProof/>
-        </w:rPr>
-        <w:drawing>
-          <wp:inline distT="0" distB="0" distL="0" distR="0" wp14:anchorId="20CBB9EE" wp14:editId="42A8B16F">
-            <wp:extent cx="5700000" cy="4033970"/>
-            <wp:effectExtent l="0" t="0" r="0" b="0"/>
-            <wp:docPr id="6" name="fig6"/>
-            <wp:cNvGraphicFramePr/>
-            <a:graphic xmlns:a="http://schemas.openxmlformats.org/drawingml/2006/main">
-              <a:graphicData uri="http://schemas.openxmlformats.org/drawingml/2006/picture">
-                <pic:pic xmlns:pic="http://schemas.openxmlformats.org/drawingml/2006/picture">
-                  <pic:nvPicPr>
-                    <pic:cNvPr id="6" name="fig6"/>
-                    <pic:cNvPicPr>
-                      <a:picLocks noChangeAspect="1"/>
-                    </pic:cNvPicPr>
-                  </pic:nvPicPr>
-                  <pic:blipFill>
-                    <a:blip r:embed="rId16"/>
-                    <a:stretch>
-                      <a:fillRect/>
-                    </a:stretch>
-                  </pic:blipFill>
-                  <pic:spPr>
-                    <a:xfrm>
-                      <a:off x="0" y="0"/>
-                      <a:ext cx="5700000" cy="4033970"/>
-                    </a:xfrm>
-                    <a:prstGeom prst="rect">
-                      <a:avLst/>
-                    </a:prstGeom>
-                  </pic:spPr>
-                </pic:pic>
-              </a:graphicData>
-            </a:graphic>
-          </wp:inline>
-        </w:drawing>
-      </w:r>
-    </w:p>
-    <w:p>
-      <w:pPr>
-        <w:spacing w:before="40" w:after="200"/>
-        <w:jc w:val="center"/>
-      </w:pPr>
-      <w:r>
-        <w:rPr>
-          <w:i/>
-          <w:iCs/>
-          <w:sz w:val="18"/>
-          <w:szCs w:val="18"/>
-        </w:rPr>
-        <w:t>Figura 6: Comparativo de modelos por percentual de nulos (MCAR, media dos imputadores).</w:t>
+        <w:t xml:space="preserve">O </w:t>
+      </w:r>
+      <w:proofErr w:type="spellStart"/>
+      <w:r>
+        <w:t>IterativeImputer</w:t>
+      </w:r>
+      <w:proofErr w:type="spellEnd"/>
+      <w:r>
+        <w:t xml:space="preserve"> superou o </w:t>
+      </w:r>
+      <w:proofErr w:type="spellStart"/>
+      <w:r>
+        <w:t>simple_mean</w:t>
+      </w:r>
+      <w:proofErr w:type="spellEnd"/>
+      <w:r>
+        <w:t xml:space="preserve"> no </w:t>
+      </w:r>
+      <w:proofErr w:type="spellStart"/>
+      <w:r>
+        <w:t>communities_crime</w:t>
+      </w:r>
+      <w:proofErr w:type="spellEnd"/>
+      <w:r>
+        <w:t xml:space="preserve"> (R2=0.626 </w:t>
+      </w:r>
+      <w:proofErr w:type="spellStart"/>
+      <w:r>
+        <w:t>vs</w:t>
+      </w:r>
+      <w:proofErr w:type="spellEnd"/>
+      <w:r>
+        <w:t xml:space="preserve"> 0.620), </w:t>
+      </w:r>
+      <w:proofErr w:type="spellStart"/>
+      <w:r>
+        <w:t>dataset</w:t>
+      </w:r>
+      <w:proofErr w:type="spellEnd"/>
+      <w:r>
+        <w:t xml:space="preserve"> com muitas variáveis correlacionadas onde a imputação multivariada e mais vantajosa. O </w:t>
+      </w:r>
+      <w:proofErr w:type="spellStart"/>
+      <w:r>
+        <w:t>KNNImputer</w:t>
+      </w:r>
+      <w:proofErr w:type="spellEnd"/>
+      <w:r>
+        <w:t xml:space="preserve"> com k=7 obteve resultados próximos ao </w:t>
+      </w:r>
+      <w:proofErr w:type="spellStart"/>
+      <w:r>
+        <w:t>IterativeImputer</w:t>
+      </w:r>
+      <w:proofErr w:type="spellEnd"/>
+      <w:r>
+        <w:t xml:space="preserve"> em taxas baixas (1-5%), mas ficou atras em taxas altas. Em classificação, os ganhos do KNN e </w:t>
+      </w:r>
+      <w:proofErr w:type="spellStart"/>
+      <w:r>
+        <w:t>IterativeImputer</w:t>
+      </w:r>
+      <w:proofErr w:type="spellEnd"/>
+      <w:r>
+        <w:t xml:space="preserve"> sobre o </w:t>
+      </w:r>
+      <w:proofErr w:type="spellStart"/>
+      <w:r>
+        <w:t>simple_mean</w:t>
+      </w:r>
+      <w:proofErr w:type="spellEnd"/>
+      <w:r>
+        <w:t xml:space="preserve"> foram marginais (menos de 0.002 de acurácia).</w:t>
+      </w:r>
+    </w:p>
+    <w:p>
+      <w:pPr>
+        <w:pStyle w:val="Ttulo2"/>
+      </w:pPr>
+      <w:r>
+        <w:t>Pergunta 5: Os métodos externos superaram os tradicionais?</w:t>
       </w:r>
     </w:p>
     <w:p>
@@ -8190,39 +8440,31 @@
         <w:jc w:val="both"/>
       </w:pPr>
       <w:r>
-        <w:t xml:space="preserve">Esta figura compara o desempenho dos </w:t>
-      </w:r>
-      <w:proofErr w:type="spellStart"/>
-      <w:r>
-        <w:t>tres</w:t>
-      </w:r>
-      <w:proofErr w:type="spellEnd"/>
-      <w:r>
-        <w:t xml:space="preserve"> modelos por percentual de </w:t>
-      </w:r>
-      <w:proofErr w:type="spellStart"/>
-      <w:r>
-        <w:t>ausencia</w:t>
-      </w:r>
-      <w:proofErr w:type="spellEnd"/>
-      <w:r>
-        <w:t xml:space="preserve"> sob MCAR. O </w:t>
-      </w:r>
-      <w:proofErr w:type="spellStart"/>
-      <w:r>
-        <w:t>LightGBM</w:t>
-      </w:r>
-      <w:proofErr w:type="spellEnd"/>
-      <w:r>
-        <w:t xml:space="preserve"> domina em </w:t>
-      </w:r>
-      <w:proofErr w:type="spellStart"/>
-      <w:r>
-        <w:t>classificacao</w:t>
-      </w:r>
-      <w:proofErr w:type="spellEnd"/>
-      <w:r>
-        <w:t xml:space="preserve"> (</w:t>
+        <w:t xml:space="preserve">Não. O </w:t>
+      </w:r>
+      <w:proofErr w:type="spellStart"/>
+      <w:r>
+        <w:t>miceforest</w:t>
+      </w:r>
+      <w:proofErr w:type="spellEnd"/>
+      <w:r>
+        <w:t xml:space="preserve"> obteve desempenho inferior ao </w:t>
+      </w:r>
+      <w:proofErr w:type="spellStart"/>
+      <w:r>
+        <w:t>simple_mean</w:t>
+      </w:r>
+      <w:proofErr w:type="spellEnd"/>
+      <w:r>
+        <w:t xml:space="preserve"> em todos os </w:t>
+      </w:r>
+      <w:proofErr w:type="spellStart"/>
+      <w:r>
+        <w:t>datasets</w:t>
+      </w:r>
+      <w:proofErr w:type="spellEnd"/>
+      <w:r>
+        <w:t xml:space="preserve">: -0.014 de acurácia no </w:t>
       </w:r>
       <w:proofErr w:type="spellStart"/>
       <w:r>
@@ -8230,7 +8472,7 @@
       </w:r>
       <w:proofErr w:type="spellEnd"/>
       <w:r>
-        <w:t xml:space="preserve"> e </w:t>
+        <w:t xml:space="preserve">, -0.029 no </w:t>
       </w:r>
       <w:proofErr w:type="spellStart"/>
       <w:r>
@@ -8238,36 +8480,43 @@
       </w:r>
       <w:proofErr w:type="spellEnd"/>
       <w:r>
-        <w:t xml:space="preserve">) em todos os </w:t>
-      </w:r>
-      <w:proofErr w:type="spellStart"/>
-      <w:r>
-        <w:t>niveis</w:t>
-      </w:r>
-      <w:proofErr w:type="spellEnd"/>
-      <w:r>
-        <w:t xml:space="preserve">. Em </w:t>
-      </w:r>
-      <w:proofErr w:type="spellStart"/>
-      <w:r>
-        <w:lastRenderedPageBreak/>
-        <w:t>regressao</w:t>
-      </w:r>
-      <w:proofErr w:type="spellEnd"/>
-      <w:r>
-        <w:t xml:space="preserve">, o Random Forest e mais </w:t>
-      </w:r>
-      <w:proofErr w:type="spellStart"/>
-      <w:r>
-        <w:t>estavel</w:t>
-      </w:r>
-      <w:proofErr w:type="spellEnd"/>
-      <w:r>
-        <w:t xml:space="preserve"> que o </w:t>
-      </w:r>
-      <w:proofErr w:type="spellStart"/>
-      <w:r>
-        <w:t>LightGBM</w:t>
+        <w:t xml:space="preserve">, -0.165 de R2 no </w:t>
+      </w:r>
+      <w:proofErr w:type="spellStart"/>
+      <w:r>
+        <w:t>air_quality_uci</w:t>
+      </w:r>
+      <w:proofErr w:type="spellEnd"/>
+      <w:r>
+        <w:t xml:space="preserve"> e -0.023 no </w:t>
+      </w:r>
+      <w:proofErr w:type="spellStart"/>
+      <w:r>
+        <w:t>communities_crime</w:t>
+      </w:r>
+      <w:proofErr w:type="spellEnd"/>
+      <w:r>
+        <w:t xml:space="preserve">. Além disso, o </w:t>
+      </w:r>
+      <w:proofErr w:type="spellStart"/>
+      <w:r>
+        <w:t>miceforest</w:t>
+      </w:r>
+      <w:proofErr w:type="spellEnd"/>
+      <w:r>
+        <w:t xml:space="preserve"> também obteve o pior MAE de imputação (18.560 </w:t>
+      </w:r>
+      <w:proofErr w:type="spellStart"/>
+      <w:r>
+        <w:t>vs</w:t>
+      </w:r>
+      <w:proofErr w:type="spellEnd"/>
+      <w:r>
+        <w:t xml:space="preserve"> 12.740 do </w:t>
+      </w:r>
+      <w:proofErr w:type="spellStart"/>
+      <w:r>
+        <w:t>simple_median</w:t>
       </w:r>
       <w:proofErr w:type="spellEnd"/>
       <w:r>
@@ -8275,51 +8524,11 @@
       </w:r>
       <w:proofErr w:type="spellStart"/>
       <w:r>
-        <w:t>air_quality_uci</w:t>
-      </w:r>
-      <w:proofErr w:type="spellEnd"/>
-      <w:r>
-        <w:t xml:space="preserve">, onde o </w:t>
-      </w:r>
-      <w:proofErr w:type="spellStart"/>
-      <w:r>
-        <w:t>LightGBM</w:t>
-      </w:r>
-      <w:proofErr w:type="spellEnd"/>
-      <w:r>
-        <w:t xml:space="preserve"> sofre queda abrupta de R2 a partir de 25% de </w:t>
-      </w:r>
-      <w:proofErr w:type="spellStart"/>
-      <w:r>
-        <w:t>ausencia</w:t>
-      </w:r>
-      <w:proofErr w:type="spellEnd"/>
-      <w:r>
-        <w:t xml:space="preserve">. O </w:t>
-      </w:r>
-      <w:proofErr w:type="spellStart"/>
-      <w:r>
-        <w:t>communities_crime</w:t>
-      </w:r>
-      <w:proofErr w:type="spellEnd"/>
-      <w:r>
-        <w:t xml:space="preserve"> apresenta comportamento similar entre os modelos, com ligeira vantagem do </w:t>
-      </w:r>
-      <w:proofErr w:type="spellStart"/>
-      <w:r>
-        <w:t>LightGBM</w:t>
-      </w:r>
-      <w:proofErr w:type="spellEnd"/>
-      <w:r>
-        <w:t xml:space="preserve"> nas taxas mais baixas.</w:t>
-      </w:r>
-    </w:p>
-    <w:p>
-      <w:pPr>
-        <w:pStyle w:val="Ttulo1"/>
-      </w:pPr>
-      <w:r>
-        <w:t>6. Discussão</w:t>
+        <w:t>adult</w:t>
+      </w:r>
+      <w:proofErr w:type="spellEnd"/>
+      <w:r>
+        <w:t>). O custo computacional muito maior não se traduziu em ganho de desempenho.</w:t>
       </w:r>
     </w:p>
     <w:p>
@@ -8327,7 +8536,7 @@
         <w:pStyle w:val="Ttulo2"/>
       </w:pPr>
       <w:r>
-        <w:t>Pergunta 1: O desempenho cai de forma semelhante em MCAR, MAR e MNAR?</w:t>
+        <w:t>Pergunta 6: A melhor qualidade de imputação levou ao melhor desempenho preditivo?</w:t>
       </w:r>
     </w:p>
     <w:p>
@@ -8336,15 +8545,7 @@
         <w:jc w:val="both"/>
       </w:pPr>
       <w:r>
-        <w:t xml:space="preserve">Não. O comportamento varia significativamente por </w:t>
-      </w:r>
-      <w:proofErr w:type="spellStart"/>
-      <w:r>
-        <w:t>dataset</w:t>
-      </w:r>
-      <w:proofErr w:type="spellEnd"/>
-      <w:r>
-        <w:t xml:space="preserve">. No </w:t>
+        <w:t xml:space="preserve">Não. A correlação entre MAE de imputação e acurácia preditiva no </w:t>
       </w:r>
       <w:proofErr w:type="spellStart"/>
       <w:r>
@@ -8352,39 +8553,47 @@
       </w:r>
       <w:proofErr w:type="spellEnd"/>
       <w:r>
-        <w:t xml:space="preserve"> e </w:t>
-      </w:r>
-      <w:proofErr w:type="spellStart"/>
-      <w:r>
-        <w:t>bank_marketing</w:t>
-      </w:r>
-      <w:proofErr w:type="spellEnd"/>
-      <w:r>
-        <w:t xml:space="preserve">, as diferenças entre mecanismos foram pequenas (menos de 2 pontos de acurácia). Já no </w:t>
-      </w:r>
-      <w:proofErr w:type="spellStart"/>
-      <w:r>
-        <w:t>air_quality_uci</w:t>
-      </w:r>
-      <w:proofErr w:type="spellEnd"/>
-      <w:r>
-        <w:t xml:space="preserve">, o MNAR causou uma queda drástica no R2 (0.538 </w:t>
-      </w:r>
-      <w:proofErr w:type="spellStart"/>
-      <w:r>
-        <w:t>vs</w:t>
-      </w:r>
-      <w:proofErr w:type="spellEnd"/>
-      <w:r>
-        <w:t xml:space="preserve"> 0.901 no MCAR), demonstrando que o mecanismo mais prejudicial depende fortemente das características do </w:t>
-      </w:r>
-      <w:proofErr w:type="spellStart"/>
-      <w:r>
-        <w:t>dataset</w:t>
-      </w:r>
-      <w:proofErr w:type="spellEnd"/>
-      <w:r>
-        <w:t>.</w:t>
+        <w:t xml:space="preserve"> foi de apenas -0.099, praticamente nula. O </w:t>
+      </w:r>
+      <w:proofErr w:type="spellStart"/>
+      <w:r>
+        <w:t>simple_median</w:t>
+      </w:r>
+      <w:proofErr w:type="spellEnd"/>
+      <w:r>
+        <w:t xml:space="preserve"> obteve o menor MAE de </w:t>
+      </w:r>
+      <w:proofErr w:type="spellStart"/>
+      <w:r>
+        <w:t>imputacao</w:t>
+      </w:r>
+      <w:proofErr w:type="spellEnd"/>
+      <w:r>
+        <w:t xml:space="preserve"> (12.740) mas ficou em 3o lugar em acurácia. O </w:t>
+      </w:r>
+      <w:proofErr w:type="spellStart"/>
+      <w:r>
+        <w:t>miceforest</w:t>
+      </w:r>
+      <w:proofErr w:type="spellEnd"/>
+      <w:r>
+        <w:t xml:space="preserve"> teve o pior MAE de imputação (18.560) </w:t>
+      </w:r>
+      <w:proofErr w:type="gramStart"/>
+      <w:r>
+        <w:t>e também</w:t>
+      </w:r>
+      <w:proofErr w:type="gramEnd"/>
+      <w:r>
+        <w:t xml:space="preserve"> o pior desempenho preditivo, mas por razões diferentes: o </w:t>
+      </w:r>
+      <w:proofErr w:type="spellStart"/>
+      <w:r>
+        <w:t>miceforest</w:t>
+      </w:r>
+      <w:proofErr w:type="spellEnd"/>
+      <w:r>
+        <w:t xml:space="preserve"> subamostra colunas, o que pode introduzir ruido sistemático.</w:t>
       </w:r>
     </w:p>
     <w:p>
@@ -8392,15 +8601,7 @@
         <w:pStyle w:val="Ttulo2"/>
       </w:pPr>
       <w:r>
-        <w:t xml:space="preserve">Pergunta 2: Quais </w:t>
-      </w:r>
-      <w:proofErr w:type="spellStart"/>
-      <w:r>
-        <w:t>datasets</w:t>
-      </w:r>
-      <w:proofErr w:type="spellEnd"/>
-      <w:r>
-        <w:t xml:space="preserve"> foram mais sensíveis ao aumento do percentual de nulos?</w:t>
+        <w:t>Pergunta 7: O modelo tabular adicional mudou as conclusões?</w:t>
       </w:r>
     </w:p>
     <w:p>
@@ -8409,7 +8610,23 @@
         <w:jc w:val="both"/>
       </w:pPr>
       <w:r>
-        <w:t xml:space="preserve">O </w:t>
+        <w:t xml:space="preserve">Parcialmente. O </w:t>
+      </w:r>
+      <w:proofErr w:type="spellStart"/>
+      <w:r>
+        <w:t>LightGBM</w:t>
+      </w:r>
+      <w:proofErr w:type="spellEnd"/>
+      <w:r>
+        <w:t xml:space="preserve"> foi o melhor modelo em classificação, confirmando seu status de estado da arte em dados tabulares. Em regressão, porém, o Random Forest superou o </w:t>
+      </w:r>
+      <w:proofErr w:type="spellStart"/>
+      <w:r>
+        <w:t>LightGBM</w:t>
+      </w:r>
+      <w:proofErr w:type="spellEnd"/>
+      <w:r>
+        <w:t xml:space="preserve">, especialmente no </w:t>
       </w:r>
       <w:proofErr w:type="spellStart"/>
       <w:r>
@@ -8417,39 +8634,31 @@
       </w:r>
       <w:proofErr w:type="spellEnd"/>
       <w:r>
-        <w:t xml:space="preserve"> foi de longe o mais sensível: queda de R2 de 0.996 para -0.108 entre 1% e 30%, uma variação de 1.104 pontos. O </w:t>
-      </w:r>
-      <w:proofErr w:type="spellStart"/>
-      <w:r>
-        <w:t>communities_crime</w:t>
-      </w:r>
-      <w:proofErr w:type="spellEnd"/>
-      <w:r>
-        <w:t xml:space="preserve"> foi o mais estável (variação de apenas 0.013). Os </w:t>
-      </w:r>
-      <w:proofErr w:type="spellStart"/>
-      <w:r>
-        <w:t>datasets</w:t>
-      </w:r>
-      <w:proofErr w:type="spellEnd"/>
-      <w:r>
-        <w:t xml:space="preserve"> de classificação apresentaram degradação moderada: </w:t>
-      </w:r>
-      <w:proofErr w:type="spellStart"/>
-      <w:r>
-        <w:t>adult</w:t>
-      </w:r>
-      <w:proofErr w:type="spellEnd"/>
-      <w:r>
-        <w:t xml:space="preserve"> perdeu 0.048 pontos de acurácia e </w:t>
-      </w:r>
-      <w:proofErr w:type="spellStart"/>
-      <w:r>
-        <w:t>bank_marketing</w:t>
-      </w:r>
-      <w:proofErr w:type="spellEnd"/>
-      <w:r>
-        <w:t xml:space="preserve"> apenas 0.026.</w:t>
+        <w:t xml:space="preserve">. As conclusões sobre os imputadores se mantiveram independentemente do modelo escolhido: </w:t>
+      </w:r>
+      <w:proofErr w:type="spellStart"/>
+      <w:r>
+        <w:t>simple_mean</w:t>
+      </w:r>
+      <w:proofErr w:type="spellEnd"/>
+      <w:r>
+        <w:t xml:space="preserve"> e </w:t>
+      </w:r>
+      <w:proofErr w:type="spellStart"/>
+      <w:r>
+        <w:t>iterative</w:t>
+      </w:r>
+      <w:proofErr w:type="spellEnd"/>
+      <w:r>
+        <w:t xml:space="preserve"> foram consistentemente superiores ao </w:t>
+      </w:r>
+      <w:proofErr w:type="spellStart"/>
+      <w:r>
+        <w:t>miceforest</w:t>
+      </w:r>
+      <w:proofErr w:type="spellEnd"/>
+      <w:r>
+        <w:t>.</w:t>
       </w:r>
     </w:p>
     <w:p>
@@ -8457,7 +8666,7 @@
         <w:pStyle w:val="Ttulo2"/>
       </w:pPr>
       <w:r>
-        <w:t>Pergunta 3: Métodos simples foram competitivos em algum cenário?</w:t>
+        <w:t>Pergunta 8: O comportamento foi diferente entre classificação e regressão?</w:t>
       </w:r>
     </w:p>
     <w:p>
@@ -8466,15 +8675,55 @@
         <w:jc w:val="both"/>
       </w:pPr>
       <w:r>
-        <w:t xml:space="preserve">Sim, e de forma surpreendente os métodos simples foram os mais competitivos em geral. O </w:t>
-      </w:r>
-      <w:proofErr w:type="spellStart"/>
-      <w:r>
-        <w:t>simple_mean</w:t>
-      </w:r>
-      <w:proofErr w:type="spellEnd"/>
-      <w:r>
-        <w:t xml:space="preserve"> obteve o melhor desempenho médio em classificação (0.822 no </w:t>
+        <w:t xml:space="preserve">Sim. Os </w:t>
+      </w:r>
+      <w:proofErr w:type="spellStart"/>
+      <w:r>
+        <w:t>datasets</w:t>
+      </w:r>
+      <w:proofErr w:type="spellEnd"/>
+      <w:r>
+        <w:t xml:space="preserve"> de classificação foram mais robustos a valores ausentes, com degradação moderada e comportamento mais previsível. Os </w:t>
+      </w:r>
+      <w:proofErr w:type="spellStart"/>
+      <w:r>
+        <w:t>datasets</w:t>
+      </w:r>
+      <w:proofErr w:type="spellEnd"/>
+      <w:r>
+        <w:t xml:space="preserve"> de regressão, especialmente o </w:t>
+      </w:r>
+      <w:proofErr w:type="spellStart"/>
+      <w:r>
+        <w:t>air_quality_uci</w:t>
+      </w:r>
+      <w:proofErr w:type="spellEnd"/>
+      <w:r>
+        <w:t xml:space="preserve">, foram muito mais sensíveis - particularmente ao mecanismo MNAR. O </w:t>
+      </w:r>
+      <w:proofErr w:type="spellStart"/>
+      <w:r>
+        <w:t>dropna</w:t>
+      </w:r>
+      <w:proofErr w:type="spellEnd"/>
+      <w:r>
+        <w:t xml:space="preserve"> foi especialmente prejudicial em regressão (R2=-0.900 em média no </w:t>
+      </w:r>
+      <w:proofErr w:type="spellStart"/>
+      <w:r>
+        <w:t>air_quality_uci</w:t>
+      </w:r>
+      <w:proofErr w:type="spellEnd"/>
+      <w:r>
+        <w:t xml:space="preserve"> </w:t>
+      </w:r>
+      <w:proofErr w:type="spellStart"/>
+      <w:r>
+        <w:t>vs</w:t>
+      </w:r>
+      <w:proofErr w:type="spellEnd"/>
+      <w:r>
+        <w:t xml:space="preserve"> 0.807 em classificação no </w:t>
       </w:r>
       <w:proofErr w:type="spellStart"/>
       <w:r>
@@ -8482,31 +8731,7 @@
       </w:r>
       <w:proofErr w:type="spellEnd"/>
       <w:r>
-        <w:t xml:space="preserve">, 0.848 no </w:t>
-      </w:r>
-      <w:proofErr w:type="spellStart"/>
-      <w:r>
-        <w:t>bank_marketing</w:t>
-      </w:r>
-      <w:proofErr w:type="spellEnd"/>
-      <w:r>
-        <w:t xml:space="preserve">) e o segundo melhor em regressão (R2=0.991 no </w:t>
-      </w:r>
-      <w:proofErr w:type="spellStart"/>
-      <w:r>
-        <w:t>air_quality_uci</w:t>
-      </w:r>
-      <w:proofErr w:type="spellEnd"/>
-      <w:r>
-        <w:t xml:space="preserve">). Métodos simples são especialmente eficazes em </w:t>
-      </w:r>
-      <w:proofErr w:type="spellStart"/>
-      <w:r>
-        <w:t>datasets</w:t>
-      </w:r>
-      <w:proofErr w:type="spellEnd"/>
-      <w:r>
-        <w:t xml:space="preserve"> grandes onde a media/mediana e um estimador estável.</w:t>
+        <w:t>).</w:t>
       </w:r>
     </w:p>
     <w:p>
@@ -8514,23 +8739,7 @@
         <w:pStyle w:val="Ttulo2"/>
       </w:pPr>
       <w:r>
-        <w:t xml:space="preserve">Pergunta 4: Quando </w:t>
-      </w:r>
-      <w:proofErr w:type="spellStart"/>
-      <w:r>
-        <w:t>KNNImputer</w:t>
-      </w:r>
-      <w:proofErr w:type="spellEnd"/>
-      <w:r>
-        <w:t xml:space="preserve"> ou </w:t>
-      </w:r>
-      <w:proofErr w:type="spellStart"/>
-      <w:r>
-        <w:t>IterativeImputer</w:t>
-      </w:r>
-      <w:proofErr w:type="spellEnd"/>
-      <w:r>
-        <w:t xml:space="preserve"> superaram os métodos simples?</w:t>
+        <w:t>Pergunta 9: Houve algum resultado inesperado?</w:t>
       </w:r>
     </w:p>
     <w:p>
@@ -8539,15 +8748,23 @@
         <w:jc w:val="both"/>
       </w:pPr>
       <w:r>
-        <w:t xml:space="preserve">O </w:t>
-      </w:r>
-      <w:proofErr w:type="spellStart"/>
-      <w:r>
-        <w:t>IterativeImputer</w:t>
-      </w:r>
-      <w:proofErr w:type="spellEnd"/>
-      <w:r>
-        <w:t xml:space="preserve"> superou o </w:t>
+        <w:t xml:space="preserve">Dois resultados foram inesperados. Primeiro, o </w:t>
+      </w:r>
+      <w:proofErr w:type="spellStart"/>
+      <w:r>
+        <w:t>miceforest</w:t>
+      </w:r>
+      <w:proofErr w:type="spellEnd"/>
+      <w:r>
+        <w:t xml:space="preserve"> - método sofisticado baseado em Random </w:t>
+      </w:r>
+      <w:proofErr w:type="spellStart"/>
+      <w:r>
+        <w:t>Forests</w:t>
+      </w:r>
+      <w:proofErr w:type="spellEnd"/>
+      <w:r>
+        <w:t xml:space="preserve"> - obteve desempenho consistentemente inferior ao </w:t>
       </w:r>
       <w:proofErr w:type="spellStart"/>
       <w:r>
@@ -8555,120 +8772,31 @@
       </w:r>
       <w:proofErr w:type="spellEnd"/>
       <w:r>
-        <w:t xml:space="preserve"> no </w:t>
-      </w:r>
-      <w:proofErr w:type="spellStart"/>
-      <w:r>
-        <w:t>communities_crime</w:t>
-      </w:r>
-      <w:proofErr w:type="spellEnd"/>
-      <w:r>
-        <w:t xml:space="preserve"> (R2=0.626 </w:t>
-      </w:r>
-      <w:proofErr w:type="spellStart"/>
-      <w:r>
-        <w:t>vs</w:t>
-      </w:r>
-      <w:proofErr w:type="spellEnd"/>
-      <w:r>
-        <w:t xml:space="preserve"> 0.620), </w:t>
-      </w:r>
-      <w:proofErr w:type="spellStart"/>
-      <w:r>
-        <w:t>dataset</w:t>
-      </w:r>
-      <w:proofErr w:type="spellEnd"/>
-      <w:r>
-        <w:t xml:space="preserve"> com muitas variáveis correlacionadas onde a imputação multivariada e mais vantajosa. O </w:t>
-      </w:r>
-      <w:proofErr w:type="spellStart"/>
-      <w:r>
-        <w:t>KNNImputer</w:t>
-      </w:r>
-      <w:proofErr w:type="spellEnd"/>
-      <w:r>
-        <w:t xml:space="preserve"> com k=7 obteve resultados próximos ao </w:t>
-      </w:r>
-      <w:proofErr w:type="spellStart"/>
-      <w:r>
-        <w:t>IterativeImputer</w:t>
-      </w:r>
-      <w:proofErr w:type="spellEnd"/>
-      <w:r>
-        <w:t xml:space="preserve"> em taxas baixas (1-5%), mas ficou atras em taxas altas. Em classificação, os ganhos do KNN e </w:t>
-      </w:r>
-      <w:proofErr w:type="spellStart"/>
-      <w:r>
-        <w:t>IterativeImputer</w:t>
-      </w:r>
-      <w:proofErr w:type="spellEnd"/>
-      <w:r>
-        <w:t xml:space="preserve"> sobre o </w:t>
-      </w:r>
-      <w:proofErr w:type="spellStart"/>
-      <w:r>
-        <w:t>simple_mean</w:t>
-      </w:r>
-      <w:proofErr w:type="spellEnd"/>
-      <w:r>
-        <w:t xml:space="preserve"> foram marginais (menos de 0.002 de acurácia).</w:t>
-      </w:r>
-    </w:p>
-    <w:p>
-      <w:pPr>
-        <w:pStyle w:val="Ttulo2"/>
-      </w:pPr>
-      <w:r>
-        <w:t>Pergunta 5: Os métodos externos superaram os tradicionais?</w:t>
-      </w:r>
-    </w:p>
-    <w:p>
-      <w:pPr>
-        <w:spacing w:before="80" w:after="80"/>
-        <w:jc w:val="both"/>
-      </w:pPr>
-      <w:r>
-        <w:t xml:space="preserve">Não. O </w:t>
-      </w:r>
-      <w:proofErr w:type="spellStart"/>
-      <w:r>
-        <w:t>miceforest</w:t>
-      </w:r>
-      <w:proofErr w:type="spellEnd"/>
-      <w:r>
-        <w:t xml:space="preserve"> obteve desempenho inferior ao </w:t>
-      </w:r>
-      <w:proofErr w:type="spellStart"/>
-      <w:r>
-        <w:t>simple_mean</w:t>
-      </w:r>
-      <w:proofErr w:type="spellEnd"/>
-      <w:r>
-        <w:t xml:space="preserve"> em todos os </w:t>
-      </w:r>
-      <w:proofErr w:type="spellStart"/>
-      <w:r>
-        <w:t>datasets</w:t>
-      </w:r>
-      <w:proofErr w:type="spellEnd"/>
-      <w:r>
-        <w:t xml:space="preserve">: -0.014 de acurácia no </w:t>
-      </w:r>
-      <w:proofErr w:type="spellStart"/>
-      <w:r>
-        <w:t>adult</w:t>
-      </w:r>
-      <w:proofErr w:type="spellEnd"/>
-      <w:r>
-        <w:t xml:space="preserve">, -0.029 no </w:t>
-      </w:r>
-      <w:proofErr w:type="spellStart"/>
-      <w:r>
-        <w:t>bank_marketing</w:t>
-      </w:r>
-      <w:proofErr w:type="spellEnd"/>
-      <w:r>
-        <w:t xml:space="preserve">, -0.165 de R2 no </w:t>
+        <w:t xml:space="preserve">. Isso pode ser explicado pelo limite de </w:t>
+      </w:r>
+      <w:proofErr w:type="spellStart"/>
+      <w:r>
+        <w:t>max_cols</w:t>
+      </w:r>
+      <w:proofErr w:type="spellEnd"/>
+      <w:r>
+        <w:t xml:space="preserve">=30 (necessário por limitação computacional) e </w:t>
+      </w:r>
+      <w:proofErr w:type="spellStart"/>
+      <w:r>
+        <w:t>iterations</w:t>
+      </w:r>
+      <w:proofErr w:type="spellEnd"/>
+      <w:r>
+        <w:t xml:space="preserve">=1, que podem não ser suficientes para capturar toda a estrutura multivariada. Segundo o </w:t>
+      </w:r>
+      <w:proofErr w:type="spellStart"/>
+      <w:r>
+        <w:t>dropna</w:t>
+      </w:r>
+      <w:proofErr w:type="spellEnd"/>
+      <w:r>
+        <w:t xml:space="preserve"> com MNAR em alta taxa (30%) chegou a R2=-0.900 no </w:t>
       </w:r>
       <w:proofErr w:type="spellStart"/>
       <w:r>
@@ -8676,319 +8804,11 @@
       </w:r>
       <w:proofErr w:type="spellEnd"/>
       <w:r>
-        <w:t xml:space="preserve"> e -0.023 no </w:t>
-      </w:r>
-      <w:proofErr w:type="spellStart"/>
-      <w:r>
-        <w:t>communities_crime</w:t>
-      </w:r>
-      <w:proofErr w:type="spellEnd"/>
-      <w:r>
-        <w:t xml:space="preserve">. Além disso, o </w:t>
-      </w:r>
-      <w:proofErr w:type="spellStart"/>
-      <w:r>
-        <w:t>miceforest</w:t>
-      </w:r>
-      <w:proofErr w:type="spellEnd"/>
-      <w:r>
-        <w:t xml:space="preserve"> também obteve o pior MAE de imputação (18.560 </w:t>
-      </w:r>
-      <w:proofErr w:type="spellStart"/>
-      <w:r>
-        <w:t>vs</w:t>
-      </w:r>
-      <w:proofErr w:type="spellEnd"/>
-      <w:r>
-        <w:t xml:space="preserve"> 12.740 do </w:t>
-      </w:r>
-      <w:proofErr w:type="spellStart"/>
-      <w:r>
-        <w:t>simple_median</w:t>
-      </w:r>
-      <w:proofErr w:type="spellEnd"/>
-      <w:r>
-        <w:t xml:space="preserve"> no </w:t>
-      </w:r>
-      <w:proofErr w:type="spellStart"/>
-      <w:r>
-        <w:t>adult</w:t>
-      </w:r>
-      <w:proofErr w:type="spellEnd"/>
-      <w:r>
-        <w:t>). O custo computacional muito maior não se traduziu em ganho de desempenho.</w:t>
-      </w:r>
-    </w:p>
-    <w:p>
-      <w:pPr>
-        <w:pStyle w:val="Ttulo2"/>
-      </w:pPr>
-      <w:r>
-        <w:t>Pergunta 6: A melhor qualidade de imputação levou ao melhor desempenho preditivo?</w:t>
-      </w:r>
-    </w:p>
-    <w:p>
-      <w:pPr>
-        <w:spacing w:before="80" w:after="80"/>
-        <w:jc w:val="both"/>
-      </w:pPr>
-      <w:r>
-        <w:t xml:space="preserve">Não. A correlação entre MAE de imputação e acurácia preditiva no </w:t>
-      </w:r>
-      <w:proofErr w:type="spellStart"/>
-      <w:r>
-        <w:t>adult</w:t>
-      </w:r>
-      <w:proofErr w:type="spellEnd"/>
-      <w:r>
-        <w:t xml:space="preserve"> foi de apenas -0.099, praticamente nula. O </w:t>
-      </w:r>
-      <w:proofErr w:type="spellStart"/>
-      <w:r>
-        <w:t>simple_median</w:t>
-      </w:r>
-      <w:proofErr w:type="spellEnd"/>
-      <w:r>
-        <w:t xml:space="preserve"> obteve o menor MAE de </w:t>
-      </w:r>
-      <w:proofErr w:type="spellStart"/>
-      <w:r>
-        <w:t>imputacao</w:t>
-      </w:r>
-      <w:proofErr w:type="spellEnd"/>
-      <w:r>
-        <w:t xml:space="preserve"> (12.740) mas ficou em 3o lugar em acurácia. O </w:t>
-      </w:r>
-      <w:proofErr w:type="spellStart"/>
-      <w:r>
-        <w:t>miceforest</w:t>
-      </w:r>
-      <w:proofErr w:type="spellEnd"/>
-      <w:r>
-        <w:t xml:space="preserve"> teve o pior MAE de imputação (18.560) e também o </w:t>
+        <w:t xml:space="preserve">, </w:t>
       </w:r>
       <w:r>
         <w:lastRenderedPageBreak/>
-        <w:t xml:space="preserve">pior desempenho preditivo, mas por razões diferentes: o </w:t>
-      </w:r>
-      <w:proofErr w:type="spellStart"/>
-      <w:r>
-        <w:t>miceforest</w:t>
-      </w:r>
-      <w:proofErr w:type="spellEnd"/>
-      <w:r>
-        <w:t xml:space="preserve"> subamostra colunas, o que pode introduzir ruido sistemático.</w:t>
-      </w:r>
-    </w:p>
-    <w:p>
-      <w:pPr>
-        <w:pStyle w:val="Ttulo2"/>
-      </w:pPr>
-      <w:r>
-        <w:t>Pergunta 7: O modelo tabular adicional mudou as conclusões?</w:t>
-      </w:r>
-    </w:p>
-    <w:p>
-      <w:pPr>
-        <w:spacing w:before="80" w:after="80"/>
-        <w:jc w:val="both"/>
-      </w:pPr>
-      <w:r>
-        <w:t xml:space="preserve">Parcialmente. O </w:t>
-      </w:r>
-      <w:proofErr w:type="spellStart"/>
-      <w:r>
-        <w:t>LightGBM</w:t>
-      </w:r>
-      <w:proofErr w:type="spellEnd"/>
-      <w:r>
-        <w:t xml:space="preserve"> foi o melhor modelo em classificação, confirmando seu status de estado da arte em dados tabulares. Em regressão, porém, o Random Forest superou o </w:t>
-      </w:r>
-      <w:proofErr w:type="spellStart"/>
-      <w:r>
-        <w:t>LightGBM</w:t>
-      </w:r>
-      <w:proofErr w:type="spellEnd"/>
-      <w:r>
-        <w:t xml:space="preserve">, especialmente no </w:t>
-      </w:r>
-      <w:proofErr w:type="spellStart"/>
-      <w:r>
-        <w:t>air_quality_uci</w:t>
-      </w:r>
-      <w:proofErr w:type="spellEnd"/>
-      <w:r>
-        <w:t xml:space="preserve">. As conclusões sobre os imputadores se mantiveram independentemente do modelo escolhido: </w:t>
-      </w:r>
-      <w:proofErr w:type="spellStart"/>
-      <w:r>
-        <w:t>simple_mean</w:t>
-      </w:r>
-      <w:proofErr w:type="spellEnd"/>
-      <w:r>
-        <w:t xml:space="preserve"> e </w:t>
-      </w:r>
-      <w:proofErr w:type="spellStart"/>
-      <w:r>
-        <w:t>iterative</w:t>
-      </w:r>
-      <w:proofErr w:type="spellEnd"/>
-      <w:r>
-        <w:t xml:space="preserve"> foram consistentemente superiores ao </w:t>
-      </w:r>
-      <w:proofErr w:type="spellStart"/>
-      <w:r>
-        <w:t>miceforest</w:t>
-      </w:r>
-      <w:proofErr w:type="spellEnd"/>
-      <w:r>
-        <w:t>.</w:t>
-      </w:r>
-    </w:p>
-    <w:p>
-      <w:pPr>
-        <w:pStyle w:val="Ttulo2"/>
-      </w:pPr>
-      <w:r>
-        <w:t>Pergunta 8: O comportamento foi diferente entre classificação e regressão?</w:t>
-      </w:r>
-    </w:p>
-    <w:p>
-      <w:pPr>
-        <w:spacing w:before="80" w:after="80"/>
-        <w:jc w:val="both"/>
-      </w:pPr>
-      <w:r>
-        <w:t xml:space="preserve">Sim. Os </w:t>
-      </w:r>
-      <w:proofErr w:type="spellStart"/>
-      <w:r>
-        <w:t>datasets</w:t>
-      </w:r>
-      <w:proofErr w:type="spellEnd"/>
-      <w:r>
-        <w:t xml:space="preserve"> de classificação foram mais robustos a valores ausentes, com degradação moderada e comportamento mais previsível. Os </w:t>
-      </w:r>
-      <w:proofErr w:type="spellStart"/>
-      <w:r>
-        <w:t>datasets</w:t>
-      </w:r>
-      <w:proofErr w:type="spellEnd"/>
-      <w:r>
-        <w:t xml:space="preserve"> de regressão, especialmente o </w:t>
-      </w:r>
-      <w:proofErr w:type="spellStart"/>
-      <w:r>
-        <w:t>air_quality_uci</w:t>
-      </w:r>
-      <w:proofErr w:type="spellEnd"/>
-      <w:r>
-        <w:t xml:space="preserve">, foram muito mais sensíveis - particularmente ao mecanismo MNAR. O </w:t>
-      </w:r>
-      <w:proofErr w:type="spellStart"/>
-      <w:r>
-        <w:t>dropna</w:t>
-      </w:r>
-      <w:proofErr w:type="spellEnd"/>
-      <w:r>
-        <w:t xml:space="preserve"> foi especialmente prejudicial em regressão (R2=-0.900 em média no </w:t>
-      </w:r>
-      <w:proofErr w:type="spellStart"/>
-      <w:r>
-        <w:t>air_quality_uci</w:t>
-      </w:r>
-      <w:proofErr w:type="spellEnd"/>
-      <w:r>
-        <w:t xml:space="preserve"> </w:t>
-      </w:r>
-      <w:proofErr w:type="spellStart"/>
-      <w:r>
-        <w:t>vs</w:t>
-      </w:r>
-      <w:proofErr w:type="spellEnd"/>
-      <w:r>
-        <w:t xml:space="preserve"> 0.807 em classificação no </w:t>
-      </w:r>
-      <w:proofErr w:type="spellStart"/>
-      <w:r>
-        <w:t>adult</w:t>
-      </w:r>
-      <w:proofErr w:type="spellEnd"/>
-      <w:r>
-        <w:t>).</w:t>
-      </w:r>
-    </w:p>
-    <w:p>
-      <w:pPr>
-        <w:pStyle w:val="Ttulo2"/>
-      </w:pPr>
-      <w:r>
-        <w:t>Pergunta 9: Houve algum resultado inesperado?</w:t>
-      </w:r>
-    </w:p>
-    <w:p>
-      <w:pPr>
-        <w:spacing w:before="80" w:after="80"/>
-        <w:jc w:val="both"/>
-      </w:pPr>
-      <w:r>
-        <w:t xml:space="preserve">Dois resultados foram inesperados. Primeiro, o </w:t>
-      </w:r>
-      <w:proofErr w:type="spellStart"/>
-      <w:r>
-        <w:t>miceforest</w:t>
-      </w:r>
-      <w:proofErr w:type="spellEnd"/>
-      <w:r>
-        <w:t xml:space="preserve"> - método sofisticado baseado em Random </w:t>
-      </w:r>
-      <w:proofErr w:type="spellStart"/>
-      <w:r>
-        <w:t>Forests</w:t>
-      </w:r>
-      <w:proofErr w:type="spellEnd"/>
-      <w:r>
-        <w:t xml:space="preserve"> - obteve desempenho consistentemente inferior ao </w:t>
-      </w:r>
-      <w:proofErr w:type="spellStart"/>
-      <w:r>
-        <w:t>simple_mean</w:t>
-      </w:r>
-      <w:proofErr w:type="spellEnd"/>
-      <w:r>
-        <w:t xml:space="preserve">. Isso pode ser explicado pelo limite de </w:t>
-      </w:r>
-      <w:proofErr w:type="spellStart"/>
-      <w:r>
-        <w:t>max_cols</w:t>
-      </w:r>
-      <w:proofErr w:type="spellEnd"/>
-      <w:r>
-        <w:t xml:space="preserve">=30 (necessário por limitação computacional) e </w:t>
-      </w:r>
-      <w:proofErr w:type="spellStart"/>
-      <w:r>
-        <w:t>iterations</w:t>
-      </w:r>
-      <w:proofErr w:type="spellEnd"/>
-      <w:r>
-        <w:t xml:space="preserve">=1, que podem não ser suficientes para capturar toda a estrutura multivariada. Segundo o </w:t>
-      </w:r>
-      <w:proofErr w:type="spellStart"/>
-      <w:r>
-        <w:t>dropna</w:t>
-      </w:r>
-      <w:proofErr w:type="spellEnd"/>
-      <w:r>
-        <w:t xml:space="preserve"> com MNAR em alta taxa (30%) chegou a R2=-0.900 no </w:t>
-      </w:r>
-      <w:proofErr w:type="spellStart"/>
-      <w:r>
-        <w:t>air_quality_uci</w:t>
-      </w:r>
-      <w:proofErr w:type="spellEnd"/>
-      <w:r>
-        <w:t>, pior que um modelo constante, pois as linhas removidas eram justamente as mais informativas.</w:t>
+        <w:t>pior que um modelo constante, pois as linhas removidas eram justamente as mais informativas.</w:t>
       </w:r>
     </w:p>
     <w:p>
@@ -8998,11 +8818,9 @@
       <w:r>
         <w:t xml:space="preserve">7. </w:t>
       </w:r>
-      <w:proofErr w:type="spellStart"/>
-      <w:r>
-        <w:t>Ameacas</w:t>
-      </w:r>
-      <w:proofErr w:type="spellEnd"/>
+      <w:r>
+        <w:t>Ameaças</w:t>
+      </w:r>
       <w:r>
         <w:t xml:space="preserve"> a Validade</w:t>
       </w:r>
@@ -9242,7 +9060,6 @@
         <w:spacing w:before="40" w:after="40"/>
       </w:pPr>
       <w:r>
-        <w:lastRenderedPageBreak/>
         <w:t>A qualidade da imputação não prediz diretamente o desempenho preditivo (correlação de -0.099).</w:t>
       </w:r>
     </w:p>
@@ -9335,15 +9152,13 @@
         </w:rPr>
         <w:t xml:space="preserve">Uso de </w:t>
       </w:r>
-      <w:proofErr w:type="spellStart"/>
       <w:r>
         <w:rPr>
           <w:b/>
           <w:bCs/>
         </w:rPr>
-        <w:t>Inteligencia</w:t>
-      </w:r>
-      <w:proofErr w:type="spellEnd"/>
+        <w:t>Inteligência</w:t>
+      </w:r>
       <w:r>
         <w:rPr>
           <w:b/>

--- a/cienciaDados/atv2/relatorio_final.docx
+++ b/cienciaDados/atv2/relatorio_final.docx
@@ -1965,15 +1965,7 @@
       </w:r>
       <w:proofErr w:type="spellEnd"/>
       <w:r>
-        <w:t xml:space="preserve"> (42, 123, 456). O relatório apresenta </w:t>
-      </w:r>
-      <w:proofErr w:type="gramStart"/>
-      <w:r>
-        <w:t>media</w:t>
-      </w:r>
-      <w:proofErr w:type="gramEnd"/>
-      <w:r>
-        <w:t xml:space="preserve"> e desvio padrão.</w:t>
+        <w:t xml:space="preserve"> (42, 123, 456). O relatório apresenta media e desvio padrão.</w:t>
       </w:r>
     </w:p>
     <w:p>
@@ -2056,7 +2048,1069 @@
         <w:pStyle w:val="Ttulo2"/>
       </w:pPr>
       <w:r>
-        <w:t>5.1 Impacto do mecanismo de ausência</w:t>
+        <w:t>5.</w:t>
+      </w:r>
+      <w:r>
+        <w:t>1</w:t>
+      </w:r>
+      <w:r>
+        <w:t xml:space="preserve"> </w:t>
+      </w:r>
+      <w:r>
+        <w:t xml:space="preserve">Comparação geral: baseline × </w:t>
+      </w:r>
+      <w:proofErr w:type="spellStart"/>
+      <w:r>
+        <w:t>dropna</w:t>
+      </w:r>
+      <w:proofErr w:type="spellEnd"/>
+      <w:r>
+        <w:t xml:space="preserve"> × melhor imputador</w:t>
+      </w:r>
+    </w:p>
+    <w:p>
+      <w:pPr>
+        <w:spacing w:before="80" w:after="80"/>
+        <w:jc w:val="both"/>
+      </w:pPr>
+      <w:r>
+        <w:t xml:space="preserve">A </w:t>
+      </w:r>
+      <w:r>
+        <w:t xml:space="preserve">Tabela </w:t>
+      </w:r>
+      <w:r>
+        <w:t xml:space="preserve">abaixo compara os três cenários principais para cada </w:t>
+      </w:r>
+      <w:proofErr w:type="spellStart"/>
+      <w:r>
+        <w:t>dataset</w:t>
+      </w:r>
+      <w:proofErr w:type="spellEnd"/>
+      <w:r>
+        <w:t xml:space="preserve">, usando </w:t>
+      </w:r>
+      <w:proofErr w:type="spellStart"/>
+      <w:r>
+        <w:t>LightGBM</w:t>
+      </w:r>
+      <w:proofErr w:type="spellEnd"/>
+      <w:r>
+        <w:t>:</w:t>
+      </w:r>
+    </w:p>
+    <w:tbl>
+      <w:tblPr>
+        <w:tblpPr w:leftFromText="141" w:rightFromText="141" w:vertAnchor="text" w:tblpY="1"/>
+        <w:tblOverlap w:val="never"/>
+        <w:tblW w:w="9024" w:type="dxa"/>
+        <w:tblBorders>
+          <w:top w:val="single" w:sz="4" w:space="0" w:color="auto"/>
+          <w:left w:val="single" w:sz="4" w:space="0" w:color="auto"/>
+          <w:bottom w:val="single" w:sz="4" w:space="0" w:color="auto"/>
+          <w:right w:val="single" w:sz="4" w:space="0" w:color="auto"/>
+          <w:insideH w:val="single" w:sz="4" w:space="0" w:color="auto"/>
+          <w:insideV w:val="single" w:sz="4" w:space="0" w:color="auto"/>
+        </w:tblBorders>
+        <w:tblCellMar>
+          <w:left w:w="10" w:type="dxa"/>
+          <w:right w:w="10" w:type="dxa"/>
+        </w:tblCellMar>
+        <w:tblLook w:val="0000" w:firstRow="0" w:lastRow="0" w:firstColumn="0" w:lastColumn="0" w:noHBand="0" w:noVBand="0"/>
+      </w:tblPr>
+      <w:tblGrid>
+        <w:gridCol w:w="2276"/>
+        <w:gridCol w:w="1750"/>
+        <w:gridCol w:w="1735"/>
+        <w:gridCol w:w="1791"/>
+        <w:gridCol w:w="1472"/>
+      </w:tblGrid>
+      <w:tr>
+        <w:tc>
+          <w:tcPr>
+            <w:tcW w:w="2276" w:type="dxa"/>
+            <w:tcBorders>
+              <w:top w:val="single" w:sz="1" w:space="0" w:color="2E75B6"/>
+              <w:left w:val="single" w:sz="1" w:space="0" w:color="2E75B6"/>
+              <w:bottom w:val="single" w:sz="1" w:space="0" w:color="2E75B6"/>
+              <w:right w:val="single" w:sz="1" w:space="0" w:color="2E75B6"/>
+            </w:tcBorders>
+            <w:shd w:val="clear" w:color="auto" w:fill="D6E4F0"/>
+            <w:tcMar>
+              <w:top w:w="80" w:type="dxa"/>
+              <w:left w:w="120" w:type="dxa"/>
+              <w:bottom w:w="80" w:type="dxa"/>
+              <w:right w:w="120" w:type="dxa"/>
+            </w:tcMar>
+            <w:vAlign w:val="center"/>
+          </w:tcPr>
+          <w:p>
+            <w:proofErr w:type="spellStart"/>
+            <w:r>
+              <w:rPr>
+                <w:b/>
+                <w:bCs/>
+                <w:sz w:val="20"/>
+                <w:szCs w:val="20"/>
+              </w:rPr>
+              <w:t>Dataset</w:t>
+            </w:r>
+            <w:proofErr w:type="spellEnd"/>
+          </w:p>
+        </w:tc>
+        <w:tc>
+          <w:tcPr>
+            <w:tcW w:w="1750" w:type="dxa"/>
+            <w:tcBorders>
+              <w:top w:val="single" w:sz="1" w:space="0" w:color="2E75B6"/>
+              <w:left w:val="single" w:sz="1" w:space="0" w:color="2E75B6"/>
+              <w:bottom w:val="single" w:sz="1" w:space="0" w:color="2E75B6"/>
+              <w:right w:val="single" w:sz="1" w:space="0" w:color="2E75B6"/>
+            </w:tcBorders>
+            <w:shd w:val="clear" w:color="auto" w:fill="D6E4F0"/>
+            <w:tcMar>
+              <w:top w:w="80" w:type="dxa"/>
+              <w:left w:w="120" w:type="dxa"/>
+              <w:bottom w:w="80" w:type="dxa"/>
+              <w:right w:w="120" w:type="dxa"/>
+            </w:tcMar>
+            <w:vAlign w:val="center"/>
+          </w:tcPr>
+          <w:p>
+            <w:r>
+              <w:rPr>
+                <w:b/>
+                <w:bCs/>
+                <w:sz w:val="20"/>
+                <w:szCs w:val="20"/>
+              </w:rPr>
+              <w:t>Baseline</w:t>
+            </w:r>
+          </w:p>
+        </w:tc>
+        <w:tc>
+          <w:tcPr>
+            <w:tcW w:w="1735" w:type="dxa"/>
+            <w:tcBorders>
+              <w:top w:val="single" w:sz="1" w:space="0" w:color="2E75B6"/>
+              <w:left w:val="single" w:sz="1" w:space="0" w:color="2E75B6"/>
+              <w:bottom w:val="single" w:sz="1" w:space="0" w:color="2E75B6"/>
+              <w:right w:val="single" w:sz="1" w:space="0" w:color="2E75B6"/>
+            </w:tcBorders>
+            <w:shd w:val="clear" w:color="auto" w:fill="D6E4F0"/>
+            <w:tcMar>
+              <w:top w:w="80" w:type="dxa"/>
+              <w:left w:w="120" w:type="dxa"/>
+              <w:bottom w:w="80" w:type="dxa"/>
+              <w:right w:w="120" w:type="dxa"/>
+            </w:tcMar>
+            <w:vAlign w:val="center"/>
+          </w:tcPr>
+          <w:p>
+            <w:proofErr w:type="spellStart"/>
+            <w:r>
+              <w:rPr>
+                <w:b/>
+                <w:bCs/>
+                <w:sz w:val="20"/>
+                <w:szCs w:val="20"/>
+              </w:rPr>
+              <w:t>Dropna</w:t>
+            </w:r>
+            <w:proofErr w:type="spellEnd"/>
+            <w:r>
+              <w:rPr>
+                <w:b/>
+                <w:bCs/>
+                <w:sz w:val="20"/>
+                <w:szCs w:val="20"/>
+              </w:rPr>
+              <w:t xml:space="preserve"> injetado</w:t>
+            </w:r>
+          </w:p>
+        </w:tc>
+        <w:tc>
+          <w:tcPr>
+            <w:tcW w:w="1791" w:type="dxa"/>
+            <w:tcBorders>
+              <w:top w:val="single" w:sz="1" w:space="0" w:color="2E75B6"/>
+              <w:left w:val="single" w:sz="1" w:space="0" w:color="2E75B6"/>
+              <w:bottom w:val="single" w:sz="1" w:space="0" w:color="2E75B6"/>
+              <w:right w:val="single" w:sz="1" w:space="0" w:color="2E75B6"/>
+            </w:tcBorders>
+            <w:shd w:val="clear" w:color="auto" w:fill="D6E4F0"/>
+            <w:tcMar>
+              <w:top w:w="80" w:type="dxa"/>
+              <w:left w:w="120" w:type="dxa"/>
+              <w:bottom w:w="80" w:type="dxa"/>
+              <w:right w:w="120" w:type="dxa"/>
+            </w:tcMar>
+            <w:vAlign w:val="center"/>
+          </w:tcPr>
+          <w:p>
+            <w:r>
+              <w:rPr>
+                <w:b/>
+                <w:bCs/>
+                <w:sz w:val="20"/>
+                <w:szCs w:val="20"/>
+              </w:rPr>
+              <w:t>Melhor imputador</w:t>
+            </w:r>
+          </w:p>
+        </w:tc>
+        <w:tc>
+          <w:tcPr>
+            <w:tcW w:w="1472" w:type="dxa"/>
+            <w:tcBorders>
+              <w:top w:val="single" w:sz="1" w:space="0" w:color="2E75B6"/>
+              <w:left w:val="single" w:sz="1" w:space="0" w:color="2E75B6"/>
+              <w:bottom w:val="single" w:sz="1" w:space="0" w:color="2E75B6"/>
+              <w:right w:val="single" w:sz="1" w:space="0" w:color="2E75B6"/>
+            </w:tcBorders>
+            <w:shd w:val="clear" w:color="auto" w:fill="D6E4F0"/>
+          </w:tcPr>
+          <w:p>
+            <w:pPr>
+              <w:rPr>
+                <w:b/>
+                <w:bCs/>
+                <w:sz w:val="20"/>
+                <w:szCs w:val="20"/>
+              </w:rPr>
+            </w:pPr>
+            <w:r>
+              <w:rPr>
+                <w:b/>
+                <w:bCs/>
+                <w:sz w:val="20"/>
+                <w:szCs w:val="20"/>
+              </w:rPr>
+              <w:t>Valor</w:t>
+            </w:r>
+          </w:p>
+        </w:tc>
+      </w:tr>
+      <w:tr>
+        <w:tc>
+          <w:tcPr>
+            <w:tcW w:w="2276" w:type="dxa"/>
+            <w:tcBorders>
+              <w:top w:val="single" w:sz="1" w:space="0" w:color="BBBBBB"/>
+              <w:left w:val="single" w:sz="1" w:space="0" w:color="BBBBBB"/>
+              <w:bottom w:val="single" w:sz="1" w:space="0" w:color="BBBBBB"/>
+              <w:right w:val="single" w:sz="1" w:space="0" w:color="BBBBBB"/>
+            </w:tcBorders>
+            <w:shd w:val="clear" w:color="auto" w:fill="FFFFFF"/>
+            <w:tcMar>
+              <w:top w:w="80" w:type="dxa"/>
+              <w:left w:w="120" w:type="dxa"/>
+              <w:bottom w:w="80" w:type="dxa"/>
+              <w:right w:w="120" w:type="dxa"/>
+            </w:tcMar>
+            <w:vAlign w:val="center"/>
+          </w:tcPr>
+          <w:p>
+            <w:proofErr w:type="spellStart"/>
+            <w:r>
+              <w:rPr>
+                <w:sz w:val="20"/>
+                <w:szCs w:val="20"/>
+              </w:rPr>
+              <w:t>adult</w:t>
+            </w:r>
+            <w:proofErr w:type="spellEnd"/>
+          </w:p>
+        </w:tc>
+        <w:tc>
+          <w:tcPr>
+            <w:tcW w:w="1750" w:type="dxa"/>
+            <w:tcBorders>
+              <w:top w:val="single" w:sz="1" w:space="0" w:color="BBBBBB"/>
+              <w:left w:val="single" w:sz="1" w:space="0" w:color="BBBBBB"/>
+              <w:bottom w:val="single" w:sz="1" w:space="0" w:color="BBBBBB"/>
+              <w:right w:val="single" w:sz="1" w:space="0" w:color="BBBBBB"/>
+            </w:tcBorders>
+            <w:shd w:val="clear" w:color="auto" w:fill="FFFFFF"/>
+            <w:tcMar>
+              <w:top w:w="80" w:type="dxa"/>
+              <w:left w:w="120" w:type="dxa"/>
+              <w:bottom w:w="80" w:type="dxa"/>
+              <w:right w:w="120" w:type="dxa"/>
+            </w:tcMar>
+            <w:vAlign w:val="center"/>
+          </w:tcPr>
+          <w:p>
+            <w:r>
+              <w:rPr>
+                <w:sz w:val="20"/>
+                <w:szCs w:val="20"/>
+              </w:rPr>
+              <w:t>0.8328</w:t>
+            </w:r>
+          </w:p>
+        </w:tc>
+        <w:tc>
+          <w:tcPr>
+            <w:tcW w:w="1735" w:type="dxa"/>
+            <w:tcBorders>
+              <w:top w:val="single" w:sz="1" w:space="0" w:color="BBBBBB"/>
+              <w:left w:val="single" w:sz="1" w:space="0" w:color="BBBBBB"/>
+              <w:bottom w:val="single" w:sz="1" w:space="0" w:color="BBBBBB"/>
+              <w:right w:val="single" w:sz="1" w:space="0" w:color="BBBBBB"/>
+            </w:tcBorders>
+            <w:shd w:val="clear" w:color="auto" w:fill="FFFFFF"/>
+            <w:tcMar>
+              <w:top w:w="80" w:type="dxa"/>
+              <w:left w:w="120" w:type="dxa"/>
+              <w:bottom w:w="80" w:type="dxa"/>
+              <w:right w:w="120" w:type="dxa"/>
+            </w:tcMar>
+            <w:vAlign w:val="center"/>
+          </w:tcPr>
+          <w:p>
+            <w:r>
+              <w:rPr>
+                <w:sz w:val="20"/>
+                <w:szCs w:val="20"/>
+              </w:rPr>
+              <w:t>0.8065</w:t>
+            </w:r>
+          </w:p>
+        </w:tc>
+        <w:tc>
+          <w:tcPr>
+            <w:tcW w:w="1791" w:type="dxa"/>
+            <w:tcBorders>
+              <w:top w:val="single" w:sz="1" w:space="0" w:color="BBBBBB"/>
+              <w:left w:val="single" w:sz="1" w:space="0" w:color="BBBBBB"/>
+              <w:bottom w:val="single" w:sz="1" w:space="0" w:color="BBBBBB"/>
+              <w:right w:val="single" w:sz="1" w:space="0" w:color="BBBBBB"/>
+            </w:tcBorders>
+            <w:shd w:val="clear" w:color="auto" w:fill="FFFFFF"/>
+            <w:tcMar>
+              <w:top w:w="80" w:type="dxa"/>
+              <w:left w:w="120" w:type="dxa"/>
+              <w:bottom w:w="80" w:type="dxa"/>
+              <w:right w:w="120" w:type="dxa"/>
+            </w:tcMar>
+            <w:vAlign w:val="center"/>
+          </w:tcPr>
+          <w:p>
+            <w:proofErr w:type="spellStart"/>
+            <w:r>
+              <w:rPr>
+                <w:sz w:val="20"/>
+                <w:szCs w:val="20"/>
+              </w:rPr>
+              <w:t>simple_const</w:t>
+            </w:r>
+            <w:proofErr w:type="spellEnd"/>
+          </w:p>
+        </w:tc>
+        <w:tc>
+          <w:tcPr>
+            <w:tcW w:w="1472" w:type="dxa"/>
+            <w:tcBorders>
+              <w:top w:val="single" w:sz="1" w:space="0" w:color="BBBBBB"/>
+              <w:left w:val="single" w:sz="1" w:space="0" w:color="BBBBBB"/>
+              <w:bottom w:val="single" w:sz="1" w:space="0" w:color="BBBBBB"/>
+              <w:right w:val="single" w:sz="1" w:space="0" w:color="BBBBBB"/>
+            </w:tcBorders>
+            <w:shd w:val="clear" w:color="auto" w:fill="FFFFFF"/>
+          </w:tcPr>
+          <w:p>
+            <w:pPr>
+              <w:rPr>
+                <w:sz w:val="20"/>
+                <w:szCs w:val="20"/>
+              </w:rPr>
+            </w:pPr>
+            <w:r>
+              <w:rPr>
+                <w:sz w:val="20"/>
+                <w:szCs w:val="20"/>
+              </w:rPr>
+              <w:t>0.8222</w:t>
+            </w:r>
+          </w:p>
+        </w:tc>
+      </w:tr>
+      <w:tr>
+        <w:tc>
+          <w:tcPr>
+            <w:tcW w:w="2276" w:type="dxa"/>
+            <w:tcBorders>
+              <w:top w:val="single" w:sz="1" w:space="0" w:color="BBBBBB"/>
+              <w:left w:val="single" w:sz="1" w:space="0" w:color="BBBBBB"/>
+              <w:bottom w:val="single" w:sz="1" w:space="0" w:color="BBBBBB"/>
+              <w:right w:val="single" w:sz="1" w:space="0" w:color="BBBBBB"/>
+            </w:tcBorders>
+            <w:shd w:val="clear" w:color="auto" w:fill="FFFFFF"/>
+            <w:tcMar>
+              <w:top w:w="80" w:type="dxa"/>
+              <w:left w:w="120" w:type="dxa"/>
+              <w:bottom w:w="80" w:type="dxa"/>
+              <w:right w:w="120" w:type="dxa"/>
+            </w:tcMar>
+            <w:vAlign w:val="center"/>
+          </w:tcPr>
+          <w:p>
+            <w:proofErr w:type="spellStart"/>
+            <w:r>
+              <w:rPr>
+                <w:sz w:val="20"/>
+                <w:szCs w:val="20"/>
+              </w:rPr>
+              <w:t>bank_marketing</w:t>
+            </w:r>
+            <w:proofErr w:type="spellEnd"/>
+          </w:p>
+        </w:tc>
+        <w:tc>
+          <w:tcPr>
+            <w:tcW w:w="1750" w:type="dxa"/>
+            <w:tcBorders>
+              <w:top w:val="single" w:sz="1" w:space="0" w:color="BBBBBB"/>
+              <w:left w:val="single" w:sz="1" w:space="0" w:color="BBBBBB"/>
+              <w:bottom w:val="single" w:sz="1" w:space="0" w:color="BBBBBB"/>
+              <w:right w:val="single" w:sz="1" w:space="0" w:color="BBBBBB"/>
+            </w:tcBorders>
+            <w:shd w:val="clear" w:color="auto" w:fill="FFFFFF"/>
+            <w:tcMar>
+              <w:top w:w="80" w:type="dxa"/>
+              <w:left w:w="120" w:type="dxa"/>
+              <w:bottom w:w="80" w:type="dxa"/>
+              <w:right w:w="120" w:type="dxa"/>
+            </w:tcMar>
+            <w:vAlign w:val="center"/>
+          </w:tcPr>
+          <w:p>
+            <w:r>
+              <w:rPr>
+                <w:sz w:val="20"/>
+                <w:szCs w:val="20"/>
+              </w:rPr>
+              <w:t>0.8545</w:t>
+            </w:r>
+          </w:p>
+        </w:tc>
+        <w:tc>
+          <w:tcPr>
+            <w:tcW w:w="1735" w:type="dxa"/>
+            <w:tcBorders>
+              <w:top w:val="single" w:sz="1" w:space="0" w:color="BBBBBB"/>
+              <w:left w:val="single" w:sz="1" w:space="0" w:color="BBBBBB"/>
+              <w:bottom w:val="single" w:sz="1" w:space="0" w:color="BBBBBB"/>
+              <w:right w:val="single" w:sz="1" w:space="0" w:color="BBBBBB"/>
+            </w:tcBorders>
+            <w:shd w:val="clear" w:color="auto" w:fill="FFFFFF"/>
+            <w:tcMar>
+              <w:top w:w="80" w:type="dxa"/>
+              <w:left w:w="120" w:type="dxa"/>
+              <w:bottom w:w="80" w:type="dxa"/>
+              <w:right w:w="120" w:type="dxa"/>
+            </w:tcMar>
+            <w:vAlign w:val="center"/>
+          </w:tcPr>
+          <w:p>
+            <w:r>
+              <w:rPr>
+                <w:sz w:val="20"/>
+                <w:szCs w:val="20"/>
+              </w:rPr>
+              <w:t>0.8099</w:t>
+            </w:r>
+          </w:p>
+        </w:tc>
+        <w:tc>
+          <w:tcPr>
+            <w:tcW w:w="1791" w:type="dxa"/>
+            <w:tcBorders>
+              <w:top w:val="single" w:sz="1" w:space="0" w:color="BBBBBB"/>
+              <w:left w:val="single" w:sz="1" w:space="0" w:color="BBBBBB"/>
+              <w:bottom w:val="single" w:sz="1" w:space="0" w:color="BBBBBB"/>
+              <w:right w:val="single" w:sz="1" w:space="0" w:color="BBBBBB"/>
+            </w:tcBorders>
+            <w:shd w:val="clear" w:color="auto" w:fill="FFFFFF"/>
+            <w:tcMar>
+              <w:top w:w="80" w:type="dxa"/>
+              <w:left w:w="120" w:type="dxa"/>
+              <w:bottom w:w="80" w:type="dxa"/>
+              <w:right w:w="120" w:type="dxa"/>
+            </w:tcMar>
+            <w:vAlign w:val="center"/>
+          </w:tcPr>
+          <w:p>
+            <w:proofErr w:type="spellStart"/>
+            <w:r>
+              <w:rPr>
+                <w:sz w:val="20"/>
+                <w:szCs w:val="20"/>
+              </w:rPr>
+              <w:t>simple_mean</w:t>
+            </w:r>
+            <w:proofErr w:type="spellEnd"/>
+          </w:p>
+        </w:tc>
+        <w:tc>
+          <w:tcPr>
+            <w:tcW w:w="1472" w:type="dxa"/>
+            <w:tcBorders>
+              <w:top w:val="single" w:sz="1" w:space="0" w:color="BBBBBB"/>
+              <w:left w:val="single" w:sz="1" w:space="0" w:color="BBBBBB"/>
+              <w:bottom w:val="single" w:sz="1" w:space="0" w:color="BBBBBB"/>
+              <w:right w:val="single" w:sz="1" w:space="0" w:color="BBBBBB"/>
+            </w:tcBorders>
+            <w:shd w:val="clear" w:color="auto" w:fill="FFFFFF"/>
+          </w:tcPr>
+          <w:p>
+            <w:pPr>
+              <w:rPr>
+                <w:sz w:val="20"/>
+                <w:szCs w:val="20"/>
+              </w:rPr>
+            </w:pPr>
+            <w:r>
+              <w:rPr>
+                <w:sz w:val="20"/>
+                <w:szCs w:val="20"/>
+              </w:rPr>
+              <w:t>0.8479</w:t>
+            </w:r>
+          </w:p>
+        </w:tc>
+      </w:tr>
+      <w:tr>
+        <w:tc>
+          <w:tcPr>
+            <w:tcW w:w="2276" w:type="dxa"/>
+            <w:tcBorders>
+              <w:top w:val="single" w:sz="1" w:space="0" w:color="BBBBBB"/>
+              <w:left w:val="single" w:sz="1" w:space="0" w:color="BBBBBB"/>
+              <w:bottom w:val="single" w:sz="1" w:space="0" w:color="BBBBBB"/>
+              <w:right w:val="single" w:sz="1" w:space="0" w:color="BBBBBB"/>
+            </w:tcBorders>
+            <w:shd w:val="clear" w:color="auto" w:fill="FFFFFF"/>
+            <w:tcMar>
+              <w:top w:w="80" w:type="dxa"/>
+              <w:left w:w="120" w:type="dxa"/>
+              <w:bottom w:w="80" w:type="dxa"/>
+              <w:right w:w="120" w:type="dxa"/>
+            </w:tcMar>
+            <w:vAlign w:val="center"/>
+          </w:tcPr>
+          <w:p>
+            <w:pPr>
+              <w:rPr>
+                <w:sz w:val="20"/>
+                <w:szCs w:val="20"/>
+              </w:rPr>
+            </w:pPr>
+            <w:proofErr w:type="spellStart"/>
+            <w:r>
+              <w:rPr>
+                <w:sz w:val="20"/>
+                <w:szCs w:val="20"/>
+              </w:rPr>
+              <w:t>air_quality_uci</w:t>
+            </w:r>
+            <w:proofErr w:type="spellEnd"/>
+          </w:p>
+        </w:tc>
+        <w:tc>
+          <w:tcPr>
+            <w:tcW w:w="1750" w:type="dxa"/>
+            <w:tcBorders>
+              <w:top w:val="single" w:sz="1" w:space="0" w:color="BBBBBB"/>
+              <w:left w:val="single" w:sz="1" w:space="0" w:color="BBBBBB"/>
+              <w:bottom w:val="single" w:sz="1" w:space="0" w:color="BBBBBB"/>
+              <w:right w:val="single" w:sz="1" w:space="0" w:color="BBBBBB"/>
+            </w:tcBorders>
+            <w:shd w:val="clear" w:color="auto" w:fill="FFFFFF"/>
+            <w:tcMar>
+              <w:top w:w="80" w:type="dxa"/>
+              <w:left w:w="120" w:type="dxa"/>
+              <w:bottom w:w="80" w:type="dxa"/>
+              <w:right w:w="120" w:type="dxa"/>
+            </w:tcMar>
+            <w:vAlign w:val="center"/>
+          </w:tcPr>
+          <w:p>
+            <w:pPr>
+              <w:rPr>
+                <w:sz w:val="20"/>
+                <w:szCs w:val="20"/>
+              </w:rPr>
+            </w:pPr>
+            <w:r>
+              <w:rPr>
+                <w:sz w:val="20"/>
+                <w:szCs w:val="20"/>
+              </w:rPr>
+              <w:t>0.9960</w:t>
+            </w:r>
+          </w:p>
+        </w:tc>
+        <w:tc>
+          <w:tcPr>
+            <w:tcW w:w="1735" w:type="dxa"/>
+            <w:tcBorders>
+              <w:top w:val="single" w:sz="1" w:space="0" w:color="BBBBBB"/>
+              <w:left w:val="single" w:sz="1" w:space="0" w:color="BBBBBB"/>
+              <w:bottom w:val="single" w:sz="1" w:space="0" w:color="BBBBBB"/>
+              <w:right w:val="single" w:sz="1" w:space="0" w:color="BBBBBB"/>
+            </w:tcBorders>
+            <w:shd w:val="clear" w:color="auto" w:fill="FFFFFF"/>
+            <w:tcMar>
+              <w:top w:w="80" w:type="dxa"/>
+              <w:left w:w="120" w:type="dxa"/>
+              <w:bottom w:w="80" w:type="dxa"/>
+              <w:right w:w="120" w:type="dxa"/>
+            </w:tcMar>
+            <w:vAlign w:val="center"/>
+          </w:tcPr>
+          <w:p>
+            <w:pPr>
+              <w:rPr>
+                <w:sz w:val="20"/>
+                <w:szCs w:val="20"/>
+              </w:rPr>
+            </w:pPr>
+            <w:r>
+              <w:rPr>
+                <w:sz w:val="20"/>
+                <w:szCs w:val="20"/>
+              </w:rPr>
+              <w:t>-0.9002</w:t>
+            </w:r>
+          </w:p>
+        </w:tc>
+        <w:tc>
+          <w:tcPr>
+            <w:tcW w:w="1791" w:type="dxa"/>
+            <w:tcBorders>
+              <w:top w:val="single" w:sz="1" w:space="0" w:color="BBBBBB"/>
+              <w:left w:val="single" w:sz="1" w:space="0" w:color="BBBBBB"/>
+              <w:bottom w:val="single" w:sz="1" w:space="0" w:color="BBBBBB"/>
+              <w:right w:val="single" w:sz="1" w:space="0" w:color="BBBBBB"/>
+            </w:tcBorders>
+            <w:shd w:val="clear" w:color="auto" w:fill="FFFFFF"/>
+            <w:tcMar>
+              <w:top w:w="80" w:type="dxa"/>
+              <w:left w:w="120" w:type="dxa"/>
+              <w:bottom w:w="80" w:type="dxa"/>
+              <w:right w:w="120" w:type="dxa"/>
+            </w:tcMar>
+            <w:vAlign w:val="center"/>
+          </w:tcPr>
+          <w:p>
+            <w:pPr>
+              <w:rPr>
+                <w:sz w:val="20"/>
+                <w:szCs w:val="20"/>
+              </w:rPr>
+            </w:pPr>
+            <w:proofErr w:type="spellStart"/>
+            <w:r>
+              <w:rPr>
+                <w:sz w:val="20"/>
+                <w:szCs w:val="20"/>
+              </w:rPr>
+              <w:t>iterative</w:t>
+            </w:r>
+            <w:proofErr w:type="spellEnd"/>
+          </w:p>
+        </w:tc>
+        <w:tc>
+          <w:tcPr>
+            <w:tcW w:w="1472" w:type="dxa"/>
+            <w:tcBorders>
+              <w:top w:val="single" w:sz="1" w:space="0" w:color="BBBBBB"/>
+              <w:left w:val="single" w:sz="1" w:space="0" w:color="BBBBBB"/>
+              <w:bottom w:val="single" w:sz="1" w:space="0" w:color="BBBBBB"/>
+              <w:right w:val="single" w:sz="1" w:space="0" w:color="BBBBBB"/>
+            </w:tcBorders>
+            <w:shd w:val="clear" w:color="auto" w:fill="FFFFFF"/>
+          </w:tcPr>
+          <w:p>
+            <w:pPr>
+              <w:rPr>
+                <w:sz w:val="20"/>
+                <w:szCs w:val="20"/>
+              </w:rPr>
+            </w:pPr>
+            <w:r>
+              <w:rPr>
+                <w:sz w:val="20"/>
+                <w:szCs w:val="20"/>
+              </w:rPr>
+              <w:t>0.9908</w:t>
+            </w:r>
+          </w:p>
+        </w:tc>
+      </w:tr>
+      <w:tr>
+        <w:tc>
+          <w:tcPr>
+            <w:tcW w:w="2276" w:type="dxa"/>
+            <w:tcBorders>
+              <w:top w:val="single" w:sz="1" w:space="0" w:color="BBBBBB"/>
+              <w:left w:val="single" w:sz="1" w:space="0" w:color="BBBBBB"/>
+              <w:bottom w:val="single" w:sz="1" w:space="0" w:color="BBBBBB"/>
+              <w:right w:val="single" w:sz="1" w:space="0" w:color="BBBBBB"/>
+            </w:tcBorders>
+            <w:shd w:val="clear" w:color="auto" w:fill="FFFFFF"/>
+            <w:tcMar>
+              <w:top w:w="80" w:type="dxa"/>
+              <w:left w:w="120" w:type="dxa"/>
+              <w:bottom w:w="80" w:type="dxa"/>
+              <w:right w:w="120" w:type="dxa"/>
+            </w:tcMar>
+            <w:vAlign w:val="center"/>
+          </w:tcPr>
+          <w:p>
+            <w:pPr>
+              <w:rPr>
+                <w:sz w:val="20"/>
+                <w:szCs w:val="20"/>
+              </w:rPr>
+            </w:pPr>
+            <w:proofErr w:type="spellStart"/>
+            <w:r>
+              <w:rPr>
+                <w:sz w:val="20"/>
+                <w:szCs w:val="20"/>
+              </w:rPr>
+              <w:t>communities_crime</w:t>
+            </w:r>
+            <w:proofErr w:type="spellEnd"/>
+          </w:p>
+        </w:tc>
+        <w:tc>
+          <w:tcPr>
+            <w:tcW w:w="1750" w:type="dxa"/>
+            <w:tcBorders>
+              <w:top w:val="single" w:sz="1" w:space="0" w:color="BBBBBB"/>
+              <w:left w:val="single" w:sz="1" w:space="0" w:color="BBBBBB"/>
+              <w:bottom w:val="single" w:sz="1" w:space="0" w:color="BBBBBB"/>
+              <w:right w:val="single" w:sz="1" w:space="0" w:color="BBBBBB"/>
+            </w:tcBorders>
+            <w:shd w:val="clear" w:color="auto" w:fill="FFFFFF"/>
+            <w:tcMar>
+              <w:top w:w="80" w:type="dxa"/>
+              <w:left w:w="120" w:type="dxa"/>
+              <w:bottom w:w="80" w:type="dxa"/>
+              <w:right w:w="120" w:type="dxa"/>
+            </w:tcMar>
+            <w:vAlign w:val="center"/>
+          </w:tcPr>
+          <w:p>
+            <w:pPr>
+              <w:rPr>
+                <w:sz w:val="20"/>
+                <w:szCs w:val="20"/>
+              </w:rPr>
+            </w:pPr>
+            <w:r>
+              <w:rPr>
+                <w:sz w:val="20"/>
+                <w:szCs w:val="20"/>
+              </w:rPr>
+              <w:t>0.6280</w:t>
+            </w:r>
+          </w:p>
+        </w:tc>
+        <w:tc>
+          <w:tcPr>
+            <w:tcW w:w="1735" w:type="dxa"/>
+            <w:tcBorders>
+              <w:top w:val="single" w:sz="1" w:space="0" w:color="BBBBBB"/>
+              <w:left w:val="single" w:sz="1" w:space="0" w:color="BBBBBB"/>
+              <w:bottom w:val="single" w:sz="1" w:space="0" w:color="BBBBBB"/>
+              <w:right w:val="single" w:sz="1" w:space="0" w:color="BBBBBB"/>
+            </w:tcBorders>
+            <w:shd w:val="clear" w:color="auto" w:fill="FFFFFF"/>
+            <w:tcMar>
+              <w:top w:w="80" w:type="dxa"/>
+              <w:left w:w="120" w:type="dxa"/>
+              <w:bottom w:w="80" w:type="dxa"/>
+              <w:right w:w="120" w:type="dxa"/>
+            </w:tcMar>
+            <w:vAlign w:val="center"/>
+          </w:tcPr>
+          <w:p>
+            <w:pPr>
+              <w:rPr>
+                <w:sz w:val="20"/>
+                <w:szCs w:val="20"/>
+              </w:rPr>
+            </w:pPr>
+            <w:r>
+              <w:rPr>
+                <w:sz w:val="20"/>
+                <w:szCs w:val="20"/>
+              </w:rPr>
+              <w:t>0.5155</w:t>
+            </w:r>
+          </w:p>
+        </w:tc>
+        <w:tc>
+          <w:tcPr>
+            <w:tcW w:w="1791" w:type="dxa"/>
+            <w:tcBorders>
+              <w:top w:val="single" w:sz="1" w:space="0" w:color="BBBBBB"/>
+              <w:left w:val="single" w:sz="1" w:space="0" w:color="BBBBBB"/>
+              <w:bottom w:val="single" w:sz="1" w:space="0" w:color="BBBBBB"/>
+              <w:right w:val="single" w:sz="1" w:space="0" w:color="BBBBBB"/>
+            </w:tcBorders>
+            <w:shd w:val="clear" w:color="auto" w:fill="FFFFFF"/>
+            <w:tcMar>
+              <w:top w:w="80" w:type="dxa"/>
+              <w:left w:w="120" w:type="dxa"/>
+              <w:bottom w:w="80" w:type="dxa"/>
+              <w:right w:w="120" w:type="dxa"/>
+            </w:tcMar>
+            <w:vAlign w:val="center"/>
+          </w:tcPr>
+          <w:p>
+            <w:pPr>
+              <w:rPr>
+                <w:sz w:val="20"/>
+                <w:szCs w:val="20"/>
+              </w:rPr>
+            </w:pPr>
+            <w:proofErr w:type="spellStart"/>
+            <w:r>
+              <w:rPr>
+                <w:sz w:val="20"/>
+                <w:szCs w:val="20"/>
+              </w:rPr>
+              <w:t>iterative</w:t>
+            </w:r>
+            <w:proofErr w:type="spellEnd"/>
+          </w:p>
+        </w:tc>
+        <w:tc>
+          <w:tcPr>
+            <w:tcW w:w="1472" w:type="dxa"/>
+            <w:tcBorders>
+              <w:top w:val="single" w:sz="1" w:space="0" w:color="BBBBBB"/>
+              <w:left w:val="single" w:sz="1" w:space="0" w:color="BBBBBB"/>
+              <w:bottom w:val="single" w:sz="1" w:space="0" w:color="BBBBBB"/>
+              <w:right w:val="single" w:sz="1" w:space="0" w:color="BBBBBB"/>
+            </w:tcBorders>
+            <w:shd w:val="clear" w:color="auto" w:fill="FFFFFF"/>
+          </w:tcPr>
+          <w:p>
+            <w:pPr>
+              <w:rPr>
+                <w:sz w:val="20"/>
+                <w:szCs w:val="20"/>
+              </w:rPr>
+            </w:pPr>
+            <w:r>
+              <w:rPr>
+                <w:sz w:val="20"/>
+                <w:szCs w:val="20"/>
+              </w:rPr>
+              <w:t>0.6255</w:t>
+            </w:r>
+          </w:p>
+        </w:tc>
+      </w:tr>
+    </w:tbl>
+    <w:p>
+      <w:pPr>
+        <w:spacing w:before="80" w:after="160"/>
+      </w:pPr>
+      <w:r>
+        <w:rPr>
+          <w:i/>
+          <w:iCs/>
+          <w:sz w:val="18"/>
+          <w:szCs w:val="18"/>
+        </w:rPr>
+        <w:t xml:space="preserve">Tabela </w:t>
+      </w:r>
+      <w:r>
+        <w:rPr>
+          <w:i/>
+          <w:iCs/>
+          <w:sz w:val="18"/>
+          <w:szCs w:val="18"/>
+        </w:rPr>
+        <w:t>8</w:t>
+      </w:r>
+      <w:r>
+        <w:rPr>
+          <w:i/>
+          <w:iCs/>
+          <w:sz w:val="18"/>
+          <w:szCs w:val="18"/>
+        </w:rPr>
+        <w:t xml:space="preserve">: </w:t>
+      </w:r>
+      <w:r>
+        <w:rPr>
+          <w:i/>
+          <w:iCs/>
+          <w:sz w:val="18"/>
+          <w:szCs w:val="18"/>
+        </w:rPr>
+        <w:t xml:space="preserve">Comparação entre baseline, </w:t>
+      </w:r>
+      <w:proofErr w:type="spellStart"/>
+      <w:r>
+        <w:rPr>
+          <w:i/>
+          <w:iCs/>
+          <w:sz w:val="18"/>
+          <w:szCs w:val="18"/>
+        </w:rPr>
+        <w:t>dropna</w:t>
+      </w:r>
+      <w:proofErr w:type="spellEnd"/>
+      <w:r>
+        <w:rPr>
+          <w:i/>
+          <w:iCs/>
+          <w:sz w:val="18"/>
+          <w:szCs w:val="18"/>
+        </w:rPr>
+        <w:t xml:space="preserve"> e melhor imputador (</w:t>
+      </w:r>
+      <w:proofErr w:type="spellStart"/>
+      <w:r>
+        <w:rPr>
+          <w:i/>
+          <w:iCs/>
+          <w:sz w:val="18"/>
+          <w:szCs w:val="18"/>
+        </w:rPr>
+        <w:t>LightGBM</w:t>
+      </w:r>
+      <w:proofErr w:type="spellEnd"/>
+      <w:r>
+        <w:rPr>
+          <w:i/>
+          <w:iCs/>
+          <w:sz w:val="18"/>
+          <w:szCs w:val="18"/>
+        </w:rPr>
+        <w:t>).</w:t>
+      </w:r>
+    </w:p>
+    <w:p>
+      <w:pPr>
+        <w:spacing w:before="80" w:after="80"/>
+        <w:jc w:val="both"/>
+      </w:pPr>
+      <w:r>
+        <w:t xml:space="preserve">O </w:t>
+      </w:r>
+      <w:proofErr w:type="spellStart"/>
+      <w:r>
+        <w:t>dropna</w:t>
+      </w:r>
+      <w:proofErr w:type="spellEnd"/>
+      <w:r>
+        <w:t xml:space="preserve"> causou perdas significativas em todos os </w:t>
+      </w:r>
+      <w:proofErr w:type="spellStart"/>
+      <w:r>
+        <w:t>datasets</w:t>
+      </w:r>
+      <w:proofErr w:type="spellEnd"/>
+      <w:r>
+        <w:t xml:space="preserve">, especialmente no </w:t>
+      </w:r>
+      <w:proofErr w:type="spellStart"/>
+      <w:r>
+        <w:t>air_quality_uci</w:t>
+      </w:r>
+      <w:proofErr w:type="spellEnd"/>
+      <w:r>
+        <w:t xml:space="preserve"> onde o R² despencou de 0.996 para -0.900 — um colapso total. A imputação recuperou quase todo o desempenho perdido em todos os </w:t>
+      </w:r>
+      <w:proofErr w:type="spellStart"/>
+      <w:r>
+        <w:t>datasets</w:t>
+      </w:r>
+      <w:proofErr w:type="spellEnd"/>
+      <w:r>
+        <w:t xml:space="preserve">, </w:t>
+      </w:r>
+      <w:r>
+        <w:t>com</w:t>
+      </w:r>
+      <w:r>
+        <w:t xml:space="preserve"> o </w:t>
+      </w:r>
+      <w:proofErr w:type="spellStart"/>
+      <w:r>
+        <w:t>iterative</w:t>
+      </w:r>
+      <w:proofErr w:type="spellEnd"/>
+      <w:r>
+        <w:t xml:space="preserve"> sendo o melhor</w:t>
+      </w:r>
+      <w:r>
+        <w:t xml:space="preserve"> </w:t>
+      </w:r>
+      <w:r>
+        <w:t>em</w:t>
+      </w:r>
+      <w:r>
+        <w:t xml:space="preserve"> </w:t>
+      </w:r>
+      <w:r>
+        <w:t>regressão e</w:t>
+      </w:r>
+      <w:r>
+        <w:t xml:space="preserve"> </w:t>
+      </w:r>
+      <w:r>
+        <w:t xml:space="preserve">o </w:t>
+      </w:r>
+      <w:proofErr w:type="spellStart"/>
+      <w:r>
+        <w:t>simple_mean</w:t>
+      </w:r>
+      <w:proofErr w:type="spellEnd"/>
+      <w:r>
+        <w:t>/</w:t>
+      </w:r>
+      <w:proofErr w:type="spellStart"/>
+      <w:r>
+        <w:t>const</w:t>
+      </w:r>
+      <w:proofErr w:type="spellEnd"/>
+      <w:r>
+        <w:t xml:space="preserve"> em classificação.</w:t>
+      </w:r>
+      <w:r>
+        <w:br w:type="textWrapping" w:clear="all"/>
+      </w:r>
+    </w:p>
+    <w:p>
+      <w:pPr>
+        <w:spacing w:before="80" w:after="80"/>
+        <w:jc w:val="both"/>
+      </w:pPr>
+    </w:p>
+    <w:p>
+      <w:pPr>
+        <w:pStyle w:val="Ttulo2"/>
+      </w:pPr>
+      <w:r>
+        <w:t>5.</w:t>
+      </w:r>
+      <w:r>
+        <w:t>2</w:t>
+      </w:r>
+      <w:r>
+        <w:t xml:space="preserve"> Impacto do mecanismo de ausência</w:t>
       </w:r>
     </w:p>
     <w:p>
@@ -2967,6 +4021,7 @@
         <w:rPr>
           <w:noProof/>
         </w:rPr>
+        <w:lastRenderedPageBreak/>
         <w:drawing>
           <wp:inline distT="0" distB="0" distL="0" distR="0" wp14:anchorId="2F569C87" wp14:editId="28BFB379">
             <wp:extent cx="5700000" cy="4033970"/>
@@ -3076,27 +4131,7 @@
           <w:sz w:val="18"/>
           <w:szCs w:val="18"/>
         </w:rPr>
-        <w:t xml:space="preserve">, </w:t>
-      </w:r>
-      <w:proofErr w:type="gramStart"/>
-      <w:r>
-        <w:rPr>
-          <w:i/>
-          <w:iCs/>
-          <w:sz w:val="18"/>
-          <w:szCs w:val="18"/>
-        </w:rPr>
-        <w:t>media</w:t>
-      </w:r>
-      <w:proofErr w:type="gramEnd"/>
-      <w:r>
-        <w:rPr>
-          <w:i/>
-          <w:iCs/>
-          <w:sz w:val="18"/>
-          <w:szCs w:val="18"/>
-        </w:rPr>
-        <w:t xml:space="preserve"> dos imputadores).</w:t>
+        <w:t>, media dos imputadores).</w:t>
       </w:r>
     </w:p>
     <w:p>
@@ -3139,11 +4174,7 @@
         <w:t>ausência</w:t>
       </w:r>
       <w:r>
-        <w:t xml:space="preserve"> dos </w:t>
-      </w:r>
-      <w:r>
-        <w:lastRenderedPageBreak/>
-        <w:t xml:space="preserve">valores mais extremos distorce fundamentalmente a </w:t>
+        <w:t xml:space="preserve"> dos valores mais extremos distorce fundamentalmente a </w:t>
       </w:r>
       <w:r>
         <w:t>distribuição</w:t>
@@ -4341,6 +5372,7 @@
                 <w:sz w:val="20"/>
                 <w:szCs w:val="20"/>
               </w:rPr>
+              <w:lastRenderedPageBreak/>
               <w:t>30%</w:t>
             </w:r>
           </w:p>
@@ -4531,7 +5563,6 @@
         <w:rPr>
           <w:noProof/>
         </w:rPr>
-        <w:lastRenderedPageBreak/>
         <w:drawing>
           <wp:inline distT="0" distB="0" distL="0" distR="0" wp14:anchorId="5D54E6EC" wp14:editId="1D2BCDE5">
             <wp:extent cx="5700000" cy="4531001"/>
@@ -5193,6 +6224,7 @@
                 <w:sz w:val="20"/>
                 <w:szCs w:val="20"/>
               </w:rPr>
+              <w:lastRenderedPageBreak/>
               <w:t>simple_median</w:t>
             </w:r>
             <w:proofErr w:type="spellEnd"/>
@@ -5767,7 +6799,6 @@
                 <w:sz w:val="20"/>
                 <w:szCs w:val="20"/>
               </w:rPr>
-              <w:lastRenderedPageBreak/>
               <w:t>simple_const</w:t>
             </w:r>
             <w:proofErr w:type="spellEnd"/>
@@ -7073,27 +8104,7 @@
           <w:sz w:val="18"/>
           <w:szCs w:val="18"/>
         </w:rPr>
-        <w:t xml:space="preserve">, </w:t>
-      </w:r>
-      <w:proofErr w:type="gramStart"/>
-      <w:r>
-        <w:rPr>
-          <w:i/>
-          <w:iCs/>
-          <w:sz w:val="18"/>
-          <w:szCs w:val="18"/>
-        </w:rPr>
-        <w:t>media</w:t>
-      </w:r>
-      <w:proofErr w:type="gramEnd"/>
-      <w:r>
-        <w:rPr>
-          <w:i/>
-          <w:iCs/>
-          <w:sz w:val="18"/>
-          <w:szCs w:val="18"/>
-        </w:rPr>
-        <w:t xml:space="preserve"> por tarefa).</w:t>
+        <w:t>, media por tarefa).</w:t>
       </w:r>
     </w:p>
     <w:p>
@@ -7201,6 +8212,7 @@
         <w:t xml:space="preserve"> de linhas sob </w:t>
       </w:r>
       <w:r>
+        <w:lastRenderedPageBreak/>
         <w:t>ausência</w:t>
       </w:r>
       <w:r>
@@ -7236,7 +8248,6 @@
         <w:rPr>
           <w:noProof/>
         </w:rPr>
-        <w:lastRenderedPageBreak/>
         <w:drawing>
           <wp:inline distT="0" distB="0" distL="0" distR="0" wp14:anchorId="44A2B5FA" wp14:editId="312C22AB">
             <wp:extent cx="5700000" cy="4033970"/>
@@ -7433,11 +8444,7 @@
       </w:r>
       <w:proofErr w:type="spellEnd"/>
       <w:r>
-        <w:t xml:space="preserve">). </w:t>
-      </w:r>
-      <w:proofErr w:type="gramStart"/>
-      <w:r>
-        <w:t xml:space="preserve">O </w:t>
+        <w:t xml:space="preserve">). O </w:t>
       </w:r>
       <w:proofErr w:type="spellStart"/>
       <w:r>
@@ -7445,11 +8452,7 @@
       </w:r>
       <w:proofErr w:type="spellEnd"/>
       <w:r>
-        <w:t xml:space="preserve"> mantem-se</w:t>
-      </w:r>
-      <w:proofErr w:type="gramEnd"/>
-      <w:r>
-        <w:t xml:space="preserve"> </w:t>
+        <w:t xml:space="preserve"> mantem-se </w:t>
       </w:r>
       <w:r>
         <w:t>próximo</w:t>
@@ -8577,15 +9580,7 @@
       </w:r>
       <w:proofErr w:type="spellEnd"/>
       <w:r>
-        <w:t xml:space="preserve"> teve o pior MAE de imputação (18.560) </w:t>
-      </w:r>
-      <w:proofErr w:type="gramStart"/>
-      <w:r>
-        <w:t>e também</w:t>
-      </w:r>
-      <w:proofErr w:type="gramEnd"/>
-      <w:r>
-        <w:t xml:space="preserve"> o pior desempenho preditivo, mas por razões diferentes: o </w:t>
+        <w:t xml:space="preserve"> teve o pior MAE de imputação (18.560) e também o pior desempenho preditivo, mas por razões diferentes: o </w:t>
       </w:r>
       <w:proofErr w:type="spellStart"/>
       <w:r>
@@ -9841,7 +10836,6 @@
   <w:style w:type="character" w:default="1" w:styleId="Fontepargpadro">
     <w:name w:val="Default Paragraph Font"/>
     <w:uiPriority w:val="1"/>
-    <w:semiHidden/>
     <w:unhideWhenUsed/>
   </w:style>
   <w:style w:type="table" w:default="1" w:styleId="Tabelanormal">

--- a/cienciaDados/atv2/relatorio_final.docx
+++ b/cienciaDados/atv2/relatorio_final.docx
@@ -124,9 +124,15 @@
       <w:pPr>
         <w:spacing w:before="2880"/>
         <w:jc w:val="center"/>
-      </w:pPr>
-      <w:r>
-        <w:t>Campo Mourão, 2025</w:t>
+        <w:rPr>
+          <w:u w:val="single"/>
+        </w:rPr>
+      </w:pPr>
+      <w:r>
+        <w:t>Campo Mourão, 202</w:t>
+      </w:r>
+      <w:r>
+        <w:t>6</w:t>
       </w:r>
     </w:p>
     <w:p>
@@ -158,55 +164,7 @@
         <w:jc w:val="both"/>
       </w:pPr>
       <w:r>
-        <w:t>A motivação para comparar os mecanismos MCAR (</w:t>
-      </w:r>
-      <w:proofErr w:type="spellStart"/>
-      <w:r>
-        <w:t>Missing</w:t>
-      </w:r>
-      <w:proofErr w:type="spellEnd"/>
-      <w:r>
-        <w:t xml:space="preserve"> </w:t>
-      </w:r>
-      <w:proofErr w:type="spellStart"/>
-      <w:r>
-        <w:t>Completely</w:t>
-      </w:r>
-      <w:proofErr w:type="spellEnd"/>
-      <w:r>
-        <w:t xml:space="preserve"> At Random), MAR (</w:t>
-      </w:r>
-      <w:proofErr w:type="spellStart"/>
-      <w:r>
-        <w:t>Missing</w:t>
-      </w:r>
-      <w:proofErr w:type="spellEnd"/>
-      <w:r>
-        <w:t xml:space="preserve"> At Random) e MNAR (</w:t>
-      </w:r>
-      <w:proofErr w:type="spellStart"/>
-      <w:r>
-        <w:t>Missing</w:t>
-      </w:r>
-      <w:proofErr w:type="spellEnd"/>
-      <w:r>
-        <w:t xml:space="preserve"> </w:t>
-      </w:r>
-      <w:proofErr w:type="spellStart"/>
-      <w:r>
-        <w:t>Not</w:t>
-      </w:r>
-      <w:proofErr w:type="spellEnd"/>
-      <w:r>
-        <w:t xml:space="preserve"> At Random) e que cada um deles apresenta diferentes padrões de ausência que podem ser mais ou menos prejudiciais dependendo da técnica de imputação e do </w:t>
-      </w:r>
-      <w:proofErr w:type="spellStart"/>
-      <w:r>
-        <w:t>dataset</w:t>
-      </w:r>
-      <w:proofErr w:type="spellEnd"/>
-      <w:r>
-        <w:t>. Em MCAR, a ausência e completamente aleatória; em MAR, depende de outras variáveis observadas; em MNAR, depende do próprio valor ausente, tornando-o o cenário mais desafiador.</w:t>
+        <w:t>A motivação para comparar os mecanismos MCAR (Missing Completely At Random), MAR (Missing At Random) e MNAR (Missing Not At Random) e que cada um deles apresenta diferentes padrões de ausência que podem ser mais ou menos prejudiciais dependendo da técnica de imputação e do dataset. Em MCAR, a ausência e completamente aleatória; em MAR, depende de outras variáveis observadas; em MNAR, depende do próprio valor ausente, tornando-o o cenário mais desafiador.</w:t>
       </w:r>
     </w:p>
     <w:p>
@@ -215,55 +173,7 @@
         <w:jc w:val="both"/>
       </w:pPr>
       <w:r>
-        <w:t xml:space="preserve">O protocolo experimental utiliza a biblioteca </w:t>
-      </w:r>
-      <w:proofErr w:type="spellStart"/>
-      <w:r>
-        <w:t>Jenga</w:t>
-      </w:r>
-      <w:proofErr w:type="spellEnd"/>
-      <w:r>
-        <w:t xml:space="preserve"> para injeção controlada de valores ausentes, 10 técnicas de imputação (incluindo o </w:t>
-      </w:r>
-      <w:proofErr w:type="spellStart"/>
-      <w:r>
-        <w:t>miceforest</w:t>
-      </w:r>
-      <w:proofErr w:type="spellEnd"/>
-      <w:r>
-        <w:t xml:space="preserve"> como método externo ao </w:t>
-      </w:r>
-      <w:proofErr w:type="spellStart"/>
-      <w:r>
-        <w:t>scikit-learn</w:t>
-      </w:r>
-      <w:proofErr w:type="spellEnd"/>
-      <w:r>
-        <w:t xml:space="preserve">), 4 modelos preditivos (incluindo o </w:t>
-      </w:r>
-      <w:proofErr w:type="spellStart"/>
-      <w:r>
-        <w:t>LightGBM</w:t>
-      </w:r>
-      <w:proofErr w:type="spellEnd"/>
-      <w:r>
-        <w:t xml:space="preserve"> como modelo tabular de estado da arte), 3 </w:t>
-      </w:r>
-      <w:proofErr w:type="spellStart"/>
-      <w:r>
-        <w:t>seeds</w:t>
-      </w:r>
-      <w:proofErr w:type="spellEnd"/>
-      <w:r>
-        <w:t xml:space="preserve"> de repetição e 7 níveis de ausência (1% a 30%), totalizando 7.386 configurações avaliadas em 4 </w:t>
-      </w:r>
-      <w:proofErr w:type="spellStart"/>
-      <w:r>
-        <w:t>datasets</w:t>
-      </w:r>
-      <w:proofErr w:type="spellEnd"/>
-      <w:r>
-        <w:t>.</w:t>
+        <w:t>O protocolo experimental utiliza a biblioteca Jenga para injeção controlada de valores ausentes, 10 técnicas de imputação (incluindo o miceforest como método externo ao scikit-learn), 4 modelos preditivos (incluindo o LightGBM como modelo tabular de estado da arte), 3 seeds de repetição e 7 níveis de ausência (1% a 30%), totalizando 7.386 configurações avaliadas em 4 datasets.</w:t>
       </w:r>
     </w:p>
     <w:p>
@@ -271,13 +181,8 @@
         <w:pStyle w:val="Ttulo1"/>
       </w:pPr>
       <w:r>
-        <w:t xml:space="preserve">2. </w:t>
-      </w:r>
-      <w:proofErr w:type="spellStart"/>
-      <w:r>
-        <w:t>Datasets</w:t>
-      </w:r>
-      <w:proofErr w:type="spellEnd"/>
+        <w:t>2. Datasets</w:t>
+      </w:r>
     </w:p>
     <w:p>
       <w:pPr>
@@ -285,15 +190,7 @@
         <w:jc w:val="both"/>
       </w:pPr>
       <w:r>
-        <w:t xml:space="preserve">Quatro </w:t>
-      </w:r>
-      <w:proofErr w:type="spellStart"/>
-      <w:r>
-        <w:t>datasets</w:t>
-      </w:r>
-      <w:proofErr w:type="spellEnd"/>
-      <w:r>
-        <w:t xml:space="preserve"> públicos foram utilizados, abrangendo problemas de classificação e regressão:</w:t>
+        <w:t>Quatro datasets públicos foram utilizados, abrangendo problemas de classificação e regressão:</w:t>
       </w:r>
     </w:p>
     <w:p>
@@ -324,7 +221,7 @@
         <w:gridCol w:w="2152"/>
         <w:gridCol w:w="885"/>
         <w:gridCol w:w="1029"/>
-        <w:gridCol w:w="858"/>
+        <w:gridCol w:w="796"/>
         <w:gridCol w:w="1263"/>
       </w:tblGrid>
       <w:tr>
@@ -347,7 +244,6 @@
             <w:vAlign w:val="center"/>
           </w:tcPr>
           <w:p>
-            <w:proofErr w:type="spellStart"/>
             <w:r>
               <w:rPr>
                 <w:b/>
@@ -357,7 +253,6 @@
               </w:rPr>
               <w:t>Dataset</w:t>
             </w:r>
-            <w:proofErr w:type="spellEnd"/>
           </w:p>
         </w:tc>
         <w:tc>
@@ -409,7 +304,6 @@
             <w:vAlign w:val="center"/>
           </w:tcPr>
           <w:p>
-            <w:proofErr w:type="spellStart"/>
             <w:r>
               <w:rPr>
                 <w:b/>
@@ -417,17 +311,7 @@
                 <w:sz w:val="20"/>
                 <w:szCs w:val="20"/>
               </w:rPr>
-              <w:t>Variavel</w:t>
-            </w:r>
-            <w:proofErr w:type="spellEnd"/>
-            <w:r>
-              <w:rPr>
-                <w:b/>
-                <w:bCs/>
-                <w:sz w:val="20"/>
-                <w:szCs w:val="20"/>
-              </w:rPr>
-              <w:t>-Alvo</w:t>
+              <w:t>Variavel-Alvo</w:t>
             </w:r>
           </w:p>
         </w:tc>
@@ -572,7 +456,6 @@
             <w:vAlign w:val="center"/>
           </w:tcPr>
           <w:p>
-            <w:proofErr w:type="spellStart"/>
             <w:r>
               <w:rPr>
                 <w:sz w:val="20"/>
@@ -580,7 +463,6 @@
               </w:rPr>
               <w:t>adult</w:t>
             </w:r>
-            <w:proofErr w:type="spellEnd"/>
           </w:p>
         </w:tc>
         <w:tc>
@@ -719,7 +601,7 @@
                 <w:sz w:val="20"/>
                 <w:szCs w:val="20"/>
               </w:rPr>
-              <w:t>~6.000</w:t>
+              <w:t>6.465</w:t>
             </w:r>
           </w:p>
         </w:tc>
@@ -772,7 +654,6 @@
             <w:vAlign w:val="center"/>
           </w:tcPr>
           <w:p>
-            <w:proofErr w:type="spellStart"/>
             <w:r>
               <w:rPr>
                 <w:sz w:val="20"/>
@@ -780,7 +661,6 @@
               </w:rPr>
               <w:t>bank_marketing</w:t>
             </w:r>
-            <w:proofErr w:type="spellEnd"/>
           </w:p>
         </w:tc>
         <w:tc>
@@ -972,7 +852,6 @@
             <w:vAlign w:val="center"/>
           </w:tcPr>
           <w:p>
-            <w:proofErr w:type="spellStart"/>
             <w:r>
               <w:rPr>
                 <w:sz w:val="20"/>
@@ -980,7 +859,6 @@
               </w:rPr>
               <w:t>air_quality_uci</w:t>
             </w:r>
-            <w:proofErr w:type="spellEnd"/>
           </w:p>
         </w:tc>
         <w:tc>
@@ -1119,7 +997,7 @@
                 <w:sz w:val="20"/>
                 <w:szCs w:val="20"/>
               </w:rPr>
-              <w:t>~5.000</w:t>
+              <w:t>5.085</w:t>
             </w:r>
           </w:p>
         </w:tc>
@@ -1147,7 +1025,7 @@
                 <w:sz w:val="20"/>
                 <w:szCs w:val="20"/>
               </w:rPr>
-              <w:t>~6.500</w:t>
+              <w:t>6.941</w:t>
             </w:r>
           </w:p>
         </w:tc>
@@ -1172,7 +1050,6 @@
             <w:vAlign w:val="center"/>
           </w:tcPr>
           <w:p>
-            <w:proofErr w:type="spellStart"/>
             <w:r>
               <w:rPr>
                 <w:sz w:val="20"/>
@@ -1180,7 +1057,6 @@
               </w:rPr>
               <w:t>communities_crime</w:t>
             </w:r>
-            <w:proofErr w:type="spellEnd"/>
           </w:p>
         </w:tc>
         <w:tc>
@@ -1230,7 +1106,6 @@
             <w:vAlign w:val="center"/>
           </w:tcPr>
           <w:p>
-            <w:proofErr w:type="spellStart"/>
             <w:r>
               <w:rPr>
                 <w:sz w:val="20"/>
@@ -1238,7 +1113,6 @@
               </w:rPr>
               <w:t>ViolentCrimesPerPop</w:t>
             </w:r>
-            <w:proofErr w:type="spellEnd"/>
           </w:p>
         </w:tc>
         <w:tc>
@@ -1321,7 +1195,7 @@
                 <w:sz w:val="20"/>
                 <w:szCs w:val="20"/>
               </w:rPr>
-              <w:t>~1.200</w:t>
+              <w:t>1.320</w:t>
             </w:r>
           </w:p>
         </w:tc>
@@ -1349,7 +1223,7 @@
                 <w:sz w:val="20"/>
                 <w:szCs w:val="20"/>
               </w:rPr>
-              <w:t>~1.900</w:t>
+              <w:t>1.901</w:t>
             </w:r>
           </w:p>
         </w:tc>
@@ -1366,27 +1240,7 @@
           <w:sz w:val="18"/>
           <w:szCs w:val="18"/>
         </w:rPr>
-        <w:t xml:space="preserve">Tabela 1: Resumo dos quatro </w:t>
-      </w:r>
-      <w:proofErr w:type="spellStart"/>
-      <w:r>
-        <w:rPr>
-          <w:i/>
-          <w:iCs/>
-          <w:sz w:val="18"/>
-          <w:szCs w:val="18"/>
-        </w:rPr>
-        <w:t>datasets</w:t>
-      </w:r>
-      <w:proofErr w:type="spellEnd"/>
-      <w:r>
-        <w:rPr>
-          <w:i/>
-          <w:iCs/>
-          <w:sz w:val="18"/>
-          <w:szCs w:val="18"/>
-        </w:rPr>
-        <w:t xml:space="preserve"> utilizados.</w:t>
+        <w:t>Tabela 1: Resumo dos quatro datasets utilizados.</w:t>
       </w:r>
     </w:p>
     <w:p>
@@ -1395,63 +1249,7 @@
         <w:jc w:val="both"/>
       </w:pPr>
       <w:r>
-        <w:t xml:space="preserve">Os </w:t>
-      </w:r>
-      <w:proofErr w:type="spellStart"/>
-      <w:r>
-        <w:t>datasets</w:t>
-      </w:r>
-      <w:proofErr w:type="spellEnd"/>
-      <w:r>
-        <w:t xml:space="preserve"> </w:t>
-      </w:r>
-      <w:proofErr w:type="spellStart"/>
-      <w:r>
-        <w:t>adult</w:t>
-      </w:r>
-      <w:proofErr w:type="spellEnd"/>
-      <w:r>
-        <w:t xml:space="preserve"> e </w:t>
-      </w:r>
-      <w:proofErr w:type="spellStart"/>
-      <w:r>
-        <w:t>bank_marketing</w:t>
-      </w:r>
-      <w:proofErr w:type="spellEnd"/>
-      <w:r>
-        <w:t xml:space="preserve"> são problemas de classificação binaria com forte desbalanceamento de classes. Os </w:t>
-      </w:r>
-      <w:proofErr w:type="spellStart"/>
-      <w:r>
-        <w:t>datasets</w:t>
-      </w:r>
-      <w:proofErr w:type="spellEnd"/>
-      <w:r>
-        <w:t xml:space="preserve"> </w:t>
-      </w:r>
-      <w:proofErr w:type="spellStart"/>
-      <w:r>
-        <w:t>air_quality_uci</w:t>
-      </w:r>
-      <w:proofErr w:type="spellEnd"/>
-      <w:r>
-        <w:t xml:space="preserve"> e </w:t>
-      </w:r>
-      <w:proofErr w:type="spellStart"/>
-      <w:r>
-        <w:t>communities_crime</w:t>
-      </w:r>
-      <w:proofErr w:type="spellEnd"/>
-      <w:r>
-        <w:t xml:space="preserve"> </w:t>
-      </w:r>
-      <w:proofErr w:type="spellStart"/>
-      <w:r>
-        <w:t>sao</w:t>
-      </w:r>
-      <w:proofErr w:type="spellEnd"/>
-      <w:r>
-        <w:t xml:space="preserve"> problemas de regressão, com o primeiro apresentando alta correlação entre as variáveis e o segundo sendo caracterizado por grande número de atributos.</w:t>
+        <w:t>Os datasets adult e bank_marketing são problemas de classificação binaria com forte desbalanceamento de classes. Os datasets air_quality_uci e communities_crime sao problemas de regressão, com o primeiro apresentando alta correlação entre as variáveis e o segundo sendo caracterizado por grande número de atributos.</w:t>
       </w:r>
     </w:p>
     <w:p>
@@ -1467,13 +1265,8 @@
         <w:pStyle w:val="Ttulo2"/>
       </w:pPr>
       <w:r>
-        <w:t xml:space="preserve">3.1 Imputadores do </w:t>
-      </w:r>
-      <w:proofErr w:type="spellStart"/>
-      <w:r>
-        <w:t>scikit-learn</w:t>
-      </w:r>
-      <w:proofErr w:type="spellEnd"/>
+        <w:t>3.1 Imputadores do scikit-learn</w:t>
+      </w:r>
     </w:p>
     <w:p>
       <w:pPr>
@@ -1481,15 +1274,7 @@
         <w:jc w:val="both"/>
       </w:pPr>
       <w:r>
-        <w:t xml:space="preserve">Foram implementados os seguintes </w:t>
-      </w:r>
-      <w:proofErr w:type="spellStart"/>
-      <w:r>
-        <w:t>metodos</w:t>
-      </w:r>
-      <w:proofErr w:type="spellEnd"/>
-      <w:r>
-        <w:t>:</w:t>
+        <w:t>Foram implementados os seguintes metodos:</w:t>
       </w:r>
     </w:p>
     <w:p>
@@ -1501,21 +1286,8 @@
         </w:numPr>
         <w:spacing w:before="40" w:after="40"/>
       </w:pPr>
-      <w:proofErr w:type="spellStart"/>
-      <w:r>
-        <w:t>SimpleImputer</w:t>
-      </w:r>
-      <w:proofErr w:type="spellEnd"/>
-      <w:r>
-        <w:t xml:space="preserve"> com </w:t>
-      </w:r>
-      <w:proofErr w:type="spellStart"/>
-      <w:r>
-        <w:t>mean</w:t>
-      </w:r>
-      <w:proofErr w:type="spellEnd"/>
-      <w:r>
-        <w:t>: substitui valores ausentes pela média da coluna</w:t>
+      <w:r>
+        <w:t>SimpleImputer com mean: substitui valores ausentes pela média da coluna</w:t>
       </w:r>
     </w:p>
     <w:p>
@@ -1527,21 +1299,8 @@
         </w:numPr>
         <w:spacing w:before="40" w:after="40"/>
       </w:pPr>
-      <w:proofErr w:type="spellStart"/>
-      <w:r>
-        <w:t>SimpleImputer</w:t>
-      </w:r>
-      <w:proofErr w:type="spellEnd"/>
-      <w:r>
-        <w:t xml:space="preserve"> com </w:t>
-      </w:r>
-      <w:proofErr w:type="spellStart"/>
-      <w:r>
-        <w:t>median</w:t>
-      </w:r>
-      <w:proofErr w:type="spellEnd"/>
-      <w:r>
-        <w:t>: substitui pela mediana, mais robusta a outliers</w:t>
+      <w:r>
+        <w:t>SimpleImputer com median: substitui pela mediana, mais robusta a outliers</w:t>
       </w:r>
     </w:p>
     <w:p>
@@ -1553,21 +1312,8 @@
         </w:numPr>
         <w:spacing w:before="40" w:after="40"/>
       </w:pPr>
-      <w:proofErr w:type="spellStart"/>
-      <w:r>
-        <w:t>SimpleImputer</w:t>
-      </w:r>
-      <w:proofErr w:type="spellEnd"/>
-      <w:r>
-        <w:t xml:space="preserve"> com </w:t>
-      </w:r>
-      <w:proofErr w:type="spellStart"/>
-      <w:r>
-        <w:t>most_frequent</w:t>
-      </w:r>
-      <w:proofErr w:type="spellEnd"/>
-      <w:r>
-        <w:t>: substitui pelo valor mais frequente (útil para categóricas)</w:t>
+      <w:r>
+        <w:t>SimpleImputer com most_frequent: substitui pelo valor mais frequente (útil para categóricas)</w:t>
       </w:r>
     </w:p>
     <w:p>
@@ -1579,29 +1325,8 @@
         </w:numPr>
         <w:spacing w:before="40" w:after="40"/>
       </w:pPr>
-      <w:proofErr w:type="spellStart"/>
-      <w:r>
-        <w:t>SimpleImputer</w:t>
-      </w:r>
-      <w:proofErr w:type="spellEnd"/>
-      <w:r>
-        <w:t xml:space="preserve"> com </w:t>
-      </w:r>
-      <w:proofErr w:type="spellStart"/>
-      <w:r>
-        <w:t>constant</w:t>
-      </w:r>
-      <w:proofErr w:type="spellEnd"/>
-      <w:r>
-        <w:t xml:space="preserve">: substitui por constante (zero para </w:t>
-      </w:r>
-      <w:proofErr w:type="spellStart"/>
-      <w:r>
-        <w:t>numericas</w:t>
-      </w:r>
-      <w:proofErr w:type="spellEnd"/>
-      <w:r>
-        <w:t>)</w:t>
+      <w:r>
+        <w:t>SimpleImputer com constant: substitui por constante (zero para numericas)</w:t>
       </w:r>
     </w:p>
     <w:p>
@@ -1613,13 +1338,8 @@
         </w:numPr>
         <w:spacing w:before="40" w:after="40"/>
       </w:pPr>
-      <w:proofErr w:type="spellStart"/>
-      <w:r>
-        <w:t>KNNImputer</w:t>
-      </w:r>
-      <w:proofErr w:type="spellEnd"/>
-      <w:r>
-        <w:t xml:space="preserve"> com k=3, k=5 e k=7: imputação baseada nos k vizinhos mais próximos</w:t>
+      <w:r>
+        <w:t>KNNImputer com k=3, k=5 e k=7: imputação baseada nos k vizinhos mais próximos</w:t>
       </w:r>
     </w:p>
     <w:p>
@@ -1631,60 +1351,10 @@
         </w:numPr>
         <w:spacing w:before="40" w:after="40"/>
       </w:pPr>
-      <w:proofErr w:type="spellStart"/>
       <w:r>
         <w:lastRenderedPageBreak/>
-        <w:t>IterativeImputer</w:t>
-      </w:r>
-      <w:proofErr w:type="spellEnd"/>
-      <w:r>
-        <w:t xml:space="preserve">: imputação multivariada iterativa com </w:t>
-      </w:r>
-      <w:proofErr w:type="spellStart"/>
-      <w:r>
-        <w:t>max_iter</w:t>
-      </w:r>
-      <w:proofErr w:type="spellEnd"/>
-      <w:r>
-        <w:t xml:space="preserve">=5, </w:t>
-      </w:r>
-      <w:proofErr w:type="spellStart"/>
-      <w:r>
-        <w:t>tol</w:t>
-      </w:r>
-      <w:proofErr w:type="spellEnd"/>
-      <w:r>
-        <w:t xml:space="preserve">=0.01, </w:t>
-      </w:r>
-      <w:proofErr w:type="spellStart"/>
-      <w:r>
-        <w:t>initial_strategy</w:t>
-      </w:r>
-      <w:proofErr w:type="spellEnd"/>
-      <w:r>
-        <w:t>=</w:t>
-      </w:r>
-      <w:proofErr w:type="spellStart"/>
-      <w:r>
-        <w:t>mean</w:t>
-      </w:r>
-      <w:proofErr w:type="spellEnd"/>
-      <w:r>
-        <w:t xml:space="preserve">, </w:t>
-      </w:r>
-      <w:proofErr w:type="spellStart"/>
-      <w:r>
-        <w:t>skip_complete</w:t>
-      </w:r>
-      <w:proofErr w:type="spellEnd"/>
-      <w:r>
-        <w:t>=</w:t>
-      </w:r>
-      <w:proofErr w:type="spellStart"/>
-      <w:r>
-        <w:t>True</w:t>
-      </w:r>
-      <w:proofErr w:type="spellEnd"/>
+        <w:t>IterativeImputer: imputação multivariada iterativa com max_iter=5, tol=0.01, initial_strategy=mean, skip_complete=True</w:t>
+      </w:r>
     </w:p>
     <w:p>
       <w:pPr>
@@ -1695,13 +1365,8 @@
         </w:numPr>
         <w:spacing w:before="40" w:after="40"/>
       </w:pPr>
-      <w:proofErr w:type="spellStart"/>
-      <w:r>
-        <w:t>dropna</w:t>
-      </w:r>
-      <w:proofErr w:type="spellEnd"/>
-      <w:r>
-        <w:t>: baseline que remove as linhas com valores ausentes</w:t>
+      <w:r>
+        <w:t>dropna: baseline que remove as linhas com valores ausentes</w:t>
       </w:r>
     </w:p>
     <w:p>
@@ -1709,13 +1374,8 @@
         <w:pStyle w:val="Ttulo2"/>
       </w:pPr>
       <w:r>
-        <w:t xml:space="preserve">3.2 Método externo: </w:t>
-      </w:r>
-      <w:proofErr w:type="spellStart"/>
-      <w:r>
-        <w:t>miceforest</w:t>
-      </w:r>
-      <w:proofErr w:type="spellEnd"/>
+        <w:t>3.2 Método externo: miceforest</w:t>
+      </w:r>
     </w:p>
     <w:p>
       <w:pPr>
@@ -1723,79 +1383,7 @@
         <w:jc w:val="both"/>
       </w:pPr>
       <w:r>
-        <w:t xml:space="preserve">O </w:t>
-      </w:r>
-      <w:proofErr w:type="spellStart"/>
-      <w:r>
-        <w:t>miceforest</w:t>
-      </w:r>
-      <w:proofErr w:type="spellEnd"/>
-      <w:r>
-        <w:t xml:space="preserve"> foi escolhido como método externo por implementar o algoritmo MICE (</w:t>
-      </w:r>
-      <w:proofErr w:type="spellStart"/>
-      <w:r>
-        <w:t>Multiple</w:t>
-      </w:r>
-      <w:proofErr w:type="spellEnd"/>
-      <w:r>
-        <w:t xml:space="preserve"> </w:t>
-      </w:r>
-      <w:proofErr w:type="spellStart"/>
-      <w:r>
-        <w:t>Imputation</w:t>
-      </w:r>
-      <w:proofErr w:type="spellEnd"/>
-      <w:r>
-        <w:t xml:space="preserve"> </w:t>
-      </w:r>
-      <w:proofErr w:type="spellStart"/>
-      <w:r>
-        <w:t>by</w:t>
-      </w:r>
-      <w:proofErr w:type="spellEnd"/>
-      <w:r>
-        <w:t xml:space="preserve"> </w:t>
-      </w:r>
-      <w:proofErr w:type="spellStart"/>
-      <w:r>
-        <w:t>Chained</w:t>
-      </w:r>
-      <w:proofErr w:type="spellEnd"/>
-      <w:r>
-        <w:t xml:space="preserve"> </w:t>
-      </w:r>
-      <w:proofErr w:type="spellStart"/>
-      <w:r>
-        <w:t>Equations</w:t>
-      </w:r>
-      <w:proofErr w:type="spellEnd"/>
-      <w:r>
-        <w:t xml:space="preserve">) com Random </w:t>
-      </w:r>
-      <w:proofErr w:type="spellStart"/>
-      <w:r>
-        <w:t>Forests</w:t>
-      </w:r>
-      <w:proofErr w:type="spellEnd"/>
-      <w:r>
-        <w:t xml:space="preserve"> como estimadores internos. Essa abordagem e considerada robusta pois preserva a estrutura multivariada dos dados e produz múltiplas imputações que capturam a incerteza. Foram utilizadas </w:t>
-      </w:r>
-      <w:proofErr w:type="spellStart"/>
-      <w:r>
-        <w:t>iterations</w:t>
-      </w:r>
-      <w:proofErr w:type="spellEnd"/>
-      <w:r>
-        <w:t xml:space="preserve">=1 e </w:t>
-      </w:r>
-      <w:proofErr w:type="spellStart"/>
-      <w:r>
-        <w:t>max_cols</w:t>
-      </w:r>
-      <w:proofErr w:type="spellEnd"/>
-      <w:r>
-        <w:t>=30 para viabilidade computacional.</w:t>
+        <w:t>O miceforest foi escolhido como método externo por implementar o algoritmo MICE (Multiple Imputation by Chained Equations) com Random Forests como estimadores internos. Essa abordagem e considerada robusta pois preserva a estrutura multivariada dos dados e produz múltiplas imputações que capturam a incerteza. Foram utilizadas iterations=1 e max_cols=30 para viabilidade computacional.</w:t>
       </w:r>
     </w:p>
     <w:p>
@@ -1812,63 +1400,7 @@
         <w:jc w:val="both"/>
       </w:pPr>
       <w:r>
-        <w:t xml:space="preserve">Para classificação, foram usados: Regressão Logística, Random Forest </w:t>
-      </w:r>
-      <w:proofErr w:type="spellStart"/>
-      <w:r>
-        <w:t>Classifier</w:t>
-      </w:r>
-      <w:proofErr w:type="spellEnd"/>
-      <w:r>
-        <w:t xml:space="preserve"> e </w:t>
-      </w:r>
-      <w:proofErr w:type="spellStart"/>
-      <w:r>
-        <w:t>LightGBM</w:t>
-      </w:r>
-      <w:proofErr w:type="spellEnd"/>
-      <w:r>
-        <w:t xml:space="preserve">. Para regressão: Ridge </w:t>
-      </w:r>
-      <w:proofErr w:type="spellStart"/>
-      <w:r>
-        <w:t>Regression</w:t>
-      </w:r>
-      <w:proofErr w:type="spellEnd"/>
-      <w:r>
-        <w:t xml:space="preserve">, Random Forest </w:t>
-      </w:r>
-      <w:proofErr w:type="spellStart"/>
-      <w:r>
-        <w:t>Regressor</w:t>
-      </w:r>
-      <w:proofErr w:type="spellEnd"/>
-      <w:r>
-        <w:t xml:space="preserve"> e </w:t>
-      </w:r>
-      <w:proofErr w:type="spellStart"/>
-      <w:r>
-        <w:t>LightGBM</w:t>
-      </w:r>
-      <w:proofErr w:type="spellEnd"/>
-      <w:r>
-        <w:t xml:space="preserve">. O </w:t>
-      </w:r>
-      <w:proofErr w:type="spellStart"/>
-      <w:r>
-        <w:t>LightGBM</w:t>
-      </w:r>
-      <w:proofErr w:type="spellEnd"/>
-      <w:r>
-        <w:t xml:space="preserve"> foi escolhido como modelo tabular adicional por ser eficiente em </w:t>
-      </w:r>
-      <w:proofErr w:type="spellStart"/>
-      <w:r>
-        <w:t>datasets</w:t>
-      </w:r>
-      <w:proofErr w:type="spellEnd"/>
-      <w:r>
-        <w:t xml:space="preserve"> maiores, suportar nulos nativamente e apresentar desempenho de estado da arte em dados tabulares em benchmarks recentes.</w:t>
+        <w:t>Para classificação, foram usados: Regressão Logística, Random Forest Classifier e LightGBM. Para regressão: Ridge Regression, Random Forest Regressor e LightGBM. O LightGBM foi escolhido como modelo tabular adicional por ser eficiente em datasets maiores, suportar nulos nativamente e apresentar desempenho de estado da arte em dados tabulares em benchmarks recentes.</w:t>
       </w:r>
     </w:p>
     <w:p>
@@ -1885,23 +1417,7 @@
         <w:jc w:val="both"/>
       </w:pPr>
       <w:r>
-        <w:t xml:space="preserve">O protocolo seguiu as seguintes etapas para cada </w:t>
-      </w:r>
-      <w:proofErr w:type="spellStart"/>
-      <w:r>
-        <w:t>dataset</w:t>
-      </w:r>
-      <w:proofErr w:type="spellEnd"/>
-      <w:r>
-        <w:t xml:space="preserve">: (1) carregamento e normalização de marcadores de ausência; (2) criação de versão completa removendo linhas com nulos; (3) injeção controlada de valores ausentes nos atributos de entrada usando </w:t>
-      </w:r>
-      <w:proofErr w:type="spellStart"/>
-      <w:r>
-        <w:t>Jenga</w:t>
-      </w:r>
-      <w:proofErr w:type="spellEnd"/>
-      <w:r>
-        <w:t>; (4) divisão treino/teste (80/20); (5) ajuste do imputador apenas no treino; (6) aplicação no treino e no teste; (7) treinamento dos modelos; (8) avaliação no teste.</w:t>
+        <w:t>O protocolo seguiu as seguintes etapas para cada dataset: (1) carregamento e normalização de marcadores de ausência; (2) criação de versão completa removendo linhas com nulos; (3) injeção controlada de valores ausentes nos atributos de entrada usando Jenga; (4) divisão treino/teste (80/20); (5) ajuste do imputador apenas no treino; (6) aplicação no treino e no teste; (7) treinamento dos modelos; (8) avaliação no teste.</w:t>
       </w:r>
     </w:p>
     <w:p>
@@ -1917,15 +1433,7 @@
         <w:t xml:space="preserve">Mecanismos: </w:t>
       </w:r>
       <w:r>
-        <w:t xml:space="preserve">MCAR, MAR e MNAR, implementados via biblioteca </w:t>
-      </w:r>
-      <w:proofErr w:type="spellStart"/>
-      <w:r>
-        <w:t>Jenga</w:t>
-      </w:r>
-      <w:proofErr w:type="spellEnd"/>
-      <w:r>
-        <w:t>.</w:t>
+        <w:t>MCAR, MAR e MNAR, implementados via biblioteca Jenga.</w:t>
       </w:r>
     </w:p>
     <w:p>
@@ -1957,15 +1465,7 @@
         <w:t xml:space="preserve">Repetições: </w:t>
       </w:r>
       <w:r>
-        <w:t xml:space="preserve">3 </w:t>
-      </w:r>
-      <w:proofErr w:type="spellStart"/>
-      <w:r>
-        <w:t>seeds</w:t>
-      </w:r>
-      <w:proofErr w:type="spellEnd"/>
-      <w:r>
-        <w:t xml:space="preserve"> (42, 123, 456). O relatório apresenta media e desvio padrão.</w:t>
+        <w:t>3 seeds (42, 123, 456). O relatório apresenta media e desvio padrão.</w:t>
       </w:r>
     </w:p>
     <w:p>
@@ -1980,21 +1480,8 @@
         </w:rPr>
         <w:t xml:space="preserve">Métricas de classificação: </w:t>
       </w:r>
-      <w:proofErr w:type="spellStart"/>
-      <w:r>
-        <w:t>Accuracy</w:t>
-      </w:r>
-      <w:proofErr w:type="spellEnd"/>
-      <w:r>
-        <w:t xml:space="preserve">, Macro F1, </w:t>
-      </w:r>
-      <w:proofErr w:type="spellStart"/>
-      <w:r>
-        <w:t>Weighted</w:t>
-      </w:r>
-      <w:proofErr w:type="spellEnd"/>
-      <w:r>
-        <w:t xml:space="preserve"> F1.</w:t>
+      <w:r>
+        <w:t>Accuracy, Macro F1, Weighted F1.</w:t>
       </w:r>
     </w:p>
     <w:p>
@@ -2048,24 +1535,10 @@
         <w:pStyle w:val="Ttulo2"/>
       </w:pPr>
       <w:r>
-        <w:t>5.</w:t>
-      </w:r>
-      <w:r>
-        <w:t>1</w:t>
-      </w:r>
-      <w:r>
-        <w:t xml:space="preserve"> </w:t>
-      </w:r>
-      <w:r>
-        <w:t xml:space="preserve">Comparação geral: baseline × </w:t>
-      </w:r>
-      <w:proofErr w:type="spellStart"/>
-      <w:r>
-        <w:t>dropna</w:t>
-      </w:r>
-      <w:proofErr w:type="spellEnd"/>
-      <w:r>
-        <w:t xml:space="preserve"> × melhor imputador</w:t>
+        <w:t xml:space="preserve">5.1 </w:t>
+      </w:r>
+      <w:r>
+        <w:t>Comparação geral: baseline × dropna × melhor imputador</w:t>
       </w:r>
     </w:p>
     <w:p>
@@ -2074,29 +1547,10 @@
         <w:jc w:val="both"/>
       </w:pPr>
       <w:r>
-        <w:t xml:space="preserve">A </w:t>
-      </w:r>
-      <w:r>
-        <w:t xml:space="preserve">Tabela </w:t>
-      </w:r>
-      <w:r>
-        <w:t xml:space="preserve">abaixo compara os três cenários principais para cada </w:t>
-      </w:r>
-      <w:proofErr w:type="spellStart"/>
-      <w:r>
-        <w:t>dataset</w:t>
-      </w:r>
-      <w:proofErr w:type="spellEnd"/>
-      <w:r>
-        <w:t xml:space="preserve">, usando </w:t>
-      </w:r>
-      <w:proofErr w:type="spellStart"/>
-      <w:r>
-        <w:t>LightGBM</w:t>
-      </w:r>
-      <w:proofErr w:type="spellEnd"/>
-      <w:r>
-        <w:t>:</w:t>
+        <w:t xml:space="preserve">A Tabela </w:t>
+      </w:r>
+      <w:r>
+        <w:t>abaixo compara os três cenários principais para cada dataset, usando LightGBM:</w:t>
       </w:r>
     </w:p>
     <w:tbl>
@@ -2145,7 +1599,6 @@
             <w:vAlign w:val="center"/>
           </w:tcPr>
           <w:p>
-            <w:proofErr w:type="spellStart"/>
             <w:r>
               <w:rPr>
                 <w:b/>
@@ -2155,7 +1608,6 @@
               </w:rPr>
               <w:t>Dataset</w:t>
             </w:r>
-            <w:proofErr w:type="spellEnd"/>
           </w:p>
         </w:tc>
         <w:tc>
@@ -2207,7 +1659,6 @@
             <w:vAlign w:val="center"/>
           </w:tcPr>
           <w:p>
-            <w:proofErr w:type="spellStart"/>
             <w:r>
               <w:rPr>
                 <w:b/>
@@ -2215,17 +1666,7 @@
                 <w:sz w:val="20"/>
                 <w:szCs w:val="20"/>
               </w:rPr>
-              <w:t>Dropna</w:t>
-            </w:r>
-            <w:proofErr w:type="spellEnd"/>
-            <w:r>
-              <w:rPr>
-                <w:b/>
-                <w:bCs/>
-                <w:sz w:val="20"/>
-                <w:szCs w:val="20"/>
-              </w:rPr>
-              <w:t xml:space="preserve"> injetado</w:t>
+              <w:t>Dropna injetado</w:t>
             </w:r>
           </w:p>
         </w:tc>
@@ -2311,7 +1752,6 @@
             <w:vAlign w:val="center"/>
           </w:tcPr>
           <w:p>
-            <w:proofErr w:type="spellStart"/>
             <w:r>
               <w:rPr>
                 <w:sz w:val="20"/>
@@ -2319,7 +1759,6 @@
               </w:rPr>
               <w:t>adult</w:t>
             </w:r>
-            <w:proofErr w:type="spellEnd"/>
           </w:p>
         </w:tc>
         <w:tc>
@@ -2397,7 +1836,6 @@
             <w:vAlign w:val="center"/>
           </w:tcPr>
           <w:p>
-            <w:proofErr w:type="spellStart"/>
             <w:r>
               <w:rPr>
                 <w:sz w:val="20"/>
@@ -2405,7 +1843,6 @@
               </w:rPr>
               <w:t>simple_const</w:t>
             </w:r>
-            <w:proofErr w:type="spellEnd"/>
           </w:p>
         </w:tc>
         <w:tc>
@@ -2456,7 +1893,6 @@
             <w:vAlign w:val="center"/>
           </w:tcPr>
           <w:p>
-            <w:proofErr w:type="spellStart"/>
             <w:r>
               <w:rPr>
                 <w:sz w:val="20"/>
@@ -2464,7 +1900,6 @@
               </w:rPr>
               <w:t>bank_marketing</w:t>
             </w:r>
-            <w:proofErr w:type="spellEnd"/>
           </w:p>
         </w:tc>
         <w:tc>
@@ -2542,7 +1977,6 @@
             <w:vAlign w:val="center"/>
           </w:tcPr>
           <w:p>
-            <w:proofErr w:type="spellStart"/>
             <w:r>
               <w:rPr>
                 <w:sz w:val="20"/>
@@ -2550,7 +1984,6 @@
               </w:rPr>
               <w:t>simple_mean</w:t>
             </w:r>
-            <w:proofErr w:type="spellEnd"/>
           </w:p>
         </w:tc>
         <w:tc>
@@ -2607,7 +2040,6 @@
                 <w:szCs w:val="20"/>
               </w:rPr>
             </w:pPr>
-            <w:proofErr w:type="spellStart"/>
             <w:r>
               <w:rPr>
                 <w:sz w:val="20"/>
@@ -2615,7 +2047,6 @@
               </w:rPr>
               <w:t>air_quality_uci</w:t>
             </w:r>
-            <w:proofErr w:type="spellEnd"/>
           </w:p>
         </w:tc>
         <w:tc>
@@ -2711,7 +2142,6 @@
                 <w:szCs w:val="20"/>
               </w:rPr>
             </w:pPr>
-            <w:proofErr w:type="spellStart"/>
             <w:r>
               <w:rPr>
                 <w:sz w:val="20"/>
@@ -2719,7 +2149,6 @@
               </w:rPr>
               <w:t>iterative</w:t>
             </w:r>
-            <w:proofErr w:type="spellEnd"/>
           </w:p>
         </w:tc>
         <w:tc>
@@ -2776,7 +2205,6 @@
                 <w:szCs w:val="20"/>
               </w:rPr>
             </w:pPr>
-            <w:proofErr w:type="spellStart"/>
             <w:r>
               <w:rPr>
                 <w:sz w:val="20"/>
@@ -2784,7 +2212,6 @@
               </w:rPr>
               <w:t>communities_crime</w:t>
             </w:r>
-            <w:proofErr w:type="spellEnd"/>
           </w:p>
         </w:tc>
         <w:tc>
@@ -2880,7 +2307,6 @@
                 <w:szCs w:val="20"/>
               </w:rPr>
             </w:pPr>
-            <w:proofErr w:type="spellStart"/>
             <w:r>
               <w:rPr>
                 <w:sz w:val="20"/>
@@ -2888,7 +2314,6 @@
               </w:rPr>
               <w:t>iterative</w:t>
             </w:r>
-            <w:proofErr w:type="spellEnd"/>
           </w:p>
         </w:tc>
         <w:tc>
@@ -2931,7 +2356,7 @@
           <w:sz w:val="18"/>
           <w:szCs w:val="18"/>
         </w:rPr>
-        <w:t xml:space="preserve">Tabela </w:t>
+        <w:t xml:space="preserve">Tabela 8: </w:t>
       </w:r>
       <w:r>
         <w:rPr>
@@ -2940,65 +2365,7 @@
           <w:sz w:val="18"/>
           <w:szCs w:val="18"/>
         </w:rPr>
-        <w:t>8</w:t>
-      </w:r>
-      <w:r>
-        <w:rPr>
-          <w:i/>
-          <w:iCs/>
-          <w:sz w:val="18"/>
-          <w:szCs w:val="18"/>
-        </w:rPr>
-        <w:t xml:space="preserve">: </w:t>
-      </w:r>
-      <w:r>
-        <w:rPr>
-          <w:i/>
-          <w:iCs/>
-          <w:sz w:val="18"/>
-          <w:szCs w:val="18"/>
-        </w:rPr>
-        <w:t xml:space="preserve">Comparação entre baseline, </w:t>
-      </w:r>
-      <w:proofErr w:type="spellStart"/>
-      <w:r>
-        <w:rPr>
-          <w:i/>
-          <w:iCs/>
-          <w:sz w:val="18"/>
-          <w:szCs w:val="18"/>
-        </w:rPr>
-        <w:t>dropna</w:t>
-      </w:r>
-      <w:proofErr w:type="spellEnd"/>
-      <w:r>
-        <w:rPr>
-          <w:i/>
-          <w:iCs/>
-          <w:sz w:val="18"/>
-          <w:szCs w:val="18"/>
-        </w:rPr>
-        <w:t xml:space="preserve"> e melhor imputador (</w:t>
-      </w:r>
-      <w:proofErr w:type="spellStart"/>
-      <w:r>
-        <w:rPr>
-          <w:i/>
-          <w:iCs/>
-          <w:sz w:val="18"/>
-          <w:szCs w:val="18"/>
-        </w:rPr>
-        <w:t>LightGBM</w:t>
-      </w:r>
-      <w:proofErr w:type="spellEnd"/>
-      <w:r>
-        <w:rPr>
-          <w:i/>
-          <w:iCs/>
-          <w:sz w:val="18"/>
-          <w:szCs w:val="18"/>
-        </w:rPr>
-        <w:t>).</w:t>
+        <w:t>Comparação entre baseline, dropna e melhor imputador (LightGBM).</w:t>
       </w:r>
     </w:p>
     <w:p>
@@ -3007,53 +2374,13 @@
         <w:jc w:val="both"/>
       </w:pPr>
       <w:r>
-        <w:t xml:space="preserve">O </w:t>
-      </w:r>
-      <w:proofErr w:type="spellStart"/>
-      <w:r>
-        <w:t>dropna</w:t>
-      </w:r>
-      <w:proofErr w:type="spellEnd"/>
-      <w:r>
-        <w:t xml:space="preserve"> causou perdas significativas em todos os </w:t>
-      </w:r>
-      <w:proofErr w:type="spellStart"/>
-      <w:r>
-        <w:t>datasets</w:t>
-      </w:r>
-      <w:proofErr w:type="spellEnd"/>
-      <w:r>
-        <w:t xml:space="preserve">, especialmente no </w:t>
-      </w:r>
-      <w:proofErr w:type="spellStart"/>
-      <w:r>
-        <w:t>air_quality_uci</w:t>
-      </w:r>
-      <w:proofErr w:type="spellEnd"/>
-      <w:r>
-        <w:t xml:space="preserve"> onde o R² despencou de 0.996 para -0.900 — um colapso total. A imputação recuperou quase todo o desempenho perdido em todos os </w:t>
-      </w:r>
-      <w:proofErr w:type="spellStart"/>
-      <w:r>
-        <w:t>datasets</w:t>
-      </w:r>
-      <w:proofErr w:type="spellEnd"/>
-      <w:r>
-        <w:t xml:space="preserve">, </w:t>
+        <w:t xml:space="preserve">O dropna causou perdas significativas em todos os datasets, especialmente no air_quality_uci onde o R² despencou de 0.996 para -0.900 — um colapso total. A imputação recuperou quase todo o desempenho perdido em todos os datasets, </w:t>
       </w:r>
       <w:r>
         <w:t>com</w:t>
       </w:r>
       <w:r>
-        <w:t xml:space="preserve"> o </w:t>
-      </w:r>
-      <w:proofErr w:type="spellStart"/>
-      <w:r>
-        <w:t>iterative</w:t>
-      </w:r>
-      <w:proofErr w:type="spellEnd"/>
-      <w:r>
-        <w:t xml:space="preserve"> sendo o melhor</w:t>
+        <w:t xml:space="preserve"> o iterative sendo o melhor</w:t>
       </w:r>
       <w:r>
         <w:t xml:space="preserve"> </w:t>
@@ -3071,23 +2398,7 @@
         <w:t xml:space="preserve"> </w:t>
       </w:r>
       <w:r>
-        <w:t xml:space="preserve">o </w:t>
-      </w:r>
-      <w:proofErr w:type="spellStart"/>
-      <w:r>
-        <w:t>simple_mean</w:t>
-      </w:r>
-      <w:proofErr w:type="spellEnd"/>
-      <w:r>
-        <w:t>/</w:t>
-      </w:r>
-      <w:proofErr w:type="spellStart"/>
-      <w:r>
-        <w:t>const</w:t>
-      </w:r>
-      <w:proofErr w:type="spellEnd"/>
-      <w:r>
-        <w:t xml:space="preserve"> em classificação.</w:t>
+        <w:t>o simple_mean/const em classificação.</w:t>
       </w:r>
       <w:r>
         <w:br w:type="textWrapping" w:clear="all"/>
@@ -3119,29 +2430,13 @@
         <w:jc w:val="both"/>
       </w:pPr>
       <w:r>
-        <w:t>A tabela abaixo apresenta a acurácia média (</w:t>
-      </w:r>
-      <w:proofErr w:type="spellStart"/>
-      <w:r>
-        <w:t>LightGBM</w:t>
-      </w:r>
-      <w:proofErr w:type="spellEnd"/>
-      <w:r>
-        <w:t xml:space="preserve">, </w:t>
+        <w:t xml:space="preserve">A tabela abaixo apresenta a acurácia média (LightGBM, </w:t>
       </w:r>
       <w:r>
         <w:t>média</w:t>
       </w:r>
       <w:r>
-        <w:t xml:space="preserve"> de todos os imputadores e taxas) por mecanismo nos </w:t>
-      </w:r>
-      <w:proofErr w:type="spellStart"/>
-      <w:r>
-        <w:t>datasets</w:t>
-      </w:r>
-      <w:proofErr w:type="spellEnd"/>
-      <w:r>
-        <w:t xml:space="preserve"> de classificação:</w:t>
+        <w:t xml:space="preserve"> de todos os imputadores e taxas) por mecanismo nos datasets de classificação:</w:t>
       </w:r>
     </w:p>
     <w:p>
@@ -3192,7 +2487,6 @@
             <w:vAlign w:val="center"/>
           </w:tcPr>
           <w:p>
-            <w:proofErr w:type="spellStart"/>
             <w:r>
               <w:rPr>
                 <w:b/>
@@ -3202,7 +2496,6 @@
               </w:rPr>
               <w:t>Dataset</w:t>
             </w:r>
-            <w:proofErr w:type="spellEnd"/>
           </w:p>
         </w:tc>
         <w:tc>
@@ -3316,7 +2609,6 @@
             <w:vAlign w:val="center"/>
           </w:tcPr>
           <w:p>
-            <w:proofErr w:type="spellStart"/>
             <w:r>
               <w:rPr>
                 <w:sz w:val="20"/>
@@ -3324,7 +2616,6 @@
               </w:rPr>
               <w:t>adult</w:t>
             </w:r>
-            <w:proofErr w:type="spellEnd"/>
           </w:p>
         </w:tc>
         <w:tc>
@@ -3432,7 +2723,6 @@
             <w:vAlign w:val="center"/>
           </w:tcPr>
           <w:p>
-            <w:proofErr w:type="spellStart"/>
             <w:r>
               <w:rPr>
                 <w:sz w:val="20"/>
@@ -3440,7 +2730,6 @@
               </w:rPr>
               <w:t>bank_marketing</w:t>
             </w:r>
-            <w:proofErr w:type="spellEnd"/>
           </w:p>
         </w:tc>
         <w:tc>
@@ -3558,27 +2847,7 @@
           <w:sz w:val="18"/>
           <w:szCs w:val="18"/>
         </w:rPr>
-        <w:t xml:space="preserve"> por mecanismo (</w:t>
-      </w:r>
-      <w:proofErr w:type="spellStart"/>
-      <w:r>
-        <w:rPr>
-          <w:i/>
-          <w:iCs/>
-          <w:sz w:val="18"/>
-          <w:szCs w:val="18"/>
-        </w:rPr>
-        <w:t>LightGBM</w:t>
-      </w:r>
-      <w:proofErr w:type="spellEnd"/>
-      <w:r>
-        <w:rPr>
-          <w:i/>
-          <w:iCs/>
-          <w:sz w:val="18"/>
-          <w:szCs w:val="18"/>
-        </w:rPr>
-        <w:t>, classificação).</w:t>
+        <w:t xml:space="preserve"> por mecanismo (LightGBM, classificação).</w:t>
       </w:r>
     </w:p>
     <w:p>
@@ -3587,15 +2856,7 @@
         <w:jc w:val="both"/>
       </w:pPr>
       <w:r>
-        <w:t xml:space="preserve">Para regressão (R2, </w:t>
-      </w:r>
-      <w:proofErr w:type="spellStart"/>
-      <w:r>
-        <w:t>LightGBM</w:t>
-      </w:r>
-      <w:proofErr w:type="spellEnd"/>
-      <w:r>
-        <w:t>):</w:t>
+        <w:t>Para regressão (R2, LightGBM):</w:t>
       </w:r>
     </w:p>
     <w:tbl>
@@ -3641,7 +2902,6 @@
             <w:vAlign w:val="center"/>
           </w:tcPr>
           <w:p>
-            <w:proofErr w:type="spellStart"/>
             <w:r>
               <w:rPr>
                 <w:b/>
@@ -3651,7 +2911,6 @@
               </w:rPr>
               <w:t>Dataset</w:t>
             </w:r>
-            <w:proofErr w:type="spellEnd"/>
           </w:p>
         </w:tc>
         <w:tc>
@@ -3765,7 +3024,6 @@
             <w:vAlign w:val="center"/>
           </w:tcPr>
           <w:p>
-            <w:proofErr w:type="spellStart"/>
             <w:r>
               <w:rPr>
                 <w:sz w:val="20"/>
@@ -3773,7 +3031,6 @@
               </w:rPr>
               <w:t>air_quality_uci</w:t>
             </w:r>
-            <w:proofErr w:type="spellEnd"/>
           </w:p>
         </w:tc>
         <w:tc>
@@ -3881,7 +3138,6 @@
             <w:vAlign w:val="center"/>
           </w:tcPr>
           <w:p>
-            <w:proofErr w:type="spellStart"/>
             <w:r>
               <w:rPr>
                 <w:sz w:val="20"/>
@@ -3889,7 +3145,6 @@
               </w:rPr>
               <w:t>communities_crime</w:t>
             </w:r>
-            <w:proofErr w:type="spellEnd"/>
           </w:p>
         </w:tc>
         <w:tc>
@@ -3989,27 +3244,7 @@
           <w:sz w:val="18"/>
           <w:szCs w:val="18"/>
         </w:rPr>
-        <w:t>Tabela 3: R2 médio por mecanismo (</w:t>
-      </w:r>
-      <w:proofErr w:type="spellStart"/>
-      <w:r>
-        <w:rPr>
-          <w:i/>
-          <w:iCs/>
-          <w:sz w:val="18"/>
-          <w:szCs w:val="18"/>
-        </w:rPr>
-        <w:t>LightGBM</w:t>
-      </w:r>
-      <w:proofErr w:type="spellEnd"/>
-      <w:r>
-        <w:rPr>
-          <w:i/>
-          <w:iCs/>
-          <w:sz w:val="18"/>
-          <w:szCs w:val="18"/>
-        </w:rPr>
-        <w:t>, regressão).</w:t>
+        <w:t>Tabela 3: R2 médio por mecanismo (LightGBM, regressão).</w:t>
       </w:r>
     </w:p>
     <w:p>
@@ -4071,67 +3306,7 @@
           <w:sz w:val="18"/>
           <w:szCs w:val="18"/>
         </w:rPr>
-        <w:t xml:space="preserve">Figura 2: Efeito do mecanismo de </w:t>
-      </w:r>
-      <w:proofErr w:type="spellStart"/>
-      <w:r>
-        <w:rPr>
-          <w:i/>
-          <w:iCs/>
-          <w:sz w:val="18"/>
-          <w:szCs w:val="18"/>
-        </w:rPr>
-        <w:t>missingness</w:t>
-      </w:r>
-      <w:proofErr w:type="spellEnd"/>
-      <w:r>
-        <w:rPr>
-          <w:i/>
-          <w:iCs/>
-          <w:sz w:val="18"/>
-          <w:szCs w:val="18"/>
-        </w:rPr>
-        <w:t xml:space="preserve"> por </w:t>
-      </w:r>
-      <w:proofErr w:type="spellStart"/>
-      <w:r>
-        <w:rPr>
-          <w:i/>
-          <w:iCs/>
-          <w:sz w:val="18"/>
-          <w:szCs w:val="18"/>
-        </w:rPr>
-        <w:t>dataset</w:t>
-      </w:r>
-      <w:proofErr w:type="spellEnd"/>
-      <w:r>
-        <w:rPr>
-          <w:i/>
-          <w:iCs/>
-          <w:sz w:val="18"/>
-          <w:szCs w:val="18"/>
-        </w:rPr>
-        <w:t xml:space="preserve"> (</w:t>
-      </w:r>
-      <w:proofErr w:type="spellStart"/>
-      <w:r>
-        <w:rPr>
-          <w:i/>
-          <w:iCs/>
-          <w:sz w:val="18"/>
-          <w:szCs w:val="18"/>
-        </w:rPr>
-        <w:t>LightGBM</w:t>
-      </w:r>
-      <w:proofErr w:type="spellEnd"/>
-      <w:r>
-        <w:rPr>
-          <w:i/>
-          <w:iCs/>
-          <w:sz w:val="18"/>
-          <w:szCs w:val="18"/>
-        </w:rPr>
-        <w:t>, media dos imputadores).</w:t>
+        <w:t>Figura 2: Efeito do mecanismo de missingness por dataset (LightGBM, media dos imputadores).</w:t>
       </w:r>
     </w:p>
     <w:p>
@@ -4146,29 +3321,13 @@
         <w:t>ausência</w:t>
       </w:r>
       <w:r>
-        <w:t xml:space="preserve">. Em </w:t>
-      </w:r>
-      <w:proofErr w:type="spellStart"/>
-      <w:r>
-        <w:t>adult</w:t>
-      </w:r>
-      <w:proofErr w:type="spellEnd"/>
-      <w:r>
-        <w:t xml:space="preserve">, os </w:t>
+        <w:t xml:space="preserve">. Em adult, os </w:t>
       </w:r>
       <w:r>
         <w:t>três</w:t>
       </w:r>
       <w:r>
-        <w:t xml:space="preserve"> mecanismos degradam o desempenho de forma similar, com MAR apresentando queda abrupta a 25-30%. No </w:t>
-      </w:r>
-      <w:proofErr w:type="spellStart"/>
-      <w:r>
-        <w:t>air_quality_uci</w:t>
-      </w:r>
-      <w:proofErr w:type="spellEnd"/>
-      <w:r>
-        <w:t xml:space="preserve">, o MNAR causa colapso total do R2 a partir de 25%, chegando a valores negativos — evidenciando que a </w:t>
+        <w:t xml:space="preserve"> mecanismos degradam o desempenho de forma similar, com MAR apresentando queda abrupta a 25-30%. No air_quality_uci, o MNAR causa colapso total do R2 a partir de 25%, chegando a valores negativos — evidenciando que a </w:t>
       </w:r>
       <w:r>
         <w:t>ausência</w:t>
@@ -4180,23 +3339,7 @@
         <w:t>distribuição</w:t>
       </w:r>
       <w:r>
-        <w:t xml:space="preserve"> do </w:t>
-      </w:r>
-      <w:proofErr w:type="spellStart"/>
-      <w:r>
-        <w:t>dataset</w:t>
-      </w:r>
-      <w:proofErr w:type="spellEnd"/>
-      <w:r>
-        <w:t xml:space="preserve">. O </w:t>
-      </w:r>
-      <w:proofErr w:type="spellStart"/>
-      <w:r>
-        <w:t>communities_crime</w:t>
-      </w:r>
-      <w:proofErr w:type="spellEnd"/>
-      <w:r>
-        <w:t xml:space="preserve"> apresenta comportamento </w:t>
+        <w:t xml:space="preserve"> do dataset. O communities_crime apresenta comportamento </w:t>
       </w:r>
       <w:r>
         <w:t>estável</w:t>
@@ -4211,31 +3354,7 @@
         <w:jc w:val="both"/>
       </w:pPr>
       <w:r>
-        <w:t xml:space="preserve">O resultado mais notável e o forte impacto do MNAR no </w:t>
-      </w:r>
-      <w:proofErr w:type="spellStart"/>
-      <w:r>
-        <w:t>dataset</w:t>
-      </w:r>
-      <w:proofErr w:type="spellEnd"/>
-      <w:r>
-        <w:t xml:space="preserve"> </w:t>
-      </w:r>
-      <w:proofErr w:type="spellStart"/>
-      <w:r>
-        <w:t>air_quality_uci</w:t>
-      </w:r>
-      <w:proofErr w:type="spellEnd"/>
-      <w:r>
-        <w:t xml:space="preserve">, com R2 médio de apenas 0.538 contra 0.901 (MCAR) e 0.928 (MAR). Isso ocorre porque nesse </w:t>
-      </w:r>
-      <w:proofErr w:type="spellStart"/>
-      <w:r>
-        <w:t>dataset</w:t>
-      </w:r>
-      <w:proofErr w:type="spellEnd"/>
-      <w:r>
-        <w:t xml:space="preserve"> os valores mais extremos tendem a ser removidos, distorcendo significativamente a distribuição.</w:t>
+        <w:t>O resultado mais notável e o forte impacto do MNAR no dataset air_quality_uci, com R2 médio de apenas 0.538 contra 0.901 (MCAR) e 0.928 (MAR). Isso ocorre porque nesse dataset os valores mais extremos tendem a ser removidos, distorcendo significativamente a distribuição.</w:t>
       </w:r>
     </w:p>
     <w:p>
@@ -4249,7 +3368,13 @@
         <w:pStyle w:val="Ttulo2"/>
       </w:pPr>
       <w:r>
-        <w:t>5.2 Impacto do percentual de ausência</w:t>
+        <w:t>5.</w:t>
+      </w:r>
+      <w:r>
+        <w:t>3</w:t>
+      </w:r>
+      <w:r>
+        <w:t xml:space="preserve"> Impacto do percentual de ausência</w:t>
       </w:r>
     </w:p>
     <w:p>
@@ -4258,15 +3383,7 @@
         <w:jc w:val="both"/>
       </w:pPr>
       <w:r>
-        <w:t>A tabela abaixo mostra a degradação do desempenho com o aumento da taxa de ausência (</w:t>
-      </w:r>
-      <w:proofErr w:type="spellStart"/>
-      <w:r>
-        <w:t>LightGBM</w:t>
-      </w:r>
-      <w:proofErr w:type="spellEnd"/>
-      <w:r>
-        <w:t xml:space="preserve">, </w:t>
+        <w:t xml:space="preserve">A tabela abaixo mostra a degradação do desempenho com o aumento da taxa de ausência (LightGBM, </w:t>
       </w:r>
       <w:r>
         <w:t>média</w:t>
@@ -4349,7 +3466,6 @@
             <w:vAlign w:val="center"/>
           </w:tcPr>
           <w:p>
-            <w:proofErr w:type="spellStart"/>
             <w:r>
               <w:rPr>
                 <w:b/>
@@ -4357,17 +3473,7 @@
                 <w:sz w:val="20"/>
                 <w:szCs w:val="20"/>
               </w:rPr>
-              <w:t>adult</w:t>
-            </w:r>
-            <w:proofErr w:type="spellEnd"/>
-            <w:r>
-              <w:rPr>
-                <w:b/>
-                <w:bCs/>
-                <w:sz w:val="20"/>
-                <w:szCs w:val="20"/>
-              </w:rPr>
-              <w:t xml:space="preserve"> Acc.</w:t>
+              <w:t>adult Acc.</w:t>
             </w:r>
           </w:p>
         </w:tc>
@@ -4390,7 +3496,6 @@
             <w:vAlign w:val="center"/>
           </w:tcPr>
           <w:p>
-            <w:proofErr w:type="spellStart"/>
             <w:r>
               <w:rPr>
                 <w:b/>
@@ -4398,17 +3503,7 @@
                 <w:sz w:val="20"/>
                 <w:szCs w:val="20"/>
               </w:rPr>
-              <w:t>bank_mkt</w:t>
-            </w:r>
-            <w:proofErr w:type="spellEnd"/>
-            <w:r>
-              <w:rPr>
-                <w:b/>
-                <w:bCs/>
-                <w:sz w:val="20"/>
-                <w:szCs w:val="20"/>
-              </w:rPr>
-              <w:t xml:space="preserve"> Acc.</w:t>
+              <w:t>bank_mkt Acc.</w:t>
             </w:r>
           </w:p>
         </w:tc>
@@ -4431,7 +3526,6 @@
             <w:vAlign w:val="center"/>
           </w:tcPr>
           <w:p>
-            <w:proofErr w:type="spellStart"/>
             <w:r>
               <w:rPr>
                 <w:b/>
@@ -4439,17 +3533,7 @@
                 <w:sz w:val="20"/>
                 <w:szCs w:val="20"/>
               </w:rPr>
-              <w:t>air_quality</w:t>
-            </w:r>
-            <w:proofErr w:type="spellEnd"/>
-            <w:r>
-              <w:rPr>
-                <w:b/>
-                <w:bCs/>
-                <w:sz w:val="20"/>
-                <w:szCs w:val="20"/>
-              </w:rPr>
-              <w:t xml:space="preserve"> R2</w:t>
+              <w:t>air_quality R2</w:t>
             </w:r>
           </w:p>
         </w:tc>
@@ -4472,7 +3556,6 @@
             <w:vAlign w:val="center"/>
           </w:tcPr>
           <w:p>
-            <w:proofErr w:type="spellStart"/>
             <w:r>
               <w:rPr>
                 <w:b/>
@@ -4480,17 +3563,7 @@
                 <w:sz w:val="20"/>
                 <w:szCs w:val="20"/>
               </w:rPr>
-              <w:t>communities</w:t>
-            </w:r>
-            <w:proofErr w:type="spellEnd"/>
-            <w:r>
-              <w:rPr>
-                <w:b/>
-                <w:bCs/>
-                <w:sz w:val="20"/>
-                <w:szCs w:val="20"/>
-              </w:rPr>
-              <w:t xml:space="preserve"> R2</w:t>
+              <w:t>communities R2</w:t>
             </w:r>
           </w:p>
         </w:tc>
@@ -5511,47 +4584,7 @@
         <w:jc w:val="both"/>
       </w:pPr>
       <w:r>
-        <w:t xml:space="preserve">O </w:t>
-      </w:r>
-      <w:proofErr w:type="spellStart"/>
-      <w:r>
-        <w:t>dataset</w:t>
-      </w:r>
-      <w:proofErr w:type="spellEnd"/>
-      <w:r>
-        <w:t xml:space="preserve"> </w:t>
-      </w:r>
-      <w:proofErr w:type="spellStart"/>
-      <w:r>
-        <w:t>air_quality_uci</w:t>
-      </w:r>
-      <w:proofErr w:type="spellEnd"/>
-      <w:r>
-        <w:t xml:space="preserve"> foi o mais sensível, com queda de R2 de 0.996 para -0.108 entre 1% e 30% de ausência. Isso ocorre principalmente com o mecanismo MNAR a 30%, onde o </w:t>
-      </w:r>
-      <w:proofErr w:type="spellStart"/>
-      <w:r>
-        <w:t>dropna</w:t>
-      </w:r>
-      <w:proofErr w:type="spellEnd"/>
-      <w:r>
-        <w:t xml:space="preserve"> remove quase todos os dados. O </w:t>
-      </w:r>
-      <w:proofErr w:type="spellStart"/>
-      <w:r>
-        <w:t>communities_crime</w:t>
-      </w:r>
-      <w:proofErr w:type="spellEnd"/>
-      <w:r>
-        <w:t xml:space="preserve"> foi o mais estável, com queda de apenas 0.013 no R2. Os </w:t>
-      </w:r>
-      <w:proofErr w:type="spellStart"/>
-      <w:r>
-        <w:t>datasets</w:t>
-      </w:r>
-      <w:proofErr w:type="spellEnd"/>
-      <w:r>
-        <w:t xml:space="preserve"> de classificação apresentaram degradação moderada.</w:t>
+        <w:t>O dataset air_quality_uci foi o mais sensível, com queda de R2 de 0.996 para -0.108 entre 1% e 30% de ausência. Isso ocorre principalmente com o mecanismo MNAR a 30%, onde o dropna remove quase todos os dados. O communities_crime foi o mais estável, com queda de apenas 0.013 no R2. Os datasets de classificação apresentaram degradação moderada.</w:t>
       </w:r>
     </w:p>
     <w:p>
@@ -5612,47 +4645,7 @@
           <w:sz w:val="18"/>
           <w:szCs w:val="18"/>
         </w:rPr>
-        <w:t xml:space="preserve">Figura 1: Desempenho por percentual de nulos (MCAR, </w:t>
-      </w:r>
-      <w:proofErr w:type="spellStart"/>
-      <w:r>
-        <w:rPr>
-          <w:i/>
-          <w:iCs/>
-          <w:sz w:val="18"/>
-          <w:szCs w:val="18"/>
-        </w:rPr>
-        <w:t>LightGBM</w:t>
-      </w:r>
-      <w:proofErr w:type="spellEnd"/>
-      <w:r>
-        <w:rPr>
-          <w:i/>
-          <w:iCs/>
-          <w:sz w:val="18"/>
-          <w:szCs w:val="18"/>
-        </w:rPr>
-        <w:t xml:space="preserve">) — </w:t>
-      </w:r>
-      <w:proofErr w:type="spellStart"/>
-      <w:r>
-        <w:rPr>
-          <w:i/>
-          <w:iCs/>
-          <w:sz w:val="18"/>
-          <w:szCs w:val="18"/>
-        </w:rPr>
-        <w:t>comparacao</w:t>
-      </w:r>
-      <w:proofErr w:type="spellEnd"/>
-      <w:r>
-        <w:rPr>
-          <w:i/>
-          <w:iCs/>
-          <w:sz w:val="18"/>
-          <w:szCs w:val="18"/>
-        </w:rPr>
-        <w:t xml:space="preserve"> entre imputadores.</w:t>
+        <w:t>Figura 1: Desempenho por percentual de nulos (MCAR, LightGBM) — comparacao entre imputadores.</w:t>
       </w:r>
     </w:p>
     <w:p>
@@ -5667,15 +4660,7 @@
         <w:t>ausência</w:t>
       </w:r>
       <w:r>
-        <w:t xml:space="preserve"> sob MCAR. No </w:t>
-      </w:r>
-      <w:proofErr w:type="spellStart"/>
-      <w:r>
-        <w:t>adult</w:t>
-      </w:r>
-      <w:proofErr w:type="spellEnd"/>
-      <w:r>
-        <w:t xml:space="preserve">, todos os </w:t>
+        <w:t xml:space="preserve"> sob MCAR. No adult, todos os </w:t>
       </w:r>
       <w:r>
         <w:t>métodos</w:t>
@@ -5699,45 +4684,13 @@
         <w:t>exceção</w:t>
       </w:r>
       <w:r>
-        <w:t xml:space="preserve"> do </w:t>
-      </w:r>
-      <w:proofErr w:type="spellStart"/>
-      <w:r>
-        <w:t>dropna</w:t>
-      </w:r>
-      <w:proofErr w:type="spellEnd"/>
-      <w:r>
-        <w:t xml:space="preserve"> (linha cinza), que apresenta queda abrupta a partir de 20%. No </w:t>
-      </w:r>
-      <w:proofErr w:type="spellStart"/>
-      <w:r>
-        <w:t>air_quality_uci</w:t>
-      </w:r>
-      <w:proofErr w:type="spellEnd"/>
-      <w:r>
-        <w:t xml:space="preserve">, o </w:t>
-      </w:r>
-      <w:proofErr w:type="spellStart"/>
-      <w:r>
-        <w:t>dropna</w:t>
-      </w:r>
-      <w:proofErr w:type="spellEnd"/>
-      <w:r>
-        <w:t xml:space="preserve"> injetado colapsa para R2 negativo (inferior a -3) a 25% de </w:t>
+        <w:t xml:space="preserve"> do dropna (linha cinza), que apresenta queda abrupta a partir de 20%. No air_quality_uci, o dropna injetado colapsa para R2 negativo (inferior a -3) a 25% de </w:t>
       </w:r>
       <w:r>
         <w:t>ausência</w:t>
       </w:r>
       <w:r>
-        <w:t xml:space="preserve">, enquanto todos os imputadores mantêm R2 acima de 0.95. No </w:t>
-      </w:r>
-      <w:proofErr w:type="spellStart"/>
-      <w:r>
-        <w:t>communities_crime</w:t>
-      </w:r>
-      <w:proofErr w:type="spellEnd"/>
-      <w:r>
-        <w:t xml:space="preserve">, o comportamento e mais </w:t>
+        <w:t xml:space="preserve">, enquanto todos os imputadores mantêm R2 acima de 0.95. No communities_crime, o comportamento e mais </w:t>
       </w:r>
       <w:r>
         <w:t>estável</w:t>
@@ -5763,7 +4716,13 @@
         <w:pStyle w:val="Ttulo2"/>
       </w:pPr>
       <w:r>
-        <w:t>5.3 Comparação entre imputadores</w:t>
+        <w:t>5.</w:t>
+      </w:r>
+      <w:r>
+        <w:t>4</w:t>
+      </w:r>
+      <w:r>
+        <w:t xml:space="preserve"> Comparação entre imputadores</w:t>
       </w:r>
     </w:p>
     <w:p>
@@ -5772,31 +4731,7 @@
         <w:jc w:val="both"/>
       </w:pPr>
       <w:r>
-        <w:t xml:space="preserve">A tabela abaixo apresenta a acurácia média por imputador nos </w:t>
-      </w:r>
-      <w:proofErr w:type="spellStart"/>
-      <w:r>
-        <w:t>datasets</w:t>
-      </w:r>
-      <w:proofErr w:type="spellEnd"/>
-      <w:r>
-        <w:t xml:space="preserve"> de classificação (</w:t>
-      </w:r>
-      <w:proofErr w:type="spellStart"/>
-      <w:r>
-        <w:t>LightGBM</w:t>
-      </w:r>
-      <w:proofErr w:type="spellEnd"/>
-      <w:r>
-        <w:t xml:space="preserve">, média de mecanismos, taxas e </w:t>
-      </w:r>
-      <w:proofErr w:type="spellStart"/>
-      <w:r>
-        <w:t>seeds</w:t>
-      </w:r>
-      <w:proofErr w:type="spellEnd"/>
-      <w:r>
-        <w:t>):</w:t>
+        <w:t>A tabela abaixo apresenta a acurácia média por imputador nos datasets de classificação (LightGBM, média de mecanismos, taxas e seeds):</w:t>
       </w:r>
     </w:p>
     <w:tbl>
@@ -5872,7 +4807,6 @@
             <w:vAlign w:val="center"/>
           </w:tcPr>
           <w:p>
-            <w:proofErr w:type="spellStart"/>
             <w:r>
               <w:rPr>
                 <w:b/>
@@ -5880,17 +4814,7 @@
                 <w:sz w:val="20"/>
                 <w:szCs w:val="20"/>
               </w:rPr>
-              <w:t>adult</w:t>
-            </w:r>
-            <w:proofErr w:type="spellEnd"/>
-            <w:r>
-              <w:rPr>
-                <w:b/>
-                <w:bCs/>
-                <w:sz w:val="20"/>
-                <w:szCs w:val="20"/>
-              </w:rPr>
-              <w:t xml:space="preserve"> Acc.</w:t>
+              <w:t>adult Acc.</w:t>
             </w:r>
           </w:p>
         </w:tc>
@@ -5913,7 +4837,6 @@
             <w:vAlign w:val="center"/>
           </w:tcPr>
           <w:p>
-            <w:proofErr w:type="spellStart"/>
             <w:r>
               <w:rPr>
                 <w:b/>
@@ -5921,17 +4844,7 @@
                 <w:sz w:val="20"/>
                 <w:szCs w:val="20"/>
               </w:rPr>
-              <w:t>bank_mkt</w:t>
-            </w:r>
-            <w:proofErr w:type="spellEnd"/>
-            <w:r>
-              <w:rPr>
-                <w:b/>
-                <w:bCs/>
-                <w:sz w:val="20"/>
-                <w:szCs w:val="20"/>
-              </w:rPr>
-              <w:t xml:space="preserve"> Acc.</w:t>
+              <w:t>bank_mkt Acc.</w:t>
             </w:r>
           </w:p>
         </w:tc>
@@ -5986,7 +4899,6 @@
             <w:vAlign w:val="center"/>
           </w:tcPr>
           <w:p>
-            <w:proofErr w:type="spellStart"/>
             <w:r>
               <w:rPr>
                 <w:sz w:val="20"/>
@@ -5994,7 +4906,6 @@
               </w:rPr>
               <w:t>simple_mean</w:t>
             </w:r>
-            <w:proofErr w:type="spellEnd"/>
           </w:p>
         </w:tc>
         <w:tc>
@@ -6102,7 +5013,6 @@
             <w:vAlign w:val="center"/>
           </w:tcPr>
           <w:p>
-            <w:proofErr w:type="spellStart"/>
             <w:r>
               <w:rPr>
                 <w:sz w:val="20"/>
@@ -6110,7 +5020,6 @@
               </w:rPr>
               <w:t>iterative</w:t>
             </w:r>
-            <w:proofErr w:type="spellEnd"/>
           </w:p>
         </w:tc>
         <w:tc>
@@ -6218,7 +5127,6 @@
             <w:vAlign w:val="center"/>
           </w:tcPr>
           <w:p>
-            <w:proofErr w:type="spellStart"/>
             <w:r>
               <w:rPr>
                 <w:sz w:val="20"/>
@@ -6227,7 +5135,6 @@
               <w:lastRenderedPageBreak/>
               <w:t>simple_median</w:t>
             </w:r>
-            <w:proofErr w:type="spellEnd"/>
           </w:p>
         </w:tc>
         <w:tc>
@@ -6335,7 +5242,6 @@
             <w:vAlign w:val="center"/>
           </w:tcPr>
           <w:p>
-            <w:proofErr w:type="spellStart"/>
             <w:r>
               <w:rPr>
                 <w:sz w:val="20"/>
@@ -6343,7 +5249,6 @@
               </w:rPr>
               <w:t>simple_freq</w:t>
             </w:r>
-            <w:proofErr w:type="spellEnd"/>
           </w:p>
         </w:tc>
         <w:tc>
@@ -6793,7 +5698,6 @@
             <w:vAlign w:val="center"/>
           </w:tcPr>
           <w:p>
-            <w:proofErr w:type="spellStart"/>
             <w:r>
               <w:rPr>
                 <w:sz w:val="20"/>
@@ -6801,7 +5705,6 @@
               </w:rPr>
               <w:t>simple_const</w:t>
             </w:r>
-            <w:proofErr w:type="spellEnd"/>
           </w:p>
         </w:tc>
         <w:tc>
@@ -6909,7 +5812,6 @@
             <w:vAlign w:val="center"/>
           </w:tcPr>
           <w:p>
-            <w:proofErr w:type="spellStart"/>
             <w:r>
               <w:rPr>
                 <w:sz w:val="20"/>
@@ -6917,7 +5819,6 @@
               </w:rPr>
               <w:t>dropna</w:t>
             </w:r>
-            <w:proofErr w:type="spellEnd"/>
           </w:p>
         </w:tc>
         <w:tc>
@@ -7025,7 +5926,6 @@
             <w:vAlign w:val="center"/>
           </w:tcPr>
           <w:p>
-            <w:proofErr w:type="spellStart"/>
             <w:r>
               <w:rPr>
                 <w:sz w:val="20"/>
@@ -7033,7 +5933,6 @@
               </w:rPr>
               <w:t>miceforest</w:t>
             </w:r>
-            <w:proofErr w:type="spellEnd"/>
           </w:p>
         </w:tc>
         <w:tc>
@@ -7139,47 +6038,7 @@
           <w:sz w:val="18"/>
           <w:szCs w:val="18"/>
         </w:rPr>
-        <w:t>Tabela 5: Acurácia média por imputador (</w:t>
-      </w:r>
-      <w:proofErr w:type="spellStart"/>
-      <w:r>
-        <w:rPr>
-          <w:i/>
-          <w:iCs/>
-          <w:sz w:val="18"/>
-          <w:szCs w:val="18"/>
-        </w:rPr>
-        <w:t>LightGBM</w:t>
-      </w:r>
-      <w:proofErr w:type="spellEnd"/>
-      <w:r>
-        <w:rPr>
-          <w:i/>
-          <w:iCs/>
-          <w:sz w:val="18"/>
-          <w:szCs w:val="18"/>
-        </w:rPr>
-        <w:t xml:space="preserve">, </w:t>
-      </w:r>
-      <w:proofErr w:type="spellStart"/>
-      <w:r>
-        <w:rPr>
-          <w:i/>
-          <w:iCs/>
-          <w:sz w:val="18"/>
-          <w:szCs w:val="18"/>
-        </w:rPr>
-        <w:t>classificacao</w:t>
-      </w:r>
-      <w:proofErr w:type="spellEnd"/>
-      <w:r>
-        <w:rPr>
-          <w:i/>
-          <w:iCs/>
-          <w:sz w:val="18"/>
-          <w:szCs w:val="18"/>
-        </w:rPr>
-        <w:t>).</w:t>
+        <w:t>Tabela 5: Acurácia média por imputador (LightGBM, classificacao).</w:t>
       </w:r>
     </w:p>
     <w:p>
@@ -7204,15 +6063,7 @@
         <w:jc w:val="both"/>
       </w:pPr>
       <w:r>
-        <w:t xml:space="preserve">Para regressão (R2, </w:t>
-      </w:r>
-      <w:proofErr w:type="spellStart"/>
-      <w:r>
-        <w:t>LightGBM</w:t>
-      </w:r>
-      <w:proofErr w:type="spellEnd"/>
-      <w:r>
-        <w:t>):</w:t>
+        <w:t>Para regressão (R2, LightGBM):</w:t>
       </w:r>
     </w:p>
     <w:tbl>
@@ -7287,7 +6138,6 @@
             <w:vAlign w:val="center"/>
           </w:tcPr>
           <w:p>
-            <w:proofErr w:type="spellStart"/>
             <w:r>
               <w:rPr>
                 <w:b/>
@@ -7295,17 +6145,7 @@
                 <w:sz w:val="20"/>
                 <w:szCs w:val="20"/>
               </w:rPr>
-              <w:t>air_quality</w:t>
-            </w:r>
-            <w:proofErr w:type="spellEnd"/>
-            <w:r>
-              <w:rPr>
-                <w:b/>
-                <w:bCs/>
-                <w:sz w:val="20"/>
-                <w:szCs w:val="20"/>
-              </w:rPr>
-              <w:t xml:space="preserve"> R2</w:t>
+              <w:t>air_quality R2</w:t>
             </w:r>
           </w:p>
         </w:tc>
@@ -7328,7 +6168,6 @@
             <w:vAlign w:val="center"/>
           </w:tcPr>
           <w:p>
-            <w:proofErr w:type="spellStart"/>
             <w:r>
               <w:rPr>
                 <w:b/>
@@ -7336,17 +6175,7 @@
                 <w:sz w:val="20"/>
                 <w:szCs w:val="20"/>
               </w:rPr>
-              <w:t>communities</w:t>
-            </w:r>
-            <w:proofErr w:type="spellEnd"/>
-            <w:r>
-              <w:rPr>
-                <w:b/>
-                <w:bCs/>
-                <w:sz w:val="20"/>
-                <w:szCs w:val="20"/>
-              </w:rPr>
-              <w:t xml:space="preserve"> R2</w:t>
+              <w:t>communities R2</w:t>
             </w:r>
           </w:p>
         </w:tc>
@@ -7371,7 +6200,6 @@
             <w:vAlign w:val="center"/>
           </w:tcPr>
           <w:p>
-            <w:proofErr w:type="spellStart"/>
             <w:r>
               <w:rPr>
                 <w:sz w:val="20"/>
@@ -7379,7 +6207,6 @@
               </w:rPr>
               <w:t>simple_mean</w:t>
             </w:r>
-            <w:proofErr w:type="spellEnd"/>
           </w:p>
         </w:tc>
         <w:tc>
@@ -7459,7 +6286,6 @@
             <w:vAlign w:val="center"/>
           </w:tcPr>
           <w:p>
-            <w:proofErr w:type="spellStart"/>
             <w:r>
               <w:rPr>
                 <w:sz w:val="20"/>
@@ -7467,7 +6293,6 @@
               </w:rPr>
               <w:t>simple_median</w:t>
             </w:r>
-            <w:proofErr w:type="spellEnd"/>
           </w:p>
         </w:tc>
         <w:tc>
@@ -7547,7 +6372,6 @@
             <w:vAlign w:val="center"/>
           </w:tcPr>
           <w:p>
-            <w:proofErr w:type="spellStart"/>
             <w:r>
               <w:rPr>
                 <w:sz w:val="20"/>
@@ -7555,7 +6379,6 @@
               </w:rPr>
               <w:t>iterative</w:t>
             </w:r>
-            <w:proofErr w:type="spellEnd"/>
           </w:p>
         </w:tc>
         <w:tc>
@@ -7721,7 +6544,6 @@
             <w:vAlign w:val="center"/>
           </w:tcPr>
           <w:p>
-            <w:proofErr w:type="spellStart"/>
             <w:r>
               <w:rPr>
                 <w:sz w:val="20"/>
@@ -7729,7 +6551,6 @@
               </w:rPr>
               <w:t>simple_const</w:t>
             </w:r>
-            <w:proofErr w:type="spellEnd"/>
           </w:p>
         </w:tc>
         <w:tc>
@@ -7809,7 +6630,6 @@
             <w:vAlign w:val="center"/>
           </w:tcPr>
           <w:p>
-            <w:proofErr w:type="spellStart"/>
             <w:r>
               <w:rPr>
                 <w:sz w:val="20"/>
@@ -7817,7 +6637,6 @@
               </w:rPr>
               <w:t>miceforest</w:t>
             </w:r>
-            <w:proofErr w:type="spellEnd"/>
           </w:p>
         </w:tc>
         <w:tc>
@@ -7897,7 +6716,6 @@
             <w:vAlign w:val="center"/>
           </w:tcPr>
           <w:p>
-            <w:proofErr w:type="spellStart"/>
             <w:r>
               <w:rPr>
                 <w:sz w:val="20"/>
@@ -7905,7 +6723,6 @@
               </w:rPr>
               <w:t>dropna</w:t>
             </w:r>
-            <w:proofErr w:type="spellEnd"/>
           </w:p>
         </w:tc>
         <w:tc>
@@ -7983,27 +6800,7 @@
           <w:sz w:val="18"/>
           <w:szCs w:val="18"/>
         </w:rPr>
-        <w:t>Tabela 6: R2 médio por imputador (</w:t>
-      </w:r>
-      <w:proofErr w:type="spellStart"/>
-      <w:r>
-        <w:rPr>
-          <w:i/>
-          <w:iCs/>
-          <w:sz w:val="18"/>
-          <w:szCs w:val="18"/>
-        </w:rPr>
-        <w:t>LightGBM</w:t>
-      </w:r>
-      <w:proofErr w:type="spellEnd"/>
-      <w:r>
-        <w:rPr>
-          <w:i/>
-          <w:iCs/>
-          <w:sz w:val="18"/>
-          <w:szCs w:val="18"/>
-        </w:rPr>
-        <w:t>, regressão).</w:t>
+        <w:t>Tabela 6: R2 médio por imputador (LightGBM, regressão).</w:t>
       </w:r>
     </w:p>
     <w:p>
@@ -8064,47 +6861,7 @@
           <w:sz w:val="18"/>
           <w:szCs w:val="18"/>
         </w:rPr>
-        <w:t xml:space="preserve">Figura 3: </w:t>
-      </w:r>
-      <w:proofErr w:type="spellStart"/>
-      <w:r>
-        <w:rPr>
-          <w:i/>
-          <w:iCs/>
-          <w:sz w:val="18"/>
-          <w:szCs w:val="18"/>
-        </w:rPr>
-        <w:t>Heatmap</w:t>
-      </w:r>
-      <w:proofErr w:type="spellEnd"/>
-      <w:r>
-        <w:rPr>
-          <w:i/>
-          <w:iCs/>
-          <w:sz w:val="18"/>
-          <w:szCs w:val="18"/>
-        </w:rPr>
-        <w:t xml:space="preserve"> mecanismo x imputador (</w:t>
-      </w:r>
-      <w:proofErr w:type="spellStart"/>
-      <w:r>
-        <w:rPr>
-          <w:i/>
-          <w:iCs/>
-          <w:sz w:val="18"/>
-          <w:szCs w:val="18"/>
-        </w:rPr>
-        <w:t>LightGBM</w:t>
-      </w:r>
-      <w:proofErr w:type="spellEnd"/>
-      <w:r>
-        <w:rPr>
-          <w:i/>
-          <w:iCs/>
-          <w:sz w:val="18"/>
-          <w:szCs w:val="18"/>
-        </w:rPr>
-        <w:t>, media por tarefa).</w:t>
+        <w:t>Figura 3: Heatmap mecanismo x imputador (LightGBM, media por tarefa).</w:t>
       </w:r>
     </w:p>
     <w:p>
@@ -8113,97 +6870,25 @@
         <w:jc w:val="both"/>
       </w:pPr>
       <w:r>
-        <w:t xml:space="preserve">O </w:t>
-      </w:r>
-      <w:proofErr w:type="spellStart"/>
-      <w:r>
-        <w:t>heatmap</w:t>
-      </w:r>
-      <w:proofErr w:type="spellEnd"/>
-      <w:r>
-        <w:t xml:space="preserve"> confirma a superioridade dos </w:t>
+        <w:t xml:space="preserve">O heatmap confirma a superioridade dos </w:t>
       </w:r>
       <w:r>
         <w:t>métodos</w:t>
       </w:r>
       <w:r>
-        <w:t xml:space="preserve"> simples sobre o </w:t>
-      </w:r>
-      <w:proofErr w:type="spellStart"/>
-      <w:r>
-        <w:t>miceforest</w:t>
-      </w:r>
-      <w:proofErr w:type="spellEnd"/>
-      <w:r>
-        <w:t xml:space="preserve"> em todos os mecanismos. Em </w:t>
+        <w:t xml:space="preserve"> simples sobre o miceforest em todos os mecanismos. Em </w:t>
       </w:r>
       <w:r>
         <w:t>classificação</w:t>
       </w:r>
       <w:r>
-        <w:t xml:space="preserve">, </w:t>
-      </w:r>
-      <w:proofErr w:type="spellStart"/>
-      <w:r>
-        <w:t>SimpleImputer</w:t>
-      </w:r>
-      <w:proofErr w:type="spellEnd"/>
-      <w:r>
-        <w:t xml:space="preserve"> (</w:t>
-      </w:r>
-      <w:proofErr w:type="spellStart"/>
-      <w:r>
-        <w:t>mean</w:t>
-      </w:r>
-      <w:proofErr w:type="spellEnd"/>
-      <w:r>
-        <w:t xml:space="preserve"> e </w:t>
-      </w:r>
-      <w:proofErr w:type="spellStart"/>
-      <w:r>
-        <w:t>const</w:t>
-      </w:r>
-      <w:proofErr w:type="spellEnd"/>
-      <w:r>
-        <w:t xml:space="preserve">) e </w:t>
-      </w:r>
-      <w:proofErr w:type="spellStart"/>
-      <w:r>
-        <w:t>IterativeImputer</w:t>
-      </w:r>
-      <w:proofErr w:type="spellEnd"/>
-      <w:r>
-        <w:t xml:space="preserve"> atingem </w:t>
-      </w:r>
-      <w:proofErr w:type="spellStart"/>
-      <w:r>
-        <w:t>Weighted</w:t>
-      </w:r>
-      <w:proofErr w:type="spellEnd"/>
-      <w:r>
-        <w:t xml:space="preserve"> F1 de 0.856 com MNAR, enquanto o </w:t>
-      </w:r>
-      <w:proofErr w:type="spellStart"/>
-      <w:r>
-        <w:t>miceforest</w:t>
-      </w:r>
-      <w:proofErr w:type="spellEnd"/>
-      <w:r>
-        <w:t xml:space="preserve"> fica em 0.834. Em </w:t>
+        <w:t xml:space="preserve">, SimpleImputer (mean e const) e IterativeImputer atingem Weighted F1 de 0.856 com MNAR, enquanto o miceforest fica em 0.834. Em </w:t>
       </w:r>
       <w:r>
         <w:t>regressão</w:t>
       </w:r>
       <w:r>
-        <w:t xml:space="preserve">, o </w:t>
-      </w:r>
-      <w:proofErr w:type="spellStart"/>
-      <w:r>
-        <w:t>dropna</w:t>
-      </w:r>
-      <w:proofErr w:type="spellEnd"/>
-      <w:r>
-        <w:t xml:space="preserve"> com MNAR colapsa para R2=-3.087, evidenciando o risco de </w:t>
+        <w:t xml:space="preserve">, o dropna com MNAR colapsa para R2=-3.087, evidenciando o risco de </w:t>
       </w:r>
       <w:r>
         <w:t>remoção</w:t>
@@ -8228,15 +6913,7 @@
         <w:t>aleatória</w:t>
       </w:r>
       <w:r>
-        <w:t xml:space="preserve">. O </w:t>
-      </w:r>
-      <w:proofErr w:type="spellStart"/>
-      <w:r>
-        <w:t>iterative</w:t>
-      </w:r>
-      <w:proofErr w:type="spellEnd"/>
-      <w:r>
-        <w:t xml:space="preserve"> obteve o melhor R2 (0.809 em MAR), superando ligeiramente os demais.</w:t>
+        <w:t>. O iterative obteve o melhor R2 (0.809 em MAR), superando ligeiramente os demais.</w:t>
       </w:r>
     </w:p>
     <w:p>
@@ -8297,107 +6974,7 @@
           <w:sz w:val="18"/>
           <w:szCs w:val="18"/>
         </w:rPr>
-        <w:t xml:space="preserve">Figura 5: Ganho sobre </w:t>
-      </w:r>
-      <w:proofErr w:type="spellStart"/>
-      <w:r>
-        <w:rPr>
-          <w:i/>
-          <w:iCs/>
-          <w:sz w:val="18"/>
-          <w:szCs w:val="18"/>
-        </w:rPr>
-        <w:t>SimpleImputer</w:t>
-      </w:r>
-      <w:proofErr w:type="spellEnd"/>
-      <w:r>
-        <w:rPr>
-          <w:i/>
-          <w:iCs/>
-          <w:sz w:val="18"/>
-          <w:szCs w:val="18"/>
-        </w:rPr>
-        <w:t xml:space="preserve"> (</w:t>
-      </w:r>
-      <w:proofErr w:type="spellStart"/>
-      <w:r>
-        <w:rPr>
-          <w:i/>
-          <w:iCs/>
-          <w:sz w:val="18"/>
-          <w:szCs w:val="18"/>
-        </w:rPr>
-        <w:t>mean</w:t>
-      </w:r>
-      <w:proofErr w:type="spellEnd"/>
-      <w:r>
-        <w:rPr>
-          <w:i/>
-          <w:iCs/>
-          <w:sz w:val="18"/>
-          <w:szCs w:val="18"/>
-        </w:rPr>
-        <w:t xml:space="preserve">) — </w:t>
-      </w:r>
-      <w:proofErr w:type="spellStart"/>
-      <w:r>
-        <w:rPr>
-          <w:i/>
-          <w:iCs/>
-          <w:sz w:val="18"/>
-          <w:szCs w:val="18"/>
-        </w:rPr>
-        <w:t>metodos</w:t>
-      </w:r>
-      <w:proofErr w:type="spellEnd"/>
-      <w:r>
-        <w:rPr>
-          <w:i/>
-          <w:iCs/>
-          <w:sz w:val="18"/>
-          <w:szCs w:val="18"/>
-        </w:rPr>
-        <w:t xml:space="preserve"> robustos </w:t>
-      </w:r>
-      <w:proofErr w:type="spellStart"/>
-      <w:r>
-        <w:rPr>
-          <w:i/>
-          <w:iCs/>
-          <w:sz w:val="18"/>
-          <w:szCs w:val="18"/>
-        </w:rPr>
-        <w:t>vs</w:t>
-      </w:r>
-      <w:proofErr w:type="spellEnd"/>
-      <w:r>
-        <w:rPr>
-          <w:i/>
-          <w:iCs/>
-          <w:sz w:val="18"/>
-          <w:szCs w:val="18"/>
-        </w:rPr>
-        <w:t xml:space="preserve"> simples (</w:t>
-      </w:r>
-      <w:proofErr w:type="spellStart"/>
-      <w:r>
-        <w:rPr>
-          <w:i/>
-          <w:iCs/>
-          <w:sz w:val="18"/>
-          <w:szCs w:val="18"/>
-        </w:rPr>
-        <w:t>LightGBM</w:t>
-      </w:r>
-      <w:proofErr w:type="spellEnd"/>
-      <w:r>
-        <w:rPr>
-          <w:i/>
-          <w:iCs/>
-          <w:sz w:val="18"/>
-          <w:szCs w:val="18"/>
-        </w:rPr>
-        <w:t>).</w:t>
+        <w:t>Figura 5: Ganho sobre SimpleImputer (mean) — metodos robustos vs simples (LightGBM).</w:t>
       </w:r>
     </w:p>
     <w:p>
@@ -8406,117 +6983,37 @@
         <w:jc w:val="both"/>
       </w:pPr>
       <w:r>
-        <w:t xml:space="preserve">Esta figura mostra o ganho diferencial de KNN k=5, </w:t>
-      </w:r>
-      <w:proofErr w:type="spellStart"/>
-      <w:r>
-        <w:t>IterativeImputer</w:t>
-      </w:r>
-      <w:proofErr w:type="spellEnd"/>
+        <w:t xml:space="preserve">Esta figura mostra o ganho diferencial de KNN k=5, IterativeImputer e MICEforest em </w:t>
+      </w:r>
+      <w:r>
+        <w:t>relação</w:t>
+      </w:r>
+      <w:r>
+        <w:t xml:space="preserve"> ao SimpleImputer (mean). O IterativeImputer mantem-se </w:t>
+      </w:r>
+      <w:r>
+        <w:t>próximo</w:t>
+      </w:r>
+      <w:r>
+        <w:t xml:space="preserve"> a zero em todos os datasets, com pequeno ganho no communities_crime (</w:t>
+      </w:r>
+      <w:r>
+        <w:t>até</w:t>
+      </w:r>
+      <w:r>
+        <w:t xml:space="preserve"> +0.02 de R2). O KNN k=5 </w:t>
+      </w:r>
+      <w:r>
+        <w:t>também</w:t>
+      </w:r>
       <w:r>
         <w:t xml:space="preserve"> e </w:t>
       </w:r>
-      <w:proofErr w:type="spellStart"/>
-      <w:r>
-        <w:t>MICEforest</w:t>
-      </w:r>
-      <w:proofErr w:type="spellEnd"/>
-      <w:r>
-        <w:t xml:space="preserve"> em </w:t>
-      </w:r>
-      <w:r>
-        <w:t>relação</w:t>
-      </w:r>
-      <w:r>
-        <w:t xml:space="preserve"> ao </w:t>
-      </w:r>
-      <w:proofErr w:type="spellStart"/>
-      <w:r>
-        <w:t>SimpleImputer</w:t>
-      </w:r>
-      <w:proofErr w:type="spellEnd"/>
-      <w:r>
-        <w:t xml:space="preserve"> (</w:t>
-      </w:r>
-      <w:proofErr w:type="spellStart"/>
-      <w:r>
-        <w:t>mean</w:t>
-      </w:r>
-      <w:proofErr w:type="spellEnd"/>
-      <w:r>
-        <w:t xml:space="preserve">). O </w:t>
-      </w:r>
-      <w:proofErr w:type="spellStart"/>
-      <w:r>
-        <w:t>IterativeImputer</w:t>
-      </w:r>
-      <w:proofErr w:type="spellEnd"/>
-      <w:r>
-        <w:t xml:space="preserve"> mantem-se </w:t>
-      </w:r>
       <w:r>
         <w:t>próximo</w:t>
       </w:r>
       <w:r>
-        <w:t xml:space="preserve"> a zero em todos os </w:t>
-      </w:r>
-      <w:proofErr w:type="spellStart"/>
-      <w:r>
-        <w:t>datasets</w:t>
-      </w:r>
-      <w:proofErr w:type="spellEnd"/>
-      <w:r>
-        <w:t xml:space="preserve">, com pequeno ganho no </w:t>
-      </w:r>
-      <w:proofErr w:type="spellStart"/>
-      <w:r>
-        <w:t>communities_crime</w:t>
-      </w:r>
-      <w:proofErr w:type="spellEnd"/>
-      <w:r>
-        <w:t xml:space="preserve"> (</w:t>
-      </w:r>
-      <w:r>
-        <w:t>até</w:t>
-      </w:r>
-      <w:r>
-        <w:t xml:space="preserve"> +0.02 de R2). O KNN k=5 </w:t>
-      </w:r>
-      <w:r>
-        <w:t>também</w:t>
-      </w:r>
-      <w:r>
-        <w:t xml:space="preserve"> e </w:t>
-      </w:r>
-      <w:r>
-        <w:t>próximo</w:t>
-      </w:r>
-      <w:r>
-        <w:t xml:space="preserve"> ao baseline simples. O </w:t>
-      </w:r>
-      <w:proofErr w:type="spellStart"/>
-      <w:r>
-        <w:t>miceforest</w:t>
-      </w:r>
-      <w:proofErr w:type="spellEnd"/>
-      <w:r>
-        <w:t xml:space="preserve"> e consistentemente negativo em todos os </w:t>
-      </w:r>
-      <w:proofErr w:type="spellStart"/>
-      <w:r>
-        <w:t>datasets</w:t>
-      </w:r>
-      <w:proofErr w:type="spellEnd"/>
-      <w:r>
-        <w:t xml:space="preserve"> e taxas, chegando a -0.30 de R2 no </w:t>
-      </w:r>
-      <w:proofErr w:type="spellStart"/>
-      <w:r>
-        <w:t>air_quality_uci</w:t>
-      </w:r>
-      <w:proofErr w:type="spellEnd"/>
-      <w:r>
-        <w:t xml:space="preserve"> com 15% de </w:t>
+        <w:t xml:space="preserve"> ao baseline simples. O miceforest e consistentemente negativo em todos os datasets e taxas, chegando a -0.30 de R2 no air_quality_uci com 15% de </w:t>
       </w:r>
       <w:r>
         <w:t>ausência</w:t>
@@ -8546,7 +7043,13 @@
         <w:pStyle w:val="Ttulo2"/>
       </w:pPr>
       <w:r>
-        <w:t>5.4 Qualidade da imputação</w:t>
+        <w:t>5.</w:t>
+      </w:r>
+      <w:r>
+        <w:t>5</w:t>
+      </w:r>
+      <w:r>
+        <w:t xml:space="preserve"> Qualidade da imputação</w:t>
       </w:r>
     </w:p>
     <w:p>
@@ -8555,63 +7058,7 @@
         <w:jc w:val="both"/>
       </w:pPr>
       <w:r>
-        <w:t xml:space="preserve">A qualidade da imputação numérica (MAE nas posições removidas, </w:t>
-      </w:r>
-      <w:proofErr w:type="spellStart"/>
-      <w:r>
-        <w:t>dataset</w:t>
-      </w:r>
-      <w:proofErr w:type="spellEnd"/>
-      <w:r>
-        <w:t xml:space="preserve"> </w:t>
-      </w:r>
-      <w:proofErr w:type="spellStart"/>
-      <w:r>
-        <w:t>adult</w:t>
-      </w:r>
-      <w:proofErr w:type="spellEnd"/>
-      <w:r>
-        <w:t xml:space="preserve">) revelou resultado contraintuitivo: o </w:t>
-      </w:r>
-      <w:proofErr w:type="spellStart"/>
-      <w:r>
-        <w:t>simple_median</w:t>
-      </w:r>
-      <w:proofErr w:type="spellEnd"/>
-      <w:r>
-        <w:t xml:space="preserve"> obteve o menor MAE de imputação (12.740), seguido pelo </w:t>
-      </w:r>
-      <w:proofErr w:type="spellStart"/>
-      <w:r>
-        <w:t>simple_mean</w:t>
-      </w:r>
-      <w:proofErr w:type="spellEnd"/>
-      <w:r>
-        <w:t xml:space="preserve"> (12.944) e pelo </w:t>
-      </w:r>
-      <w:proofErr w:type="spellStart"/>
-      <w:r>
-        <w:t>iterative</w:t>
-      </w:r>
-      <w:proofErr w:type="spellEnd"/>
-      <w:r>
-        <w:t xml:space="preserve"> (12.995). O </w:t>
-      </w:r>
-      <w:proofErr w:type="spellStart"/>
-      <w:r>
-        <w:t>miceforest</w:t>
-      </w:r>
-      <w:proofErr w:type="spellEnd"/>
-      <w:r>
-        <w:t xml:space="preserve">, apesar de ser o método mais sofisticado, obteve MAE de imputação de 18.560 - o pior entre os métodos com imputação efetiva. O </w:t>
-      </w:r>
-      <w:proofErr w:type="spellStart"/>
-      <w:r>
-        <w:t>simple_const</w:t>
-      </w:r>
-      <w:proofErr w:type="spellEnd"/>
-      <w:r>
-        <w:t xml:space="preserve"> obteve o pior resultado geral (30.941).</w:t>
+        <w:t>A qualidade da imputação numérica (MAE nas posições removidas, dataset adult) revelou resultado contraintuitivo: o simple_median obteve o menor MAE de imputação (12.740), seguido pelo simple_mean (12.944) e pelo iterative (12.995). O miceforest, apesar de ser o método mais sofisticado, obteve MAE de imputação de 18.560 - o pior entre os métodos com imputação efetiva. O simple_const obteve o pior resultado geral (30.941).</w:t>
       </w:r>
     </w:p>
     <w:p>
@@ -8673,67 +7120,7 @@
           <w:sz w:val="18"/>
           <w:szCs w:val="18"/>
         </w:rPr>
-        <w:t xml:space="preserve">Figura 4: Qualidade da </w:t>
-      </w:r>
-      <w:proofErr w:type="spellStart"/>
-      <w:r>
-        <w:rPr>
-          <w:i/>
-          <w:iCs/>
-          <w:sz w:val="18"/>
-          <w:szCs w:val="18"/>
-        </w:rPr>
-        <w:t>imputacao</w:t>
-      </w:r>
-      <w:proofErr w:type="spellEnd"/>
-      <w:r>
-        <w:rPr>
-          <w:i/>
-          <w:iCs/>
-          <w:sz w:val="18"/>
-          <w:szCs w:val="18"/>
-        </w:rPr>
-        <w:t xml:space="preserve"> </w:t>
-      </w:r>
-      <w:proofErr w:type="spellStart"/>
-      <w:r>
-        <w:rPr>
-          <w:i/>
-          <w:iCs/>
-          <w:sz w:val="18"/>
-          <w:szCs w:val="18"/>
-        </w:rPr>
-        <w:t>vs</w:t>
-      </w:r>
-      <w:proofErr w:type="spellEnd"/>
-      <w:r>
-        <w:rPr>
-          <w:i/>
-          <w:iCs/>
-          <w:sz w:val="18"/>
-          <w:szCs w:val="18"/>
-        </w:rPr>
-        <w:t xml:space="preserve"> desempenho preditivo (</w:t>
-      </w:r>
-      <w:proofErr w:type="spellStart"/>
-      <w:r>
-        <w:rPr>
-          <w:i/>
-          <w:iCs/>
-          <w:sz w:val="18"/>
-          <w:szCs w:val="18"/>
-        </w:rPr>
-        <w:t>LightGBM</w:t>
-      </w:r>
-      <w:proofErr w:type="spellEnd"/>
-      <w:r>
-        <w:rPr>
-          <w:i/>
-          <w:iCs/>
-          <w:sz w:val="18"/>
-          <w:szCs w:val="18"/>
-        </w:rPr>
-        <w:t>).</w:t>
+        <w:t>Figura 4: Qualidade da imputacao vs desempenho preditivo (LightGBM).</w:t>
       </w:r>
     </w:p>
     <w:p>
@@ -8790,15 +7177,7 @@
         <w:t>imputação</w:t>
       </w:r>
       <w:r>
-        <w:t xml:space="preserve"> e melhor </w:t>
-      </w:r>
-      <w:proofErr w:type="spellStart"/>
-      <w:r>
-        <w:t>Weighted</w:t>
-      </w:r>
-      <w:proofErr w:type="spellEnd"/>
-      <w:r>
-        <w:t xml:space="preserve"> F1 — os pontos se distribuem horizontalmente sem </w:t>
+        <w:t xml:space="preserve"> e melhor Weighted F1 — os pontos se distribuem horizontalmente sem </w:t>
       </w:r>
       <w:r>
         <w:t>padrão</w:t>
@@ -8810,15 +7189,7 @@
         <w:t>regressão</w:t>
       </w:r>
       <w:r>
-        <w:t xml:space="preserve">, observa-se que o </w:t>
-      </w:r>
-      <w:proofErr w:type="spellStart"/>
-      <w:r>
-        <w:t>miceforest</w:t>
-      </w:r>
-      <w:proofErr w:type="spellEnd"/>
-      <w:r>
-        <w:t xml:space="preserve"> (pontos marrons) concentra-se em </w:t>
+        <w:t xml:space="preserve">, observa-se que o miceforest (pontos marrons) concentra-se em </w:t>
       </w:r>
       <w:r>
         <w:t>regiões</w:t>
@@ -8868,7 +7239,13 @@
         <w:pStyle w:val="Ttulo2"/>
       </w:pPr>
       <w:r>
-        <w:t>5.5 Comparação entre modelos</w:t>
+        <w:t>5.</w:t>
+      </w:r>
+      <w:r>
+        <w:t>6</w:t>
+      </w:r>
+      <w:r>
+        <w:t xml:space="preserve"> Comparação entre modelos</w:t>
       </w:r>
     </w:p>
     <w:p>
@@ -8877,53 +7254,13 @@
         <w:jc w:val="both"/>
       </w:pPr>
       <w:r>
-        <w:t xml:space="preserve">Para classificação, o </w:t>
-      </w:r>
-      <w:proofErr w:type="spellStart"/>
-      <w:r>
-        <w:t>LightGBM</w:t>
-      </w:r>
-      <w:proofErr w:type="spellEnd"/>
-      <w:r>
-        <w:t xml:space="preserve"> obteve a melhor acurácia </w:t>
+        <w:t xml:space="preserve">Para classificação, o LightGBM obteve a melhor acurácia </w:t>
       </w:r>
       <w:r>
         <w:t>média</w:t>
       </w:r>
       <w:r>
-        <w:t xml:space="preserve"> (0.828), seguido pelo Random Forest (0.809) e Regressão Logística (0.806). Para regressão, o Random Forest obteve o melhor R2 médio (0.787), seguido pela Ridge </w:t>
-      </w:r>
-      <w:proofErr w:type="spellStart"/>
-      <w:r>
-        <w:t>Regression</w:t>
-      </w:r>
-      <w:proofErr w:type="spellEnd"/>
-      <w:r>
-        <w:t xml:space="preserve"> (0.740) e pelo </w:t>
-      </w:r>
-      <w:proofErr w:type="spellStart"/>
-      <w:r>
-        <w:t>LightGBM</w:t>
-      </w:r>
-      <w:proofErr w:type="spellEnd"/>
-      <w:r>
-        <w:t xml:space="preserve"> (0.707). O resultado inesperado do </w:t>
-      </w:r>
-      <w:proofErr w:type="spellStart"/>
-      <w:r>
-        <w:t>LightGBM</w:t>
-      </w:r>
-      <w:proofErr w:type="spellEnd"/>
-      <w:r>
-        <w:t xml:space="preserve"> em regressão deve-se ao forte impacto do MNAR no </w:t>
-      </w:r>
-      <w:proofErr w:type="spellStart"/>
-      <w:r>
-        <w:t>air_quality_uci</w:t>
-      </w:r>
-      <w:proofErr w:type="spellEnd"/>
-      <w:r>
-        <w:t>, que distorce a média.</w:t>
+        <w:t xml:space="preserve"> (0.828), seguido pelo Random Forest (0.809) e Regressão Logística (0.806). Para regressão, o Random Forest obteve o melhor R2 médio (0.787), seguido pela Ridge Regression (0.740) e pelo LightGBM (0.707). O resultado inesperado do LightGBM em regressão deve-se ao forte impacto do MNAR no air_quality_uci, que distorce a média.</w:t>
       </w:r>
     </w:p>
     <w:p/>
@@ -9025,37 +7362,13 @@
         <w:t>ausência</w:t>
       </w:r>
       <w:r>
-        <w:t xml:space="preserve"> sob MCAR. O </w:t>
-      </w:r>
-      <w:proofErr w:type="spellStart"/>
-      <w:r>
-        <w:t>LightGBM</w:t>
-      </w:r>
-      <w:proofErr w:type="spellEnd"/>
-      <w:r>
-        <w:t xml:space="preserve"> domina em </w:t>
+        <w:t xml:space="preserve"> sob MCAR. O LightGBM domina em </w:t>
       </w:r>
       <w:r>
         <w:t>classificação</w:t>
       </w:r>
       <w:r>
-        <w:t xml:space="preserve"> (</w:t>
-      </w:r>
-      <w:proofErr w:type="spellStart"/>
-      <w:r>
-        <w:t>adult</w:t>
-      </w:r>
-      <w:proofErr w:type="spellEnd"/>
-      <w:r>
-        <w:t xml:space="preserve"> e </w:t>
-      </w:r>
-      <w:proofErr w:type="spellStart"/>
-      <w:r>
-        <w:t>bank_marketing</w:t>
-      </w:r>
-      <w:proofErr w:type="spellEnd"/>
-      <w:r>
-        <w:t xml:space="preserve">) em todos os </w:t>
+        <w:t xml:space="preserve"> (adult e bank_marketing) em todos os </w:t>
       </w:r>
       <w:r>
         <w:t>níveis</w:t>
@@ -9073,53 +7386,13 @@
         <w:t>estável</w:t>
       </w:r>
       <w:r>
-        <w:t xml:space="preserve"> que o </w:t>
-      </w:r>
-      <w:proofErr w:type="spellStart"/>
-      <w:r>
-        <w:t>LightGBM</w:t>
-      </w:r>
-      <w:proofErr w:type="spellEnd"/>
-      <w:r>
-        <w:t xml:space="preserve"> no </w:t>
-      </w:r>
-      <w:proofErr w:type="spellStart"/>
-      <w:r>
-        <w:t>air_quality_uci</w:t>
-      </w:r>
-      <w:proofErr w:type="spellEnd"/>
-      <w:r>
-        <w:t xml:space="preserve">, onde o </w:t>
-      </w:r>
-      <w:proofErr w:type="spellStart"/>
-      <w:r>
-        <w:t>LightGBM</w:t>
-      </w:r>
-      <w:proofErr w:type="spellEnd"/>
-      <w:r>
-        <w:t xml:space="preserve"> sofre queda abrupta de R2 a partir de 25% de </w:t>
+        <w:t xml:space="preserve"> que o LightGBM no air_quality_uci, onde o LightGBM sofre queda abrupta de R2 a partir de 25% de </w:t>
       </w:r>
       <w:r>
         <w:t>ausência</w:t>
       </w:r>
       <w:r>
-        <w:t xml:space="preserve">. O </w:t>
-      </w:r>
-      <w:proofErr w:type="spellStart"/>
-      <w:r>
-        <w:t>communities_crime</w:t>
-      </w:r>
-      <w:proofErr w:type="spellEnd"/>
-      <w:r>
-        <w:t xml:space="preserve"> apresenta comportamento similar entre os modelos, com ligeira vantagem do </w:t>
-      </w:r>
-      <w:proofErr w:type="spellStart"/>
-      <w:r>
-        <w:t>LightGBM</w:t>
-      </w:r>
-      <w:proofErr w:type="spellEnd"/>
-      <w:r>
-        <w:t xml:space="preserve"> nas taxas mais baixas.</w:t>
+        <w:t>. O communities_crime apresenta comportamento similar entre os modelos, com ligeira vantagem do LightGBM nas taxas mais baixas.</w:t>
       </w:r>
     </w:p>
     <w:p>
@@ -9144,55 +7417,7 @@
         <w:jc w:val="both"/>
       </w:pPr>
       <w:r>
-        <w:t xml:space="preserve">Não. O comportamento varia significativamente por </w:t>
-      </w:r>
-      <w:proofErr w:type="spellStart"/>
-      <w:r>
-        <w:t>dataset</w:t>
-      </w:r>
-      <w:proofErr w:type="spellEnd"/>
-      <w:r>
-        <w:t xml:space="preserve">. No </w:t>
-      </w:r>
-      <w:proofErr w:type="spellStart"/>
-      <w:r>
-        <w:t>adult</w:t>
-      </w:r>
-      <w:proofErr w:type="spellEnd"/>
-      <w:r>
-        <w:t xml:space="preserve"> e </w:t>
-      </w:r>
-      <w:proofErr w:type="spellStart"/>
-      <w:r>
-        <w:t>bank_marketing</w:t>
-      </w:r>
-      <w:proofErr w:type="spellEnd"/>
-      <w:r>
-        <w:t xml:space="preserve">, as diferenças entre mecanismos foram pequenas (menos de 2 pontos de acurácia). Já no </w:t>
-      </w:r>
-      <w:proofErr w:type="spellStart"/>
-      <w:r>
-        <w:t>air_quality_uci</w:t>
-      </w:r>
-      <w:proofErr w:type="spellEnd"/>
-      <w:r>
-        <w:t xml:space="preserve">, o MNAR causou uma queda drástica no R2 (0.538 </w:t>
-      </w:r>
-      <w:proofErr w:type="spellStart"/>
-      <w:r>
-        <w:t>vs</w:t>
-      </w:r>
-      <w:proofErr w:type="spellEnd"/>
-      <w:r>
-        <w:t xml:space="preserve"> 0.901 no MCAR), demonstrando que o mecanismo mais prejudicial depende fortemente das características do </w:t>
-      </w:r>
-      <w:proofErr w:type="spellStart"/>
-      <w:r>
-        <w:t>dataset</w:t>
-      </w:r>
-      <w:proofErr w:type="spellEnd"/>
-      <w:r>
-        <w:t>.</w:t>
+        <w:t>Não. O comportamento varia significativamente por dataset. No adult e bank_marketing, as diferenças entre mecanismos foram pequenas (menos de 2 pontos de acurácia). Já no air_quality_uci, o MNAR causou uma queda drástica no R2 (0.538 vs 0.901 no MCAR), demonstrando que o mecanismo mais prejudicial depende fortemente das características do dataset.</w:t>
       </w:r>
     </w:p>
     <w:p>
@@ -9200,15 +7425,7 @@
         <w:pStyle w:val="Ttulo2"/>
       </w:pPr>
       <w:r>
-        <w:t xml:space="preserve">Pergunta 2: Quais </w:t>
-      </w:r>
-      <w:proofErr w:type="spellStart"/>
-      <w:r>
-        <w:t>datasets</w:t>
-      </w:r>
-      <w:proofErr w:type="spellEnd"/>
-      <w:r>
-        <w:t xml:space="preserve"> foram mais sensíveis ao aumento do percentual de nulos?</w:t>
+        <w:t>Pergunta 2: Quais datasets foram mais sensíveis ao aumento do percentual de nulos?</w:t>
       </w:r>
     </w:p>
     <w:p>
@@ -9217,47 +7434,7 @@
         <w:jc w:val="both"/>
       </w:pPr>
       <w:r>
-        <w:t xml:space="preserve">O </w:t>
-      </w:r>
-      <w:proofErr w:type="spellStart"/>
-      <w:r>
-        <w:t>air_quality_uci</w:t>
-      </w:r>
-      <w:proofErr w:type="spellEnd"/>
-      <w:r>
-        <w:t xml:space="preserve"> foi de longe o mais sensível: queda de R2 de 0.996 para -0.108 entre 1% e 30%, uma variação de 1.104 pontos. O </w:t>
-      </w:r>
-      <w:proofErr w:type="spellStart"/>
-      <w:r>
-        <w:t>communities_crime</w:t>
-      </w:r>
-      <w:proofErr w:type="spellEnd"/>
-      <w:r>
-        <w:t xml:space="preserve"> foi o mais estável (variação de apenas 0.013). Os </w:t>
-      </w:r>
-      <w:proofErr w:type="spellStart"/>
-      <w:r>
-        <w:t>datasets</w:t>
-      </w:r>
-      <w:proofErr w:type="spellEnd"/>
-      <w:r>
-        <w:t xml:space="preserve"> de classificação apresentaram degradação moderada: </w:t>
-      </w:r>
-      <w:proofErr w:type="spellStart"/>
-      <w:r>
-        <w:t>adult</w:t>
-      </w:r>
-      <w:proofErr w:type="spellEnd"/>
-      <w:r>
-        <w:t xml:space="preserve"> perdeu 0.048 pontos de acurácia e </w:t>
-      </w:r>
-      <w:proofErr w:type="spellStart"/>
-      <w:r>
-        <w:t>bank_marketing</w:t>
-      </w:r>
-      <w:proofErr w:type="spellEnd"/>
-      <w:r>
-        <w:t xml:space="preserve"> apenas 0.026.</w:t>
+        <w:t>O air_quality_uci foi de longe o mais sensível: queda de R2 de 0.996 para -0.108 entre 1% e 30%, uma variação de 1.104 pontos. O communities_crime foi o mais estável (variação de apenas 0.013). Os datasets de classificação apresentaram degradação moderada: adult perdeu 0.048 pontos de acurácia e bank_marketing apenas 0.026.</w:t>
       </w:r>
     </w:p>
     <w:p>
@@ -9275,47 +7452,7 @@
       </w:pPr>
       <w:r>
         <w:lastRenderedPageBreak/>
-        <w:t xml:space="preserve">Sim, e de forma surpreendente os métodos simples foram os mais competitivos em geral. O </w:t>
-      </w:r>
-      <w:proofErr w:type="spellStart"/>
-      <w:r>
-        <w:t>simple_mean</w:t>
-      </w:r>
-      <w:proofErr w:type="spellEnd"/>
-      <w:r>
-        <w:t xml:space="preserve"> obteve o melhor desempenho médio em classificação (0.822 no </w:t>
-      </w:r>
-      <w:proofErr w:type="spellStart"/>
-      <w:r>
-        <w:t>adult</w:t>
-      </w:r>
-      <w:proofErr w:type="spellEnd"/>
-      <w:r>
-        <w:t xml:space="preserve">, 0.848 no </w:t>
-      </w:r>
-      <w:proofErr w:type="spellStart"/>
-      <w:r>
-        <w:t>bank_marketing</w:t>
-      </w:r>
-      <w:proofErr w:type="spellEnd"/>
-      <w:r>
-        <w:t xml:space="preserve">) e o segundo melhor em regressão (R2=0.991 no </w:t>
-      </w:r>
-      <w:proofErr w:type="spellStart"/>
-      <w:r>
-        <w:t>air_quality_uci</w:t>
-      </w:r>
-      <w:proofErr w:type="spellEnd"/>
-      <w:r>
-        <w:t xml:space="preserve">). Métodos simples são especialmente eficazes em </w:t>
-      </w:r>
-      <w:proofErr w:type="spellStart"/>
-      <w:r>
-        <w:t>datasets</w:t>
-      </w:r>
-      <w:proofErr w:type="spellEnd"/>
-      <w:r>
-        <w:t xml:space="preserve"> grandes onde a </w:t>
+        <w:t xml:space="preserve">Sim, e de forma surpreendente os métodos simples foram os mais competitivos em geral. O simple_mean obteve o melhor desempenho médio em classificação (0.822 no adult, 0.848 no bank_marketing) e o segundo melhor em regressão (R2=0.991 no air_quality_uci). Métodos simples são especialmente eficazes em datasets grandes onde a </w:t>
       </w:r>
       <w:r>
         <w:t>média</w:t>
@@ -9329,23 +7466,7 @@
         <w:pStyle w:val="Ttulo2"/>
       </w:pPr>
       <w:r>
-        <w:t xml:space="preserve">Pergunta 4: Quando </w:t>
-      </w:r>
-      <w:proofErr w:type="spellStart"/>
-      <w:r>
-        <w:t>KNNImputer</w:t>
-      </w:r>
-      <w:proofErr w:type="spellEnd"/>
-      <w:r>
-        <w:t xml:space="preserve"> ou </w:t>
-      </w:r>
-      <w:proofErr w:type="spellStart"/>
-      <w:r>
-        <w:t>IterativeImputer</w:t>
-      </w:r>
-      <w:proofErr w:type="spellEnd"/>
-      <w:r>
-        <w:t xml:space="preserve"> superaram os métodos simples?</w:t>
+        <w:t>Pergunta 4: Quando KNNImputer ou IterativeImputer superaram os métodos simples?</w:t>
       </w:r>
     </w:p>
     <w:p>
@@ -9354,79 +7475,7 @@
         <w:jc w:val="both"/>
       </w:pPr>
       <w:r>
-        <w:t xml:space="preserve">O </w:t>
-      </w:r>
-      <w:proofErr w:type="spellStart"/>
-      <w:r>
-        <w:t>IterativeImputer</w:t>
-      </w:r>
-      <w:proofErr w:type="spellEnd"/>
-      <w:r>
-        <w:t xml:space="preserve"> superou o </w:t>
-      </w:r>
-      <w:proofErr w:type="spellStart"/>
-      <w:r>
-        <w:t>simple_mean</w:t>
-      </w:r>
-      <w:proofErr w:type="spellEnd"/>
-      <w:r>
-        <w:t xml:space="preserve"> no </w:t>
-      </w:r>
-      <w:proofErr w:type="spellStart"/>
-      <w:r>
-        <w:t>communities_crime</w:t>
-      </w:r>
-      <w:proofErr w:type="spellEnd"/>
-      <w:r>
-        <w:t xml:space="preserve"> (R2=0.626 </w:t>
-      </w:r>
-      <w:proofErr w:type="spellStart"/>
-      <w:r>
-        <w:t>vs</w:t>
-      </w:r>
-      <w:proofErr w:type="spellEnd"/>
-      <w:r>
-        <w:t xml:space="preserve"> 0.620), </w:t>
-      </w:r>
-      <w:proofErr w:type="spellStart"/>
-      <w:r>
-        <w:t>dataset</w:t>
-      </w:r>
-      <w:proofErr w:type="spellEnd"/>
-      <w:r>
-        <w:t xml:space="preserve"> com muitas variáveis correlacionadas onde a imputação multivariada e mais vantajosa. O </w:t>
-      </w:r>
-      <w:proofErr w:type="spellStart"/>
-      <w:r>
-        <w:t>KNNImputer</w:t>
-      </w:r>
-      <w:proofErr w:type="spellEnd"/>
-      <w:r>
-        <w:t xml:space="preserve"> com k=7 obteve resultados próximos ao </w:t>
-      </w:r>
-      <w:proofErr w:type="spellStart"/>
-      <w:r>
-        <w:t>IterativeImputer</w:t>
-      </w:r>
-      <w:proofErr w:type="spellEnd"/>
-      <w:r>
-        <w:t xml:space="preserve"> em taxas baixas (1-5%), mas ficou atras em taxas altas. Em classificação, os ganhos do KNN e </w:t>
-      </w:r>
-      <w:proofErr w:type="spellStart"/>
-      <w:r>
-        <w:t>IterativeImputer</w:t>
-      </w:r>
-      <w:proofErr w:type="spellEnd"/>
-      <w:r>
-        <w:t xml:space="preserve"> sobre o </w:t>
-      </w:r>
-      <w:proofErr w:type="spellStart"/>
-      <w:r>
-        <w:t>simple_mean</w:t>
-      </w:r>
-      <w:proofErr w:type="spellEnd"/>
-      <w:r>
-        <w:t xml:space="preserve"> foram marginais (menos de 0.002 de acurácia).</w:t>
+        <w:t>O IterativeImputer superou o simple_mean no communities_crime (R2=0.626 vs 0.620), dataset com muitas variáveis correlacionadas onde a imputação multivariada e mais vantajosa. O KNNImputer com k=7 obteve resultados próximos ao IterativeImputer em taxas baixas (1-5%), mas ficou atras em taxas altas. Em classificação, os ganhos do KNN e IterativeImputer sobre o simple_mean foram marginais (menos de 0.002 de acurácia).</w:t>
       </w:r>
     </w:p>
     <w:p>
@@ -9443,95 +7492,7 @@
         <w:jc w:val="both"/>
       </w:pPr>
       <w:r>
-        <w:t xml:space="preserve">Não. O </w:t>
-      </w:r>
-      <w:proofErr w:type="spellStart"/>
-      <w:r>
-        <w:t>miceforest</w:t>
-      </w:r>
-      <w:proofErr w:type="spellEnd"/>
-      <w:r>
-        <w:t xml:space="preserve"> obteve desempenho inferior ao </w:t>
-      </w:r>
-      <w:proofErr w:type="spellStart"/>
-      <w:r>
-        <w:t>simple_mean</w:t>
-      </w:r>
-      <w:proofErr w:type="spellEnd"/>
-      <w:r>
-        <w:t xml:space="preserve"> em todos os </w:t>
-      </w:r>
-      <w:proofErr w:type="spellStart"/>
-      <w:r>
-        <w:t>datasets</w:t>
-      </w:r>
-      <w:proofErr w:type="spellEnd"/>
-      <w:r>
-        <w:t xml:space="preserve">: -0.014 de acurácia no </w:t>
-      </w:r>
-      <w:proofErr w:type="spellStart"/>
-      <w:r>
-        <w:t>adult</w:t>
-      </w:r>
-      <w:proofErr w:type="spellEnd"/>
-      <w:r>
-        <w:t xml:space="preserve">, -0.029 no </w:t>
-      </w:r>
-      <w:proofErr w:type="spellStart"/>
-      <w:r>
-        <w:t>bank_marketing</w:t>
-      </w:r>
-      <w:proofErr w:type="spellEnd"/>
-      <w:r>
-        <w:t xml:space="preserve">, -0.165 de R2 no </w:t>
-      </w:r>
-      <w:proofErr w:type="spellStart"/>
-      <w:r>
-        <w:t>air_quality_uci</w:t>
-      </w:r>
-      <w:proofErr w:type="spellEnd"/>
-      <w:r>
-        <w:t xml:space="preserve"> e -0.023 no </w:t>
-      </w:r>
-      <w:proofErr w:type="spellStart"/>
-      <w:r>
-        <w:t>communities_crime</w:t>
-      </w:r>
-      <w:proofErr w:type="spellEnd"/>
-      <w:r>
-        <w:t xml:space="preserve">. Além disso, o </w:t>
-      </w:r>
-      <w:proofErr w:type="spellStart"/>
-      <w:r>
-        <w:t>miceforest</w:t>
-      </w:r>
-      <w:proofErr w:type="spellEnd"/>
-      <w:r>
-        <w:t xml:space="preserve"> também obteve o pior MAE de imputação (18.560 </w:t>
-      </w:r>
-      <w:proofErr w:type="spellStart"/>
-      <w:r>
-        <w:t>vs</w:t>
-      </w:r>
-      <w:proofErr w:type="spellEnd"/>
-      <w:r>
-        <w:t xml:space="preserve"> 12.740 do </w:t>
-      </w:r>
-      <w:proofErr w:type="spellStart"/>
-      <w:r>
-        <w:t>simple_median</w:t>
-      </w:r>
-      <w:proofErr w:type="spellEnd"/>
-      <w:r>
-        <w:t xml:space="preserve"> no </w:t>
-      </w:r>
-      <w:proofErr w:type="spellStart"/>
-      <w:r>
-        <w:t>adult</w:t>
-      </w:r>
-      <w:proofErr w:type="spellEnd"/>
-      <w:r>
-        <w:t>). O custo computacional muito maior não se traduziu em ganho de desempenho.</w:t>
+        <w:t>Não. O miceforest obteve desempenho inferior ao simple_mean em todos os datasets: -0.014 de acurácia no adult, -0.029 no bank_marketing, -0.165 de R2 no air_quality_uci e -0.023 no communities_crime. Além disso, o miceforest também obteve o pior MAE de imputação (18.560 vs 12.740 do simple_median no adult). O custo computacional muito maior não se traduziu em ganho de desempenho.</w:t>
       </w:r>
     </w:p>
     <w:p>
@@ -9548,47 +7509,7 @@
         <w:jc w:val="both"/>
       </w:pPr>
       <w:r>
-        <w:t xml:space="preserve">Não. A correlação entre MAE de imputação e acurácia preditiva no </w:t>
-      </w:r>
-      <w:proofErr w:type="spellStart"/>
-      <w:r>
-        <w:t>adult</w:t>
-      </w:r>
-      <w:proofErr w:type="spellEnd"/>
-      <w:r>
-        <w:t xml:space="preserve"> foi de apenas -0.099, praticamente nula. O </w:t>
-      </w:r>
-      <w:proofErr w:type="spellStart"/>
-      <w:r>
-        <w:t>simple_median</w:t>
-      </w:r>
-      <w:proofErr w:type="spellEnd"/>
-      <w:r>
-        <w:t xml:space="preserve"> obteve o menor MAE de </w:t>
-      </w:r>
-      <w:proofErr w:type="spellStart"/>
-      <w:r>
-        <w:t>imputacao</w:t>
-      </w:r>
-      <w:proofErr w:type="spellEnd"/>
-      <w:r>
-        <w:t xml:space="preserve"> (12.740) mas ficou em 3o lugar em acurácia. O </w:t>
-      </w:r>
-      <w:proofErr w:type="spellStart"/>
-      <w:r>
-        <w:t>miceforest</w:t>
-      </w:r>
-      <w:proofErr w:type="spellEnd"/>
-      <w:r>
-        <w:t xml:space="preserve"> teve o pior MAE de imputação (18.560) e também o pior desempenho preditivo, mas por razões diferentes: o </w:t>
-      </w:r>
-      <w:proofErr w:type="spellStart"/>
-      <w:r>
-        <w:t>miceforest</w:t>
-      </w:r>
-      <w:proofErr w:type="spellEnd"/>
-      <w:r>
-        <w:t xml:space="preserve"> subamostra colunas, o que pode introduzir ruido sistemático.</w:t>
+        <w:t>Não. A correlação entre MAE de imputação e acurácia preditiva no adult foi de apenas -0.099, praticamente nula. O simple_median obteve o menor MAE de imputacao (12.740) mas ficou em 3o lugar em acurácia. O miceforest teve o pior MAE de imputação (18.560) e também o pior desempenho preditivo, mas por razões diferentes: o miceforest subamostra colunas, o que pode introduzir ruido sistemático.</w:t>
       </w:r>
     </w:p>
     <w:p>
@@ -9605,55 +7526,7 @@
         <w:jc w:val="both"/>
       </w:pPr>
       <w:r>
-        <w:t xml:space="preserve">Parcialmente. O </w:t>
-      </w:r>
-      <w:proofErr w:type="spellStart"/>
-      <w:r>
-        <w:t>LightGBM</w:t>
-      </w:r>
-      <w:proofErr w:type="spellEnd"/>
-      <w:r>
-        <w:t xml:space="preserve"> foi o melhor modelo em classificação, confirmando seu status de estado da arte em dados tabulares. Em regressão, porém, o Random Forest superou o </w:t>
-      </w:r>
-      <w:proofErr w:type="spellStart"/>
-      <w:r>
-        <w:t>LightGBM</w:t>
-      </w:r>
-      <w:proofErr w:type="spellEnd"/>
-      <w:r>
-        <w:t xml:space="preserve">, especialmente no </w:t>
-      </w:r>
-      <w:proofErr w:type="spellStart"/>
-      <w:r>
-        <w:t>air_quality_uci</w:t>
-      </w:r>
-      <w:proofErr w:type="spellEnd"/>
-      <w:r>
-        <w:t xml:space="preserve">. As conclusões sobre os imputadores se mantiveram independentemente do modelo escolhido: </w:t>
-      </w:r>
-      <w:proofErr w:type="spellStart"/>
-      <w:r>
-        <w:t>simple_mean</w:t>
-      </w:r>
-      <w:proofErr w:type="spellEnd"/>
-      <w:r>
-        <w:t xml:space="preserve"> e </w:t>
-      </w:r>
-      <w:proofErr w:type="spellStart"/>
-      <w:r>
-        <w:t>iterative</w:t>
-      </w:r>
-      <w:proofErr w:type="spellEnd"/>
-      <w:r>
-        <w:t xml:space="preserve"> foram consistentemente superiores ao </w:t>
-      </w:r>
-      <w:proofErr w:type="spellStart"/>
-      <w:r>
-        <w:t>miceforest</w:t>
-      </w:r>
-      <w:proofErr w:type="spellEnd"/>
-      <w:r>
-        <w:t>.</w:t>
+        <w:t>Parcialmente. O LightGBM foi o melhor modelo em classificação, confirmando seu status de estado da arte em dados tabulares. Em regressão, porém, o Random Forest superou o LightGBM, especialmente no air_quality_uci. As conclusões sobre os imputadores se mantiveram independentemente do modelo escolhido: simple_mean e iterative foram consistentemente superiores ao miceforest.</w:t>
       </w:r>
     </w:p>
     <w:p>
@@ -9670,63 +7543,7 @@
         <w:jc w:val="both"/>
       </w:pPr>
       <w:r>
-        <w:t xml:space="preserve">Sim. Os </w:t>
-      </w:r>
-      <w:proofErr w:type="spellStart"/>
-      <w:r>
-        <w:t>datasets</w:t>
-      </w:r>
-      <w:proofErr w:type="spellEnd"/>
-      <w:r>
-        <w:t xml:space="preserve"> de classificação foram mais robustos a valores ausentes, com degradação moderada e comportamento mais previsível. Os </w:t>
-      </w:r>
-      <w:proofErr w:type="spellStart"/>
-      <w:r>
-        <w:t>datasets</w:t>
-      </w:r>
-      <w:proofErr w:type="spellEnd"/>
-      <w:r>
-        <w:t xml:space="preserve"> de regressão, especialmente o </w:t>
-      </w:r>
-      <w:proofErr w:type="spellStart"/>
-      <w:r>
-        <w:t>air_quality_uci</w:t>
-      </w:r>
-      <w:proofErr w:type="spellEnd"/>
-      <w:r>
-        <w:t xml:space="preserve">, foram muito mais sensíveis - particularmente ao mecanismo MNAR. O </w:t>
-      </w:r>
-      <w:proofErr w:type="spellStart"/>
-      <w:r>
-        <w:t>dropna</w:t>
-      </w:r>
-      <w:proofErr w:type="spellEnd"/>
-      <w:r>
-        <w:t xml:space="preserve"> foi especialmente prejudicial em regressão (R2=-0.900 em média no </w:t>
-      </w:r>
-      <w:proofErr w:type="spellStart"/>
-      <w:r>
-        <w:t>air_quality_uci</w:t>
-      </w:r>
-      <w:proofErr w:type="spellEnd"/>
-      <w:r>
-        <w:t xml:space="preserve"> </w:t>
-      </w:r>
-      <w:proofErr w:type="spellStart"/>
-      <w:r>
-        <w:t>vs</w:t>
-      </w:r>
-      <w:proofErr w:type="spellEnd"/>
-      <w:r>
-        <w:t xml:space="preserve"> 0.807 em classificação no </w:t>
-      </w:r>
-      <w:proofErr w:type="spellStart"/>
-      <w:r>
-        <w:t>adult</w:t>
-      </w:r>
-      <w:proofErr w:type="spellEnd"/>
-      <w:r>
-        <w:t>).</w:t>
+        <w:t>Sim. Os datasets de classificação foram mais robustos a valores ausentes, com degradação moderada e comportamento mais previsível. Os datasets de regressão, especialmente o air_quality_uci, foram muito mais sensíveis - particularmente ao mecanismo MNAR. O dropna foi especialmente prejudicial em regressão (R2=-0.900 em média no air_quality_uci vs 0.807 em classificação no adult).</w:t>
       </w:r>
     </w:p>
     <w:p>
@@ -9743,63 +7560,7 @@
         <w:jc w:val="both"/>
       </w:pPr>
       <w:r>
-        <w:t xml:space="preserve">Dois resultados foram inesperados. Primeiro, o </w:t>
-      </w:r>
-      <w:proofErr w:type="spellStart"/>
-      <w:r>
-        <w:t>miceforest</w:t>
-      </w:r>
-      <w:proofErr w:type="spellEnd"/>
-      <w:r>
-        <w:t xml:space="preserve"> - método sofisticado baseado em Random </w:t>
-      </w:r>
-      <w:proofErr w:type="spellStart"/>
-      <w:r>
-        <w:t>Forests</w:t>
-      </w:r>
-      <w:proofErr w:type="spellEnd"/>
-      <w:r>
-        <w:t xml:space="preserve"> - obteve desempenho consistentemente inferior ao </w:t>
-      </w:r>
-      <w:proofErr w:type="spellStart"/>
-      <w:r>
-        <w:t>simple_mean</w:t>
-      </w:r>
-      <w:proofErr w:type="spellEnd"/>
-      <w:r>
-        <w:t xml:space="preserve">. Isso pode ser explicado pelo limite de </w:t>
-      </w:r>
-      <w:proofErr w:type="spellStart"/>
-      <w:r>
-        <w:t>max_cols</w:t>
-      </w:r>
-      <w:proofErr w:type="spellEnd"/>
-      <w:r>
-        <w:t xml:space="preserve">=30 (necessário por limitação computacional) e </w:t>
-      </w:r>
-      <w:proofErr w:type="spellStart"/>
-      <w:r>
-        <w:t>iterations</w:t>
-      </w:r>
-      <w:proofErr w:type="spellEnd"/>
-      <w:r>
-        <w:t xml:space="preserve">=1, que podem não ser suficientes para capturar toda a estrutura multivariada. Segundo o </w:t>
-      </w:r>
-      <w:proofErr w:type="spellStart"/>
-      <w:r>
-        <w:t>dropna</w:t>
-      </w:r>
-      <w:proofErr w:type="spellEnd"/>
-      <w:r>
-        <w:t xml:space="preserve"> com MNAR em alta taxa (30%) chegou a R2=-0.900 no </w:t>
-      </w:r>
-      <w:proofErr w:type="spellStart"/>
-      <w:r>
-        <w:t>air_quality_uci</w:t>
-      </w:r>
-      <w:proofErr w:type="spellEnd"/>
-      <w:r>
-        <w:t xml:space="preserve">, </w:t>
+        <w:t xml:space="preserve">Dois resultados foram inesperados. Primeiro, o miceforest - método sofisticado baseado em Random Forests - obteve desempenho consistentemente inferior ao simple_mean. Isso pode ser explicado pelo limite de max_cols=30 (necessário por limitação computacional) e iterations=1, que podem não ser suficientes para capturar toda a estrutura multivariada. Segundo o dropna com MNAR em alta taxa (30%) chegou a R2=-0.900 no air_quality_uci, </w:t>
       </w:r>
       <w:r>
         <w:lastRenderedPageBreak/>
@@ -9830,23 +7591,7 @@
         <w:spacing w:before="40" w:after="40"/>
       </w:pPr>
       <w:r>
-        <w:t xml:space="preserve">Limitações dos </w:t>
-      </w:r>
-      <w:proofErr w:type="spellStart"/>
-      <w:r>
-        <w:t>datasets</w:t>
-      </w:r>
-      <w:proofErr w:type="spellEnd"/>
-      <w:r>
-        <w:t xml:space="preserve">: apenas 4 </w:t>
-      </w:r>
-      <w:proofErr w:type="spellStart"/>
-      <w:r>
-        <w:t>datasets</w:t>
-      </w:r>
-      <w:proofErr w:type="spellEnd"/>
-      <w:r>
-        <w:t xml:space="preserve"> foram avaliados, podendo não ser representativos de todos os contextos.</w:t>
+        <w:t>Limitações dos datasets: apenas 4 datasets foram avaliados, podendo não ser representativos de todos os contextos.</w:t>
       </w:r>
     </w:p>
     <w:p>
@@ -9872,31 +7617,7 @@
         <w:spacing w:before="40" w:after="40"/>
       </w:pPr>
       <w:r>
-        <w:t xml:space="preserve">Custo computacional: o </w:t>
-      </w:r>
-      <w:proofErr w:type="spellStart"/>
-      <w:r>
-        <w:t>miceforest</w:t>
-      </w:r>
-      <w:proofErr w:type="spellEnd"/>
-      <w:r>
-        <w:t xml:space="preserve"> foi executado com </w:t>
-      </w:r>
-      <w:proofErr w:type="spellStart"/>
-      <w:r>
-        <w:t>iterations</w:t>
-      </w:r>
-      <w:proofErr w:type="spellEnd"/>
-      <w:r>
-        <w:t xml:space="preserve">=1 e </w:t>
-      </w:r>
-      <w:proofErr w:type="spellStart"/>
-      <w:r>
-        <w:t>max_cols</w:t>
-      </w:r>
-      <w:proofErr w:type="spellEnd"/>
-      <w:r>
-        <w:t>=30, configurações reduzidas em relação ao ideal.</w:t>
+        <w:t>Custo computacional: o miceforest foi executado com iterations=1 e max_cols=30, configurações reduzidas em relação ao ideal.</w:t>
       </w:r>
     </w:p>
     <w:p>
@@ -9909,15 +7630,7 @@
         <w:spacing w:before="40" w:after="40"/>
       </w:pPr>
       <w:r>
-        <w:t xml:space="preserve">Sensibilidade a hiper parâmetros: os modelos preditivos foram usados com configurações padrão, sem otimização de hiper parâmetros por </w:t>
-      </w:r>
-      <w:proofErr w:type="spellStart"/>
-      <w:r>
-        <w:t>dataset</w:t>
-      </w:r>
-      <w:proofErr w:type="spellEnd"/>
-      <w:r>
-        <w:t>.</w:t>
+        <w:t>Sensibilidade a hiper parâmetros: os modelos preditivos foram usados com configurações padrão, sem otimização de hiper parâmetros por dataset.</w:t>
       </w:r>
     </w:p>
     <w:p>
@@ -9930,23 +7643,7 @@
         <w:spacing w:before="40" w:after="40"/>
       </w:pPr>
       <w:r>
-        <w:t xml:space="preserve">Variabilidade entre </w:t>
-      </w:r>
-      <w:proofErr w:type="spellStart"/>
-      <w:r>
-        <w:t>seeds</w:t>
-      </w:r>
-      <w:proofErr w:type="spellEnd"/>
-      <w:r>
-        <w:t xml:space="preserve">: apesar de 3 </w:t>
-      </w:r>
-      <w:proofErr w:type="spellStart"/>
-      <w:r>
-        <w:t>seeds</w:t>
-      </w:r>
-      <w:proofErr w:type="spellEnd"/>
-      <w:r>
-        <w:t>, alguns cenários apresentaram alta variância, especialmente com MNAR em taxas altas.</w:t>
+        <w:t>Variabilidade entre seeds: apesar de 3 seeds, alguns cenários apresentaram alta variância, especialmente com MNAR em taxas altas.</w:t>
       </w:r>
     </w:p>
     <w:p>
@@ -9963,15 +7660,7 @@
         <w:jc w:val="both"/>
       </w:pPr>
       <w:r>
-        <w:t xml:space="preserve">Este trabalho avaliou 10 técnicas de imputação em 4 </w:t>
-      </w:r>
-      <w:proofErr w:type="spellStart"/>
-      <w:r>
-        <w:t>datasets</w:t>
-      </w:r>
-      <w:proofErr w:type="spellEnd"/>
-      <w:r>
-        <w:t>, 3 mecanismos e 7 taxas de ausência, totalizando 7.386 configurações. Os principais achados são:</w:t>
+        <w:t>Este trabalho avaliou 10 técnicas de imputação em 4 datasets, 3 mecanismos e 7 taxas de ausência, totalizando 7.386 configurações. Os principais achados são:</w:t>
       </w:r>
     </w:p>
     <w:p>
@@ -9984,31 +7673,7 @@
         <w:spacing w:before="40" w:after="40"/>
       </w:pPr>
       <w:r>
-        <w:t>Métodos simples (</w:t>
-      </w:r>
-      <w:proofErr w:type="spellStart"/>
-      <w:r>
-        <w:t>simple_mean</w:t>
-      </w:r>
-      <w:proofErr w:type="spellEnd"/>
-      <w:r>
-        <w:t xml:space="preserve">, </w:t>
-      </w:r>
-      <w:proofErr w:type="spellStart"/>
-      <w:r>
-        <w:t>simple_median</w:t>
-      </w:r>
-      <w:proofErr w:type="spellEnd"/>
-      <w:r>
-        <w:t xml:space="preserve">) foram surpreendentemente competitivos, superando o </w:t>
-      </w:r>
-      <w:proofErr w:type="spellStart"/>
-      <w:r>
-        <w:t>miceforest</w:t>
-      </w:r>
-      <w:proofErr w:type="spellEnd"/>
-      <w:r>
-        <w:t xml:space="preserve"> em todos os cenários avaliados.</w:t>
+        <w:t>Métodos simples (simple_mean, simple_median) foram surpreendentemente competitivos, superando o miceforest em todos os cenários avaliados.</w:t>
       </w:r>
     </w:p>
     <w:p>
@@ -10034,15 +7699,7 @@
         <w:spacing w:before="40" w:after="40"/>
       </w:pPr>
       <w:r>
-        <w:t xml:space="preserve">O </w:t>
-      </w:r>
-      <w:proofErr w:type="spellStart"/>
-      <w:r>
-        <w:t>dropna</w:t>
-      </w:r>
-      <w:proofErr w:type="spellEnd"/>
-      <w:r>
-        <w:t xml:space="preserve"> e perigoso em taxas altas: com 30% de ausência e MNAR, pode levar a R2 negativo em regressão.</w:t>
+        <w:t>O dropna e perigoso em taxas altas: com 30% de ausência e MNAR, pode levar a R2 negativo em regressão.</w:t>
       </w:r>
     </w:p>
     <w:p>
@@ -10068,15 +7725,7 @@
         <w:spacing w:before="40" w:after="40"/>
       </w:pPr>
       <w:r>
-        <w:t xml:space="preserve">O </w:t>
-      </w:r>
-      <w:proofErr w:type="spellStart"/>
-      <w:r>
-        <w:t>LightGBM</w:t>
-      </w:r>
-      <w:proofErr w:type="spellEnd"/>
-      <w:r>
-        <w:t xml:space="preserve"> foi o melhor modelo para classificação; o Random Forest para regressão.</w:t>
+        <w:t>O LightGBM foi o melhor modelo para classificação; o Random Forest para regressão.</w:t>
       </w:r>
     </w:p>
     <w:p>
@@ -10085,55 +7734,7 @@
         <w:jc w:val="both"/>
       </w:pPr>
       <w:r>
-        <w:t xml:space="preserve">Recomendação prática: em cenários com restrição computacional, o </w:t>
-      </w:r>
-      <w:proofErr w:type="spellStart"/>
-      <w:r>
-        <w:t>SimpleImputer</w:t>
-      </w:r>
-      <w:proofErr w:type="spellEnd"/>
-      <w:r>
-        <w:t xml:space="preserve"> com </w:t>
-      </w:r>
-      <w:proofErr w:type="spellStart"/>
-      <w:r>
-        <w:t>mean</w:t>
-      </w:r>
-      <w:proofErr w:type="spellEnd"/>
-      <w:r>
-        <w:t xml:space="preserve"> ou </w:t>
-      </w:r>
-      <w:proofErr w:type="spellStart"/>
-      <w:r>
-        <w:t>median</w:t>
-      </w:r>
-      <w:proofErr w:type="spellEnd"/>
-      <w:r>
-        <w:t xml:space="preserve"> e uma escolha robusta e eficiente. Métodos mais sofisticados como KNN e </w:t>
-      </w:r>
-      <w:proofErr w:type="spellStart"/>
-      <w:r>
-        <w:t>IterativeImputer</w:t>
-      </w:r>
-      <w:proofErr w:type="spellEnd"/>
-      <w:r>
-        <w:t xml:space="preserve"> trazem ganhos marginais em </w:t>
-      </w:r>
-      <w:proofErr w:type="spellStart"/>
-      <w:r>
-        <w:t>datasets</w:t>
-      </w:r>
-      <w:proofErr w:type="spellEnd"/>
-      <w:r>
-        <w:t xml:space="preserve"> com alta correlação entre variáveis. O </w:t>
-      </w:r>
-      <w:proofErr w:type="spellStart"/>
-      <w:r>
-        <w:t>miceforest</w:t>
-      </w:r>
-      <w:proofErr w:type="spellEnd"/>
-      <w:r>
-        <w:t xml:space="preserve"> requer configuração mais cuidadosa (mais iterações e colunas) para superar métodos simples.</w:t>
+        <w:t>Recomendação prática: em cenários com restrição computacional, o SimpleImputer com mean ou median e uma escolha robusta e eficiente. Métodos mais sofisticados como KNN e IterativeImputer trazem ganhos marginais em datasets com alta correlação entre variáveis. O miceforest requer configuração mais cuidadosa (mais iterações e colunas) para superar métodos simples.</w:t>
       </w:r>
     </w:p>
     <w:p>
@@ -10171,15 +7772,7 @@
         </w:rPr>
       </w:pPr>
       <w:r>
-        <w:t>Este trabalho utilizou o Claude (</w:t>
-      </w:r>
-      <w:proofErr w:type="spellStart"/>
-      <w:r>
-        <w:t>Anthropic</w:t>
-      </w:r>
-      <w:proofErr w:type="spellEnd"/>
-      <w:r>
-        <w:t>) como auxílio na depuração do código Python, otimização do pipeline de execução paralela, e na estrutura do relatório.</w:t>
+        <w:t>Este trabalho utilizou o Claude (Anthropic) como auxílio na depuração do código Python, otimização do pipeline de execução paralela, e na estrutura do relatório.</w:t>
       </w:r>
     </w:p>
     <w:sectPr>
